--- a/IP_Manager_Roadmap.docx
+++ b/IP_Manager_Roadmap.docx
@@ -96,7 +96,7 @@
           <w:sz w:val="22"/>
           <w:szCs w:val="22"/>
         </w:rPr>
-        <w:t xml:space="preserve">The IP Address Manager started as a static Excel spreadsheet used to track home network assignments across servers, containers, cameras, and networking equipment. It has evolved into an interactive React web application with real-time search, editable entries, free IP claiming, and Excel export.</w:t>
+        <w:t xml:space="preserve">The IP Address Manager started as a static Excel spreadsheet used to track home network assignments across servers, containers, cameras, and networking equipment. It has evolved into an interactive React web application with real-time search, editable entries, free IP claiming, Excel export, and a built-in Settings panel so any user can configure their own network ranges without touching the source code.</w:t>
       </w:r>
     </w:p>
     <w:p>
@@ -327,7 +327,64 @@
           <w:sz w:val="22"/>
           <w:szCs w:val="22"/>
         </w:rPr>
+        <w:t xml:space="preserve">Network Settings panel — configure subnet, DHCP/static ranges, and fixed IPs via the UI — no code editing required</w:t>
+      </w:r>
+    </w:p>
+    <w:p>
+      <w:pPr>
+        <w:pStyle w:val="ListParagraph"/>
+        <w:numPr>
+          <w:ilvl w:val="0"/>
+          <w:numId w:val="2"/>
+        </w:numPr>
+        <w:spacing w:after="40" w:before="40"/>
+      </w:pPr>
+      <w:r>
+        <w:rPr>
+          <w:rFonts w:ascii="Arial" w:cs="Arial" w:eastAsia="Arial" w:hAnsi="Arial"/>
+          <w:color w:val="1E293B"/>
+          <w:sz w:val="22"/>
+          <w:szCs w:val="22"/>
+        </w:rPr>
+        <w:t xml:space="preserve">Settings persist across sessions via localStorage</w:t>
+      </w:r>
+    </w:p>
+    <w:p>
+      <w:pPr>
+        <w:pStyle w:val="ListParagraph"/>
+        <w:numPr>
+          <w:ilvl w:val="0"/>
+          <w:numId w:val="2"/>
+        </w:numPr>
+        <w:spacing w:after="40" w:before="40"/>
+      </w:pPr>
+      <w:r>
+        <w:rPr>
+          <w:rFonts w:ascii="Arial" w:cs="Arial" w:eastAsia="Arial" w:hAnsi="Arial"/>
+          <w:color w:val="1E293B"/>
+          <w:sz w:val="22"/>
+          <w:szCs w:val="22"/>
+        </w:rPr>
         <w:t xml:space="preserve">Deployed as a Vite + React project, hosted locally on npm run dev</w:t>
+      </w:r>
+    </w:p>
+    <w:p>
+      <w:pPr>
+        <w:pStyle w:val="ListParagraph"/>
+        <w:numPr>
+          <w:ilvl w:val="0"/>
+          <w:numId w:val="2"/>
+        </w:numPr>
+        <w:spacing w:after="40" w:before="40"/>
+      </w:pPr>
+      <w:r>
+        <w:rPr>
+          <w:rFonts w:ascii="Arial" w:cs="Arial" w:eastAsia="Arial" w:hAnsi="Arial"/>
+          <w:color w:val="1E293B"/>
+          <w:sz w:val="22"/>
+          <w:szCs w:val="22"/>
+        </w:rPr>
+        <w:t xml:space="preserve">LXC one-script installer for Proxmox (Ubuntu 24.04 + Nginx)</w:t>
       </w:r>
     </w:p>
     <w:p>
@@ -475,7 +532,7 @@
           <w:sz w:val="22"/>
           <w:szCs w:val="22"/>
         </w:rPr>
-        <w:t xml:space="preserve">These improvements address the most immediate limitations of v1.0 — chief among them the fact that edits are lost when the browser tab is closed. Phase 1 is low effort, high impact.</w:t>
+        <w:t xml:space="preserve">These improvements address the most immediate limitations of v1.0 — chief among them the fact that edits are lost when the browser tab is closed. Network configuration is already addressed via the Settings panel shipped in v1.0. Phase 1 is low effort, high impact.</w:t>
       </w:r>
     </w:p>
     <w:p>

--- a/IP_Manager_Roadmap.docx
+++ b/IP_Manager_Roadmap.docx
@@ -96,7 +96,7 @@
           <w:sz w:val="22"/>
           <w:szCs w:val="22"/>
         </w:rPr>
-        <w:t xml:space="preserve">The IP Address Manager started as a static Excel spreadsheet used to track home network assignments across servers, containers, cameras, and networking equipment. It has evolved into an interactive React web application with real-time search, editable entries, free IP claiming, Excel export, and a built-in Settings panel so any user can configure their own network ranges without touching the source code.</w:t>
+        <w:t xml:space="preserve">The IP Address Manager started as a static Excel spreadsheet used to track home network assignments across servers, containers, cameras, and networking equipment. It has evolved into a full-stack React web application with a SQLite backend, real-time search, editable entries, free IP claiming, Excel export, and a built-in Settings panel — deployable as a shared tool for the whole household.</w:t>
       </w:r>
     </w:p>
     <w:p>
@@ -137,7 +137,7 @@
           <w:sz w:val="36"/>
           <w:szCs w:val="36"/>
         </w:rPr>
-        <w:t xml:space="preserve">Current State (v1.0)</w:t>
+        <w:t xml:space="preserve">Current State (v1.2)</w:t>
       </w:r>
     </w:p>
     <w:p>
@@ -308,7 +308,45 @@
           <w:sz w:val="22"/>
           <w:szCs w:val="22"/>
         </w:rPr>
-        <w:t xml:space="preserve">Unsaved changes indicator</w:t>
+        <w:t xml:space="preserve">SQLite backend — shared server-side database via Node/Express API; data is consistent across all users and browsers</w:t>
+      </w:r>
+    </w:p>
+    <w:p>
+      <w:pPr>
+        <w:pStyle w:val="ListParagraph"/>
+        <w:numPr>
+          <w:ilvl w:val="0"/>
+          <w:numId w:val="2"/>
+        </w:numPr>
+        <w:spacing w:after="40" w:before="40"/>
+      </w:pPr>
+      <w:r>
+        <w:rPr>
+          <w:rFonts w:ascii="Arial" w:cs="Arial" w:eastAsia="Arial" w:hAnsi="Arial"/>
+          <w:color w:val="1E293B"/>
+          <w:sz w:val="22"/>
+          <w:szCs w:val="22"/>
+        </w:rPr>
+        <w:t xml:space="preserve">Automatic API detection — app detects the server on startup and switches to SQLite mode; falls back to localStorage for local dev</w:t>
+      </w:r>
+    </w:p>
+    <w:p>
+      <w:pPr>
+        <w:pStyle w:val="ListParagraph"/>
+        <w:numPr>
+          <w:ilvl w:val="0"/>
+          <w:numId w:val="2"/>
+        </w:numPr>
+        <w:spacing w:after="40" w:before="40"/>
+      </w:pPr>
+      <w:r>
+        <w:rPr>
+          <w:rFonts w:ascii="Arial" w:cs="Arial" w:eastAsia="Arial" w:hAnsi="Arial"/>
+          <w:color w:val="1E293B"/>
+          <w:sz w:val="22"/>
+          <w:szCs w:val="22"/>
+        </w:rPr>
+        <w:t xml:space="preserve">Persistence mode indicator in the header (SQLite vs Local)</w:t>
       </w:r>
     </w:p>
     <w:p>
@@ -346,7 +384,7 @@
           <w:sz w:val="22"/>
           <w:szCs w:val="22"/>
         </w:rPr>
-        <w:t xml:space="preserve">Settings persist across sessions via localStorage</w:t>
+        <w:t xml:space="preserve">Deployed as a Vite + React project with a separate Express API server</w:t>
       </w:r>
     </w:p>
     <w:p>
@@ -365,26 +403,7 @@
           <w:sz w:val="22"/>
           <w:szCs w:val="22"/>
         </w:rPr>
-        <w:t xml:space="preserve">Deployed as a Vite + React project, hosted locally on npm run dev</w:t>
-      </w:r>
-    </w:p>
-    <w:p>
-      <w:pPr>
-        <w:pStyle w:val="ListParagraph"/>
-        <w:numPr>
-          <w:ilvl w:val="0"/>
-          <w:numId w:val="2"/>
-        </w:numPr>
-        <w:spacing w:after="40" w:before="40"/>
-      </w:pPr>
-      <w:r>
-        <w:rPr>
-          <w:rFonts w:ascii="Arial" w:cs="Arial" w:eastAsia="Arial" w:hAnsi="Arial"/>
-          <w:color w:val="1E293B"/>
-          <w:sz w:val="22"/>
-          <w:szCs w:val="22"/>
-        </w:rPr>
-        <w:t xml:space="preserve">LXC one-script installer for Proxmox (Ubuntu 24.04 + Nginx)</w:t>
+        <w:t xml:space="preserve">LXC one-script installer for Proxmox (Ubuntu 24.04 + Nginx + systemd)</w:t>
       </w:r>
     </w:p>
     <w:p>
@@ -532,7 +551,7 @@
           <w:sz w:val="22"/>
           <w:szCs w:val="22"/>
         </w:rPr>
-        <w:t xml:space="preserve">These improvements address the most immediate limitations of v1.0 — chief among them the fact that edits are lost when the browser tab is closed. Network configuration is already addressed via the Settings panel shipped in v1.0. Phase 1 is low effort, high impact.</w:t>
+        <w:t xml:space="preserve">These improvements build on a solid v1.2 foundation. Persistence (SQLite), network configuration, and multi-user support are already shipped — Phase 1 focuses on data portability, discoverability, and power-user ergonomics. All items are low effort, high impact.</w:t>
       </w:r>
     </w:p>
     <w:p>
@@ -648,104 +667,6 @@
                 <w:szCs w:val="18"/>
               </w:rPr>
               <w:t xml:space="preserve">Impact</w:t>
-            </w:r>
-          </w:p>
-        </w:tc>
-      </w:tr>
-      <w:tr>
-        <w:tc>
-          <w:tcPr>
-            <w:tcW w:type="dxa" w:w="2800"/>
-            <w:tcBorders>
-              <w:top w:val="single" w:color="E2E8F0" w:sz="1"/>
-              <w:left w:val="single" w:color="E2E8F0" w:sz="1"/>
-              <w:bottom w:val="single" w:color="E2E8F0" w:sz="1"/>
-              <w:right w:val="single" w:color="E2E8F0" w:sz="1"/>
-            </w:tcBorders>
-            <w:shd w:fill="FFFFFF" w:val="clear"/>
-            <w:tcMar>
-              <w:top w:type="dxa" w:w="80"/>
-              <w:left w:type="dxa" w:w="120"/>
-              <w:bottom w:type="dxa" w:w="80"/>
-              <w:right w:type="dxa" w:w="120"/>
-            </w:tcMar>
-          </w:tcPr>
-          <w:p>
-            <w:r>
-              <w:rPr>
-                <w:rFonts w:ascii="Arial" w:cs="Arial" w:eastAsia="Arial" w:hAnsi="Arial"/>
-                <w:b/>
-                <w:bCs/>
-                <w:color w:val="1E293B"/>
-                <w:sz w:val="20"/>
-                <w:szCs w:val="20"/>
-              </w:rPr>
-              <w:t xml:space="preserve">Local Persistence</w:t>
-            </w:r>
-          </w:p>
-        </w:tc>
-        <w:tc>
-          <w:tcPr>
-            <w:tcW w:type="dxa" w:w="4560"/>
-            <w:tcBorders>
-              <w:top w:val="single" w:color="E2E8F0" w:sz="1"/>
-              <w:left w:val="single" w:color="E2E8F0" w:sz="1"/>
-              <w:bottom w:val="single" w:color="E2E8F0" w:sz="1"/>
-              <w:right w:val="single" w:color="E2E8F0" w:sz="1"/>
-            </w:tcBorders>
-            <w:shd w:fill="FFFFFF" w:val="clear"/>
-            <w:tcMar>
-              <w:top w:type="dxa" w:w="80"/>
-              <w:left w:type="dxa" w:w="120"/>
-              <w:bottom w:type="dxa" w:w="80"/>
-              <w:right w:type="dxa" w:w="120"/>
-            </w:tcMar>
-          </w:tcPr>
-          <w:p>
-            <w:r>
-              <w:rPr>
-                <w:rFonts w:ascii="Arial" w:cs="Arial" w:eastAsia="Arial" w:hAnsi="Arial"/>
-                <w:b w:val="false"/>
-                <w:bCs w:val="false"/>
-                <w:color w:val="1E293B"/>
-                <w:sz w:val="20"/>
-                <w:szCs w:val="20"/>
-              </w:rPr>
-              <w:t xml:space="preserve">Save all edits to localStorage so changes survive browser restarts without needing to export first.</w:t>
-            </w:r>
-          </w:p>
-        </w:tc>
-        <w:tc>
-          <w:tcPr>
-            <w:tcW w:type="dxa" w:w="2000"/>
-            <w:tcBorders>
-              <w:top w:val="single" w:color="E2E8F0" w:sz="1"/>
-              <w:left w:val="single" w:color="E2E8F0" w:sz="1"/>
-              <w:bottom w:val="single" w:color="E2E8F0" w:sz="1"/>
-              <w:right w:val="single" w:color="E2E8F0" w:sz="1"/>
-            </w:tcBorders>
-            <w:shd w:fill="CCFBF1" w:val="clear"/>
-            <w:tcMar>
-              <w:top w:type="dxa" w:w="80"/>
-              <w:left w:type="dxa" w:w="120"/>
-              <w:bottom w:type="dxa" w:w="80"/>
-              <w:right w:type="dxa" w:w="120"/>
-            </w:tcMar>
-          </w:tcPr>
-          <w:p>
-            <w:pPr>
-              <w:jc w:val="center"/>
-            </w:pPr>
-            <w:r>
-              <w:rPr>
-                <w:rFonts w:ascii="Arial" w:cs="Arial" w:eastAsia="Arial" w:hAnsi="Arial"/>
-                <w:b/>
-                <w:bCs/>
-                <w:color w:val="0D9488"/>
-                <w:sz w:val="18"/>
-                <w:szCs w:val="18"/>
-              </w:rPr>
-              <w:t xml:space="preserve">HIGH</w:t>
             </w:r>
           </w:p>
         </w:tc>
@@ -3688,7 +3609,7 @@
                 <w:sz w:val="20"/>
                 <w:szCs w:val="20"/>
               </w:rPr>
-              <w:t xml:space="preserve">Local Persistence</w:t>
+              <w:t xml:space="preserve">Import from Excel</w:t>
             </w:r>
           </w:p>
         </w:tc>
@@ -3717,7 +3638,7 @@
                 <w:sz w:val="20"/>
                 <w:szCs w:val="20"/>
               </w:rPr>
-              <w:t xml:space="preserve">Edits are currently lost on page close</w:t>
+              <w:t xml:space="preserve">Keeps the app in sync with the spreadsheet</w:t>
             </w:r>
           </w:p>
         </w:tc>
@@ -3850,7 +3771,7 @@
                 <w:sz w:val="20"/>
                 <w:szCs w:val="20"/>
               </w:rPr>
-              <w:t xml:space="preserve">Import from Excel</w:t>
+              <w:t xml:space="preserve">Ping / Reachability</w:t>
             </w:r>
           </w:p>
         </w:tc>
@@ -3879,7 +3800,7 @@
                 <w:sz w:val="20"/>
                 <w:szCs w:val="20"/>
               </w:rPr>
-              <w:t xml:space="preserve">Keeps the app in sync with the spreadsheet</w:t>
+              <w:t xml:space="preserve">Adds live operational awareness</w:t>
             </w:r>
           </w:p>
         </w:tc>
@@ -3911,7 +3832,7 @@
                 <w:sz w:val="20"/>
                 <w:szCs w:val="20"/>
               </w:rPr>
-              <w:t xml:space="preserve">Low</w:t>
+              <w:t xml:space="preserve">Med</w:t>
             </w:r>
           </w:p>
         </w:tc>
@@ -4012,7 +3933,7 @@
                 <w:sz w:val="20"/>
                 <w:szCs w:val="20"/>
               </w:rPr>
-              <w:t xml:space="preserve">Ping / Reachability</w:t>
+              <w:t xml:space="preserve">Proxmox Integration</w:t>
             </w:r>
           </w:p>
         </w:tc>
@@ -4041,7 +3962,7 @@
                 <w:sz w:val="20"/>
                 <w:szCs w:val="20"/>
               </w:rPr>
-              <w:t xml:space="preserve">Adds live operational awareness</w:t>
+              <w:t xml:space="preserve">Auto-discovery removes manual data entry</w:t>
             </w:r>
           </w:p>
         </w:tc>
@@ -4174,7 +4095,7 @@
                 <w:sz w:val="20"/>
                 <w:szCs w:val="20"/>
               </w:rPr>
-              <w:t xml:space="preserve">Proxmox Integration</w:t>
+              <w:t xml:space="preserve">Service Health Check</w:t>
             </w:r>
           </w:p>
         </w:tc>
@@ -4203,7 +4124,7 @@
                 <w:sz w:val="20"/>
                 <w:szCs w:val="20"/>
               </w:rPr>
-              <w:t xml:space="preserve">Auto-discovery removes manual data entry</w:t>
+              <w:t xml:space="preserve">Shows at a glance if key services are running</w:t>
             </w:r>
           </w:p>
         </w:tc>
@@ -4336,7 +4257,7 @@
                 <w:sz w:val="20"/>
                 <w:szCs w:val="20"/>
               </w:rPr>
-              <w:t xml:space="preserve">Service Health Check</w:t>
+              <w:t xml:space="preserve">Change History</w:t>
             </w:r>
           </w:p>
         </w:tc>
@@ -4365,7 +4286,7 @@
                 <w:sz w:val="20"/>
                 <w:szCs w:val="20"/>
               </w:rPr>
-              <w:t xml:space="preserve">Shows at a glance if key services are running</w:t>
+              <w:t xml:space="preserve">Audit trail for a managed network is essential</w:t>
             </w:r>
           </w:p>
         </w:tc>
@@ -4397,7 +4318,7 @@
                 <w:sz w:val="20"/>
                 <w:szCs w:val="20"/>
               </w:rPr>
-              <w:t xml:space="preserve">Med</w:t>
+              <w:t xml:space="preserve">Low</w:t>
             </w:r>
           </w:p>
         </w:tc>
@@ -4431,7 +4352,7 @@
                 <w:sz w:val="20"/>
                 <w:szCs w:val="20"/>
               </w:rPr>
-              <w:t xml:space="preserve">High</w:t>
+              <w:t xml:space="preserve">Med</w:t>
             </w:r>
           </w:p>
         </w:tc>
@@ -4498,7 +4419,7 @@
                 <w:sz w:val="20"/>
                 <w:szCs w:val="20"/>
               </w:rPr>
-              <w:t xml:space="preserve">Change History</w:t>
+              <w:t xml:space="preserve">Notes / Comments</w:t>
             </w:r>
           </w:p>
         </w:tc>
@@ -4527,7 +4448,7 @@
                 <w:sz w:val="20"/>
                 <w:szCs w:val="20"/>
               </w:rPr>
-              <w:t xml:space="preserve">Audit trail for a managed network is essential</w:t>
+              <w:t xml:space="preserve">Extra context per IP without cluttering the UI</w:t>
             </w:r>
           </w:p>
         </w:tc>

--- a/IP_Manager_Roadmap.docx
+++ b/IP_Manager_Roadmap.docx
@@ -444,7 +444,7 @@
           <w:sz w:val="36"/>
           <w:szCs w:val="36"/>
         </w:rPr>
-        <w:t xml:space="preserve">Phase 1 — Polish &amp; Persistence</w:t>
+        <w:t xml:space="preserve">Phase 1 — Polish &amp; Quick Wins</w:t>
       </w:r>
     </w:p>
     <w:p>
@@ -551,7 +551,7 @@
           <w:sz w:val="22"/>
           <w:szCs w:val="22"/>
         </w:rPr>
-        <w:t xml:space="preserve">These improvements build on a solid v1.2 foundation. Persistence (SQLite), network configuration, and multi-user support are already shipped — Phase 1 focuses on data portability, discoverability, and power-user ergonomics. All items are low effort, high impact.</w:t>
+        <w:t xml:space="preserve">These improvements build on a solid v1.2 foundation. Persistence (SQLite), network configuration, and multi-user support are already shipped. Notes and Tags have been elevated to Phase 1 based on direct user feedback — both are low effort and immediately useful.</w:t>
       </w:r>
     </w:p>
     <w:p>
@@ -699,7 +699,7 @@
                 <w:sz w:val="20"/>
                 <w:szCs w:val="20"/>
               </w:rPr>
-              <w:t xml:space="preserve">Import from Excel</w:t>
+              <w:t xml:space="preserve">Notes / Comments</w:t>
             </w:r>
           </w:p>
         </w:tc>
@@ -730,7 +730,7 @@
                 <w:sz w:val="20"/>
                 <w:szCs w:val="20"/>
               </w:rPr>
-              <w:t xml:space="preserve">Drag-and-drop an .xlsx file to reload the data set — so the app stays in sync with the spreadsheet as the source of truth.</w:t>
+              <w:t xml:space="preserve">Add a freetext notes field to each IP entry for extra context (e.g. credentials hint, purpose, last changed date). Surfaced in the edit modal and visible on expanded cards.</w:t>
             </w:r>
           </w:p>
         </w:tc>
@@ -797,7 +797,7 @@
                 <w:sz w:val="20"/>
                 <w:szCs w:val="20"/>
               </w:rPr>
-              <w:t xml:space="preserve">Notes / Comments</w:t>
+              <w:t xml:space="preserve">Tag Support</w:t>
             </w:r>
           </w:p>
         </w:tc>
@@ -828,7 +828,7 @@
                 <w:sz w:val="20"/>
                 <w:szCs w:val="20"/>
               </w:rPr>
-              <w:t xml:space="preserve">Add a freetext notes field to each IP entry for extra context (e.g. passwords hint, VLAN, last changed date).</w:t>
+              <w:t xml:space="preserve">Add custom tags to any entry (e.g. 'media', 'monitoring', 'IoT', 'cameras'). Tags are filterable in the header bar alongside Type and Location.</w:t>
             </w:r>
           </w:p>
         </w:tc>
@@ -841,7 +841,7 @@
               <w:bottom w:val="single" w:color="E2E8F0" w:sz="1"/>
               <w:right w:val="single" w:color="E2E8F0" w:sz="1"/>
             </w:tcBorders>
-            <w:shd w:fill="FFFBEB" w:val="clear"/>
+            <w:shd w:fill="CCFBF1" w:val="clear"/>
             <w:tcMar>
               <w:top w:type="dxa" w:w="80"/>
               <w:left w:type="dxa" w:w="120"/>
@@ -858,11 +858,109 @@
                 <w:rFonts w:ascii="Arial" w:cs="Arial" w:eastAsia="Arial" w:hAnsi="Arial"/>
                 <w:b/>
                 <w:bCs/>
-                <w:color w:val="D97706"/>
+                <w:color w:val="0D9488"/>
                 <w:sz w:val="18"/>
                 <w:szCs w:val="18"/>
               </w:rPr>
-              <w:t xml:space="preserve">MED</w:t>
+              <w:t xml:space="preserve">HIGH</w:t>
+            </w:r>
+          </w:p>
+        </w:tc>
+      </w:tr>
+      <w:tr>
+        <w:tc>
+          <w:tcPr>
+            <w:tcW w:type="dxa" w:w="2800"/>
+            <w:tcBorders>
+              <w:top w:val="single" w:color="E2E8F0" w:sz="1"/>
+              <w:left w:val="single" w:color="E2E8F0" w:sz="1"/>
+              <w:bottom w:val="single" w:color="E2E8F0" w:sz="1"/>
+              <w:right w:val="single" w:color="E2E8F0" w:sz="1"/>
+            </w:tcBorders>
+            <w:shd w:fill="FFFFFF" w:val="clear"/>
+            <w:tcMar>
+              <w:top w:type="dxa" w:w="80"/>
+              <w:left w:type="dxa" w:w="120"/>
+              <w:bottom w:type="dxa" w:w="80"/>
+              <w:right w:type="dxa" w:w="120"/>
+            </w:tcMar>
+          </w:tcPr>
+          <w:p>
+            <w:r>
+              <w:rPr>
+                <w:rFonts w:ascii="Arial" w:cs="Arial" w:eastAsia="Arial" w:hAnsi="Arial"/>
+                <w:b/>
+                <w:bCs/>
+                <w:color w:val="1E293B"/>
+                <w:sz w:val="20"/>
+                <w:szCs w:val="20"/>
+              </w:rPr>
+              <w:t xml:space="preserve">Import from Excel</w:t>
+            </w:r>
+          </w:p>
+        </w:tc>
+        <w:tc>
+          <w:tcPr>
+            <w:tcW w:type="dxa" w:w="4560"/>
+            <w:tcBorders>
+              <w:top w:val="single" w:color="E2E8F0" w:sz="1"/>
+              <w:left w:val="single" w:color="E2E8F0" w:sz="1"/>
+              <w:bottom w:val="single" w:color="E2E8F0" w:sz="1"/>
+              <w:right w:val="single" w:color="E2E8F0" w:sz="1"/>
+            </w:tcBorders>
+            <w:shd w:fill="FFFFFF" w:val="clear"/>
+            <w:tcMar>
+              <w:top w:type="dxa" w:w="80"/>
+              <w:left w:type="dxa" w:w="120"/>
+              <w:bottom w:type="dxa" w:w="80"/>
+              <w:right w:type="dxa" w:w="120"/>
+            </w:tcMar>
+          </w:tcPr>
+          <w:p>
+            <w:r>
+              <w:rPr>
+                <w:rFonts w:ascii="Arial" w:cs="Arial" w:eastAsia="Arial" w:hAnsi="Arial"/>
+                <w:b w:val="false"/>
+                <w:bCs w:val="false"/>
+                <w:color w:val="1E293B"/>
+                <w:sz w:val="20"/>
+                <w:szCs w:val="20"/>
+              </w:rPr>
+              <w:t xml:space="preserve">Drag-and-drop an .xlsx file to reload the data set — so the app stays in sync with the spreadsheet as the source of truth.</w:t>
+            </w:r>
+          </w:p>
+        </w:tc>
+        <w:tc>
+          <w:tcPr>
+            <w:tcW w:type="dxa" w:w="2000"/>
+            <w:tcBorders>
+              <w:top w:val="single" w:color="E2E8F0" w:sz="1"/>
+              <w:left w:val="single" w:color="E2E8F0" w:sz="1"/>
+              <w:bottom w:val="single" w:color="E2E8F0" w:sz="1"/>
+              <w:right w:val="single" w:color="E2E8F0" w:sz="1"/>
+            </w:tcBorders>
+            <w:shd w:fill="CCFBF1" w:val="clear"/>
+            <w:tcMar>
+              <w:top w:type="dxa" w:w="80"/>
+              <w:left w:type="dxa" w:w="120"/>
+              <w:bottom w:type="dxa" w:w="80"/>
+              <w:right w:type="dxa" w:w="120"/>
+            </w:tcMar>
+          </w:tcPr>
+          <w:p>
+            <w:pPr>
+              <w:jc w:val="center"/>
+            </w:pPr>
+            <w:r>
+              <w:rPr>
+                <w:rFonts w:ascii="Arial" w:cs="Arial" w:eastAsia="Arial" w:hAnsi="Arial"/>
+                <w:b/>
+                <w:bCs/>
+                <w:color w:val="0D9488"/>
+                <w:sz w:val="18"/>
+                <w:szCs w:val="18"/>
+              </w:rPr>
+              <w:t xml:space="preserve">HIGH</w:t>
             </w:r>
           </w:p>
         </w:tc>
@@ -1534,7 +1632,7 @@
                 <w:sz w:val="20"/>
                 <w:szCs w:val="20"/>
               </w:rPr>
-              <w:t xml:space="preserve">Ping / Reachability</w:t>
+              <w:t xml:space="preserve">Multiple IPs per Host</w:t>
             </w:r>
           </w:p>
         </w:tc>
@@ -1565,7 +1663,7 @@
                 <w:sz w:val="20"/>
                 <w:szCs w:val="20"/>
               </w:rPr>
-              <w:t xml:space="preserve">Run periodic ping sweeps (via a small Node backend) to show which IPs are currently online with a live status indicator.</w:t>
+              <w:t xml:space="preserve">Allow a single host/VM to have more than one IP address — e.g. a server on two VLANs, a VM with a management NIC and a data NIC, or a container with both a static and a DHCP lease. Prerequisite for VLAN support done properly.</w:t>
             </w:r>
           </w:p>
         </w:tc>
@@ -1632,7 +1730,7 @@
                 <w:sz w:val="20"/>
                 <w:szCs w:val="20"/>
               </w:rPr>
-              <w:t xml:space="preserve">Proxmox Integration</w:t>
+              <w:t xml:space="preserve">VLAN &amp; Multi-Network</w:t>
             </w:r>
           </w:p>
         </w:tc>
@@ -1663,7 +1761,7 @@
                 <w:sz w:val="20"/>
                 <w:szCs w:val="20"/>
               </w:rPr>
-              <w:t xml:space="preserve">Read the Proxmox API to auto-discover VMs and LXCs with their IPs, auto-populating or flagging mismatches.</w:t>
+              <w:t xml:space="preserve">Tag each IP entry with one or more VLANs. Support multiple network ranges side-by-side (e.g. 192.168.0.x for LAN, 10.10.x.x for a trusted VLAN, 172.16.x.x for IoT). The Settings panel expands to manage each subnet independently.</w:t>
             </w:r>
           </w:p>
         </w:tc>
@@ -1730,7 +1828,7 @@
                 <w:sz w:val="20"/>
                 <w:szCs w:val="20"/>
               </w:rPr>
-              <w:t xml:space="preserve">Service Health Check</w:t>
+              <w:t xml:space="preserve">Ping / Reachability</w:t>
             </w:r>
           </w:p>
         </w:tc>
@@ -1761,7 +1859,7 @@
                 <w:sz w:val="20"/>
                 <w:szCs w:val="20"/>
               </w:rPr>
-              <w:t xml:space="preserve">HTTP probe configured services (Plex, Uptime, Pihole etc.) to show UP/DOWN badges on each card.</w:t>
+              <w:t xml:space="preserve">Run periodic ping sweeps (via the existing Node backend) to show which IPs are currently online with a live status indicator.</w:t>
             </w:r>
           </w:p>
         </w:tc>
@@ -1828,7 +1926,7 @@
                 <w:sz w:val="20"/>
                 <w:szCs w:val="20"/>
               </w:rPr>
-              <w:t xml:space="preserve">Change History / Audit</w:t>
+              <w:t xml:space="preserve">Proxmox Integration</w:t>
             </w:r>
           </w:p>
         </w:tc>
@@ -1859,7 +1957,7 @@
                 <w:sz w:val="20"/>
                 <w:szCs w:val="20"/>
               </w:rPr>
-              <w:t xml:space="preserve">Log every edit with timestamp and previous value so you have a full history of IP assignments.</w:t>
+              <w:t xml:space="preserve">Read the Proxmox API to auto-discover VMs and LXCs with their IPs, auto-populating or flagging mismatches.</w:t>
             </w:r>
           </w:p>
         </w:tc>
@@ -1872,7 +1970,7 @@
               <w:bottom w:val="single" w:color="E2E8F0" w:sz="1"/>
               <w:right w:val="single" w:color="E2E8F0" w:sz="1"/>
             </w:tcBorders>
-            <w:shd w:fill="FFFBEB" w:val="clear"/>
+            <w:shd w:fill="CCFBF1" w:val="clear"/>
             <w:tcMar>
               <w:top w:type="dxa" w:w="80"/>
               <w:left w:type="dxa" w:w="120"/>
@@ -1889,6 +1987,202 @@
                 <w:rFonts w:ascii="Arial" w:cs="Arial" w:eastAsia="Arial" w:hAnsi="Arial"/>
                 <w:b/>
                 <w:bCs/>
+                <w:color w:val="0D9488"/>
+                <w:sz w:val="18"/>
+                <w:szCs w:val="18"/>
+              </w:rPr>
+              <w:t xml:space="preserve">HIGH</w:t>
+            </w:r>
+          </w:p>
+        </w:tc>
+      </w:tr>
+      <w:tr>
+        <w:tc>
+          <w:tcPr>
+            <w:tcW w:type="dxa" w:w="2800"/>
+            <w:tcBorders>
+              <w:top w:val="single" w:color="E2E8F0" w:sz="1"/>
+              <w:left w:val="single" w:color="E2E8F0" w:sz="1"/>
+              <w:bottom w:val="single" w:color="E2E8F0" w:sz="1"/>
+              <w:right w:val="single" w:color="E2E8F0" w:sz="1"/>
+            </w:tcBorders>
+            <w:shd w:fill="FFFFFF" w:val="clear"/>
+            <w:tcMar>
+              <w:top w:type="dxa" w:w="80"/>
+              <w:left w:type="dxa" w:w="120"/>
+              <w:bottom w:type="dxa" w:w="80"/>
+              <w:right w:type="dxa" w:w="120"/>
+            </w:tcMar>
+          </w:tcPr>
+          <w:p>
+            <w:r>
+              <w:rPr>
+                <w:rFonts w:ascii="Arial" w:cs="Arial" w:eastAsia="Arial" w:hAnsi="Arial"/>
+                <w:b/>
+                <w:bCs/>
+                <w:color w:val="1E293B"/>
+                <w:sz w:val="20"/>
+                <w:szCs w:val="20"/>
+              </w:rPr>
+              <w:t xml:space="preserve">Service Health Check</w:t>
+            </w:r>
+          </w:p>
+        </w:tc>
+        <w:tc>
+          <w:tcPr>
+            <w:tcW w:type="dxa" w:w="4560"/>
+            <w:tcBorders>
+              <w:top w:val="single" w:color="E2E8F0" w:sz="1"/>
+              <w:left w:val="single" w:color="E2E8F0" w:sz="1"/>
+              <w:bottom w:val="single" w:color="E2E8F0" w:sz="1"/>
+              <w:right w:val="single" w:color="E2E8F0" w:sz="1"/>
+            </w:tcBorders>
+            <w:shd w:fill="FFFFFF" w:val="clear"/>
+            <w:tcMar>
+              <w:top w:type="dxa" w:w="80"/>
+              <w:left w:type="dxa" w:w="120"/>
+              <w:bottom w:type="dxa" w:w="80"/>
+              <w:right w:type="dxa" w:w="120"/>
+            </w:tcMar>
+          </w:tcPr>
+          <w:p>
+            <w:r>
+              <w:rPr>
+                <w:rFonts w:ascii="Arial" w:cs="Arial" w:eastAsia="Arial" w:hAnsi="Arial"/>
+                <w:b w:val="false"/>
+                <w:bCs w:val="false"/>
+                <w:color w:val="1E293B"/>
+                <w:sz w:val="20"/>
+                <w:szCs w:val="20"/>
+              </w:rPr>
+              <w:t xml:space="preserve">HTTP probe configured services (Plex, Uptime, Pihole etc.) to show UP/DOWN badges on each card.</w:t>
+            </w:r>
+          </w:p>
+        </w:tc>
+        <w:tc>
+          <w:tcPr>
+            <w:tcW w:type="dxa" w:w="2000"/>
+            <w:tcBorders>
+              <w:top w:val="single" w:color="E2E8F0" w:sz="1"/>
+              <w:left w:val="single" w:color="E2E8F0" w:sz="1"/>
+              <w:bottom w:val="single" w:color="E2E8F0" w:sz="1"/>
+              <w:right w:val="single" w:color="E2E8F0" w:sz="1"/>
+            </w:tcBorders>
+            <w:shd w:fill="CCFBF1" w:val="clear"/>
+            <w:tcMar>
+              <w:top w:type="dxa" w:w="80"/>
+              <w:left w:type="dxa" w:w="120"/>
+              <w:bottom w:type="dxa" w:w="80"/>
+              <w:right w:type="dxa" w:w="120"/>
+            </w:tcMar>
+          </w:tcPr>
+          <w:p>
+            <w:pPr>
+              <w:jc w:val="center"/>
+            </w:pPr>
+            <w:r>
+              <w:rPr>
+                <w:rFonts w:ascii="Arial" w:cs="Arial" w:eastAsia="Arial" w:hAnsi="Arial"/>
+                <w:b/>
+                <w:bCs/>
+                <w:color w:val="0D9488"/>
+                <w:sz w:val="18"/>
+                <w:szCs w:val="18"/>
+              </w:rPr>
+              <w:t xml:space="preserve">HIGH</w:t>
+            </w:r>
+          </w:p>
+        </w:tc>
+      </w:tr>
+      <w:tr>
+        <w:tc>
+          <w:tcPr>
+            <w:tcW w:type="dxa" w:w="2800"/>
+            <w:tcBorders>
+              <w:top w:val="single" w:color="E2E8F0" w:sz="1"/>
+              <w:left w:val="single" w:color="E2E8F0" w:sz="1"/>
+              <w:bottom w:val="single" w:color="E2E8F0" w:sz="1"/>
+              <w:right w:val="single" w:color="E2E8F0" w:sz="1"/>
+            </w:tcBorders>
+            <w:shd w:fill="FFFFFF" w:val="clear"/>
+            <w:tcMar>
+              <w:top w:type="dxa" w:w="80"/>
+              <w:left w:type="dxa" w:w="120"/>
+              <w:bottom w:type="dxa" w:w="80"/>
+              <w:right w:type="dxa" w:w="120"/>
+            </w:tcMar>
+          </w:tcPr>
+          <w:p>
+            <w:r>
+              <w:rPr>
+                <w:rFonts w:ascii="Arial" w:cs="Arial" w:eastAsia="Arial" w:hAnsi="Arial"/>
+                <w:b/>
+                <w:bCs/>
+                <w:color w:val="1E293B"/>
+                <w:sz w:val="20"/>
+                <w:szCs w:val="20"/>
+              </w:rPr>
+              <w:t xml:space="preserve">Change History / Audit</w:t>
+            </w:r>
+          </w:p>
+        </w:tc>
+        <w:tc>
+          <w:tcPr>
+            <w:tcW w:type="dxa" w:w="4560"/>
+            <w:tcBorders>
+              <w:top w:val="single" w:color="E2E8F0" w:sz="1"/>
+              <w:left w:val="single" w:color="E2E8F0" w:sz="1"/>
+              <w:bottom w:val="single" w:color="E2E8F0" w:sz="1"/>
+              <w:right w:val="single" w:color="E2E8F0" w:sz="1"/>
+            </w:tcBorders>
+            <w:shd w:fill="FFFFFF" w:val="clear"/>
+            <w:tcMar>
+              <w:top w:type="dxa" w:w="80"/>
+              <w:left w:type="dxa" w:w="120"/>
+              <w:bottom w:type="dxa" w:w="80"/>
+              <w:right w:type="dxa" w:w="120"/>
+            </w:tcMar>
+          </w:tcPr>
+          <w:p>
+            <w:r>
+              <w:rPr>
+                <w:rFonts w:ascii="Arial" w:cs="Arial" w:eastAsia="Arial" w:hAnsi="Arial"/>
+                <w:b w:val="false"/>
+                <w:bCs w:val="false"/>
+                <w:color w:val="1E293B"/>
+                <w:sz w:val="20"/>
+                <w:szCs w:val="20"/>
+              </w:rPr>
+              <w:t xml:space="preserve">Log every edit with timestamp and previous value so you have a full history of IP assignments.</w:t>
+            </w:r>
+          </w:p>
+        </w:tc>
+        <w:tc>
+          <w:tcPr>
+            <w:tcW w:type="dxa" w:w="2000"/>
+            <w:tcBorders>
+              <w:top w:val="single" w:color="E2E8F0" w:sz="1"/>
+              <w:left w:val="single" w:color="E2E8F0" w:sz="1"/>
+              <w:bottom w:val="single" w:color="E2E8F0" w:sz="1"/>
+              <w:right w:val="single" w:color="E2E8F0" w:sz="1"/>
+            </w:tcBorders>
+            <w:shd w:fill="FFFBEB" w:val="clear"/>
+            <w:tcMar>
+              <w:top w:type="dxa" w:w="80"/>
+              <w:left w:type="dxa" w:w="120"/>
+              <w:bottom w:type="dxa" w:w="80"/>
+              <w:right w:type="dxa" w:w="120"/>
+            </w:tcMar>
+          </w:tcPr>
+          <w:p>
+            <w:pPr>
+              <w:jc w:val="center"/>
+            </w:pPr>
+            <w:r>
+              <w:rPr>
+                <w:rFonts w:ascii="Arial" w:cs="Arial" w:eastAsia="Arial" w:hAnsi="Arial"/>
+                <w:b/>
+                <w:bCs/>
                 <w:color w:val="D97706"/>
                 <w:sz w:val="18"/>
                 <w:szCs w:val="18"/>
@@ -1926,7 +2220,7 @@
                 <w:sz w:val="20"/>
                 <w:szCs w:val="20"/>
               </w:rPr>
-              <w:t xml:space="preserve">Tag System</w:t>
+              <w:t xml:space="preserve">Bulk Operations</w:t>
             </w:r>
           </w:p>
         </w:tc>
@@ -1957,7 +2251,7 @@
                 <w:sz w:val="20"/>
                 <w:szCs w:val="20"/>
               </w:rPr>
-              <w:t xml:space="preserve">Add custom tags to entries (e.g. 'media', 'monitoring', 'cameras') for richer filtering beyond just location.</w:t>
+              <w:t xml:space="preserve">Select multiple IPs to bulk-release, bulk-tag, or bulk-export — useful when decommissioning a set of containers.</w:t>
             </w:r>
           </w:p>
         </w:tc>
@@ -2024,7 +2318,7 @@
                 <w:sz w:val="20"/>
                 <w:szCs w:val="20"/>
               </w:rPr>
-              <w:t xml:space="preserve">Bulk Operations</w:t>
+              <w:t xml:space="preserve">DNS Validation</w:t>
             </w:r>
           </w:p>
         </w:tc>
@@ -2055,7 +2349,7 @@
                 <w:sz w:val="20"/>
                 <w:szCs w:val="20"/>
               </w:rPr>
-              <w:t xml:space="preserve">Select multiple IPs to bulk-release, bulk-tag, or bulk-export — useful when decommissioning a set of containers.</w:t>
+              <w:t xml:space="preserve">Attempt to resolve the hostname for each entry and flag mismatches between the stored IP and the resolved address.</w:t>
             </w:r>
           </w:p>
         </w:tc>
@@ -2090,202 +2384,6 @@
                 <w:szCs w:val="18"/>
               </w:rPr>
               <w:t xml:space="preserve">MED</w:t>
-            </w:r>
-          </w:p>
-        </w:tc>
-      </w:tr>
-      <w:tr>
-        <w:tc>
-          <w:tcPr>
-            <w:tcW w:type="dxa" w:w="2800"/>
-            <w:tcBorders>
-              <w:top w:val="single" w:color="E2E8F0" w:sz="1"/>
-              <w:left w:val="single" w:color="E2E8F0" w:sz="1"/>
-              <w:bottom w:val="single" w:color="E2E8F0" w:sz="1"/>
-              <w:right w:val="single" w:color="E2E8F0" w:sz="1"/>
-            </w:tcBorders>
-            <w:shd w:fill="FFFFFF" w:val="clear"/>
-            <w:tcMar>
-              <w:top w:type="dxa" w:w="80"/>
-              <w:left w:type="dxa" w:w="120"/>
-              <w:bottom w:type="dxa" w:w="80"/>
-              <w:right w:type="dxa" w:w="120"/>
-            </w:tcMar>
-          </w:tcPr>
-          <w:p>
-            <w:r>
-              <w:rPr>
-                <w:rFonts w:ascii="Arial" w:cs="Arial" w:eastAsia="Arial" w:hAnsi="Arial"/>
-                <w:b/>
-                <w:bCs/>
-                <w:color w:val="1E293B"/>
-                <w:sz w:val="20"/>
-                <w:szCs w:val="20"/>
-              </w:rPr>
-              <w:t xml:space="preserve">DNS Validation</w:t>
-            </w:r>
-          </w:p>
-        </w:tc>
-        <w:tc>
-          <w:tcPr>
-            <w:tcW w:type="dxa" w:w="4560"/>
-            <w:tcBorders>
-              <w:top w:val="single" w:color="E2E8F0" w:sz="1"/>
-              <w:left w:val="single" w:color="E2E8F0" w:sz="1"/>
-              <w:bottom w:val="single" w:color="E2E8F0" w:sz="1"/>
-              <w:right w:val="single" w:color="E2E8F0" w:sz="1"/>
-            </w:tcBorders>
-            <w:shd w:fill="FFFFFF" w:val="clear"/>
-            <w:tcMar>
-              <w:top w:type="dxa" w:w="80"/>
-              <w:left w:type="dxa" w:w="120"/>
-              <w:bottom w:type="dxa" w:w="80"/>
-              <w:right w:type="dxa" w:w="120"/>
-            </w:tcMar>
-          </w:tcPr>
-          <w:p>
-            <w:r>
-              <w:rPr>
-                <w:rFonts w:ascii="Arial" w:cs="Arial" w:eastAsia="Arial" w:hAnsi="Arial"/>
-                <w:b w:val="false"/>
-                <w:bCs w:val="false"/>
-                <w:color w:val="1E293B"/>
-                <w:sz w:val="20"/>
-                <w:szCs w:val="20"/>
-              </w:rPr>
-              <w:t xml:space="preserve">Attempt to resolve the hostname for each entry and flag mismatches between the stored IP and the resolved address.</w:t>
-            </w:r>
-          </w:p>
-        </w:tc>
-        <w:tc>
-          <w:tcPr>
-            <w:tcW w:type="dxa" w:w="2000"/>
-            <w:tcBorders>
-              <w:top w:val="single" w:color="E2E8F0" w:sz="1"/>
-              <w:left w:val="single" w:color="E2E8F0" w:sz="1"/>
-              <w:bottom w:val="single" w:color="E2E8F0" w:sz="1"/>
-              <w:right w:val="single" w:color="E2E8F0" w:sz="1"/>
-            </w:tcBorders>
-            <w:shd w:fill="FFFBEB" w:val="clear"/>
-            <w:tcMar>
-              <w:top w:type="dxa" w:w="80"/>
-              <w:left w:type="dxa" w:w="120"/>
-              <w:bottom w:type="dxa" w:w="80"/>
-              <w:right w:type="dxa" w:w="120"/>
-            </w:tcMar>
-          </w:tcPr>
-          <w:p>
-            <w:pPr>
-              <w:jc w:val="center"/>
-            </w:pPr>
-            <w:r>
-              <w:rPr>
-                <w:rFonts w:ascii="Arial" w:cs="Arial" w:eastAsia="Arial" w:hAnsi="Arial"/>
-                <w:b/>
-                <w:bCs/>
-                <w:color w:val="D97706"/>
-                <w:sz w:val="18"/>
-                <w:szCs w:val="18"/>
-              </w:rPr>
-              <w:t xml:space="preserve">MED</w:t>
-            </w:r>
-          </w:p>
-        </w:tc>
-      </w:tr>
-      <w:tr>
-        <w:tc>
-          <w:tcPr>
-            <w:tcW w:type="dxa" w:w="2800"/>
-            <w:tcBorders>
-              <w:top w:val="single" w:color="E2E8F0" w:sz="1"/>
-              <w:left w:val="single" w:color="E2E8F0" w:sz="1"/>
-              <w:bottom w:val="single" w:color="E2E8F0" w:sz="1"/>
-              <w:right w:val="single" w:color="E2E8F0" w:sz="1"/>
-            </w:tcBorders>
-            <w:shd w:fill="FFFFFF" w:val="clear"/>
-            <w:tcMar>
-              <w:top w:type="dxa" w:w="80"/>
-              <w:left w:type="dxa" w:w="120"/>
-              <w:bottom w:type="dxa" w:w="80"/>
-              <w:right w:type="dxa" w:w="120"/>
-            </w:tcMar>
-          </w:tcPr>
-          <w:p>
-            <w:r>
-              <w:rPr>
-                <w:rFonts w:ascii="Arial" w:cs="Arial" w:eastAsia="Arial" w:hAnsi="Arial"/>
-                <w:b/>
-                <w:bCs/>
-                <w:color w:val="1E293B"/>
-                <w:sz w:val="20"/>
-                <w:szCs w:val="20"/>
-              </w:rPr>
-              <w:t xml:space="preserve">VLAN Support</w:t>
-            </w:r>
-          </w:p>
-        </w:tc>
-        <w:tc>
-          <w:tcPr>
-            <w:tcW w:type="dxa" w:w="4560"/>
-            <w:tcBorders>
-              <w:top w:val="single" w:color="E2E8F0" w:sz="1"/>
-              <w:left w:val="single" w:color="E2E8F0" w:sz="1"/>
-              <w:bottom w:val="single" w:color="E2E8F0" w:sz="1"/>
-              <w:right w:val="single" w:color="E2E8F0" w:sz="1"/>
-            </w:tcBorders>
-            <w:shd w:fill="FFFFFF" w:val="clear"/>
-            <w:tcMar>
-              <w:top w:type="dxa" w:w="80"/>
-              <w:left w:type="dxa" w:w="120"/>
-              <w:bottom w:type="dxa" w:w="80"/>
-              <w:right w:type="dxa" w:w="120"/>
-            </w:tcMar>
-          </w:tcPr>
-          <w:p>
-            <w:r>
-              <w:rPr>
-                <w:rFonts w:ascii="Arial" w:cs="Arial" w:eastAsia="Arial" w:hAnsi="Arial"/>
-                <w:b w:val="false"/>
-                <w:bCs w:val="false"/>
-                <w:color w:val="1E293B"/>
-                <w:sz w:val="20"/>
-                <w:szCs w:val="20"/>
-              </w:rPr>
-              <w:t xml:space="preserve">Extend the data model to support multiple subnets and VLANs — useful if the network is segmented.</w:t>
-            </w:r>
-          </w:p>
-        </w:tc>
-        <w:tc>
-          <w:tcPr>
-            <w:tcW w:type="dxa" w:w="2000"/>
-            <w:tcBorders>
-              <w:top w:val="single" w:color="E2E8F0" w:sz="1"/>
-              <w:left w:val="single" w:color="E2E8F0" w:sz="1"/>
-              <w:bottom w:val="single" w:color="E2E8F0" w:sz="1"/>
-              <w:right w:val="single" w:color="E2E8F0" w:sz="1"/>
-            </w:tcBorders>
-            <w:shd w:fill="EFF6FF" w:val="clear"/>
-            <w:tcMar>
-              <w:top w:type="dxa" w:w="80"/>
-              <w:left w:type="dxa" w:w="120"/>
-              <w:bottom w:type="dxa" w:w="80"/>
-              <w:right w:type="dxa" w:w="120"/>
-            </w:tcMar>
-          </w:tcPr>
-          <w:p>
-            <w:pPr>
-              <w:jc w:val="center"/>
-            </w:pPr>
-            <w:r>
-              <w:rPr>
-                <w:rFonts w:ascii="Arial" w:cs="Arial" w:eastAsia="Arial" w:hAnsi="Arial"/>
-                <w:b/>
-                <w:bCs/>
-                <w:color w:val="1D4ED8"/>
-                <w:sz w:val="18"/>
-                <w:szCs w:val="18"/>
-              </w:rPr>
-              <w:t xml:space="preserve">LOW</w:t>
             </w:r>
           </w:p>
         </w:tc>
@@ -3363,7 +3461,7 @@
           <w:sz w:val="22"/>
           <w:szCs w:val="22"/>
         </w:rPr>
-        <w:t xml:space="preserve">The table below ranks the top 6 items to tackle first, based on effort vs. impact:</w:t>
+        <w:t xml:space="preserve">The table below ranks the top 6 items to tackle first, based on effort vs. impact. Items 1–4 were directly requested by test users and have been prioritised accordingly.</w:t>
       </w:r>
     </w:p>
     <w:p>
@@ -3609,7 +3707,7 @@
                 <w:sz w:val="20"/>
                 <w:szCs w:val="20"/>
               </w:rPr>
-              <w:t xml:space="preserve">Import from Excel</w:t>
+              <w:t xml:space="preserve">Notes / Comments</w:t>
             </w:r>
           </w:p>
         </w:tc>
@@ -3638,7 +3736,7 @@
                 <w:sz w:val="20"/>
                 <w:szCs w:val="20"/>
               </w:rPr>
-              <w:t xml:space="preserve">Keeps the app in sync with the spreadsheet</w:t>
+              <w:t xml:space="preserve">Directly requested by users — low effort, immediately useful</w:t>
             </w:r>
           </w:p>
         </w:tc>
@@ -3771,7 +3869,7 @@
                 <w:sz w:val="20"/>
                 <w:szCs w:val="20"/>
               </w:rPr>
-              <w:t xml:space="preserve">Ping / Reachability</w:t>
+              <w:t xml:space="preserve">Tag Support</w:t>
             </w:r>
           </w:p>
         </w:tc>
@@ -3800,7 +3898,7 @@
                 <w:sz w:val="20"/>
                 <w:szCs w:val="20"/>
               </w:rPr>
-              <w:t xml:space="preserve">Adds live operational awareness</w:t>
+              <w:t xml:space="preserve">Directly requested — richer filtering beyond type and location</w:t>
             </w:r>
           </w:p>
         </w:tc>
@@ -3832,7 +3930,7 @@
                 <w:sz w:val="20"/>
                 <w:szCs w:val="20"/>
               </w:rPr>
-              <w:t xml:space="preserve">Med</w:t>
+              <w:t xml:space="preserve">Low</w:t>
             </w:r>
           </w:p>
         </w:tc>
@@ -3933,7 +4031,7 @@
                 <w:sz w:val="20"/>
                 <w:szCs w:val="20"/>
               </w:rPr>
-              <w:t xml:space="preserve">Proxmox Integration</w:t>
+              <w:t xml:space="preserve">Multiple IPs per Host</w:t>
             </w:r>
           </w:p>
         </w:tc>
@@ -3962,7 +4060,7 @@
                 <w:sz w:val="20"/>
                 <w:szCs w:val="20"/>
               </w:rPr>
-              <w:t xml:space="preserve">Auto-discovery removes manual data entry</w:t>
+              <w:t xml:space="preserve">Prerequisite for VLANs; real-world need for multi-NIC servers</w:t>
             </w:r>
           </w:p>
         </w:tc>
@@ -4095,7 +4193,7 @@
                 <w:sz w:val="20"/>
                 <w:szCs w:val="20"/>
               </w:rPr>
-              <w:t xml:space="preserve">Service Health Check</w:t>
+              <w:t xml:space="preserve">VLAN &amp; Multi-Network</w:t>
             </w:r>
           </w:p>
         </w:tc>
@@ -4124,7 +4222,7 @@
                 <w:sz w:val="20"/>
                 <w:szCs w:val="20"/>
               </w:rPr>
-              <w:t xml:space="preserve">Shows at a glance if key services are running</w:t>
+              <w:t xml:space="preserve">Directly requested — essential for a segmented home lab</w:t>
             </w:r>
           </w:p>
         </w:tc>
@@ -4257,7 +4355,7 @@
                 <w:sz w:val="20"/>
                 <w:szCs w:val="20"/>
               </w:rPr>
-              <w:t xml:space="preserve">Change History</w:t>
+              <w:t xml:space="preserve">Import from Excel</w:t>
             </w:r>
           </w:p>
         </w:tc>
@@ -4286,7 +4384,7 @@
                 <w:sz w:val="20"/>
                 <w:szCs w:val="20"/>
               </w:rPr>
-              <w:t xml:space="preserve">Audit trail for a managed network is essential</w:t>
+              <w:t xml:space="preserve">Keeps the app in sync with the spreadsheet</w:t>
             </w:r>
           </w:p>
         </w:tc>
@@ -4352,7 +4450,7 @@
                 <w:sz w:val="20"/>
                 <w:szCs w:val="20"/>
               </w:rPr>
-              <w:t xml:space="preserve">Med</w:t>
+              <w:t xml:space="preserve">High</w:t>
             </w:r>
           </w:p>
         </w:tc>
@@ -4419,7 +4517,7 @@
                 <w:sz w:val="20"/>
                 <w:szCs w:val="20"/>
               </w:rPr>
-              <w:t xml:space="preserve">Notes / Comments</w:t>
+              <w:t xml:space="preserve">Ping / Reachability</w:t>
             </w:r>
           </w:p>
         </w:tc>
@@ -4448,7 +4546,7 @@
                 <w:sz w:val="20"/>
                 <w:szCs w:val="20"/>
               </w:rPr>
-              <w:t xml:space="preserve">Extra context per IP without cluttering the UI</w:t>
+              <w:t xml:space="preserve">Adds live operational awareness with no new infrastructure</w:t>
             </w:r>
           </w:p>
         </w:tc>
@@ -4480,7 +4578,7 @@
                 <w:sz w:val="20"/>
                 <w:szCs w:val="20"/>
               </w:rPr>
-              <w:t xml:space="preserve">Low</w:t>
+              <w:t xml:space="preserve">Med</w:t>
             </w:r>
           </w:p>
         </w:tc>
@@ -4514,7 +4612,7 @@
                 <w:sz w:val="20"/>
                 <w:szCs w:val="20"/>
               </w:rPr>
-              <w:t xml:space="preserve">Med</w:t>
+              <w:t xml:space="preserve">High</w:t>
             </w:r>
           </w:p>
         </w:tc>

--- a/IP_Manager_Roadmap.docx
+++ b/IP_Manager_Roadmap.docx
@@ -137,7 +137,7 @@
           <w:sz w:val="36"/>
           <w:szCs w:val="36"/>
         </w:rPr>
-        <w:t xml:space="preserve">Current State (v1.2)</w:t>
+        <w:t xml:space="preserve">Current State (v1.3)</w:t>
       </w:r>
     </w:p>
     <w:p>
@@ -232,7 +232,26 @@
           <w:sz w:val="22"/>
           <w:szCs w:val="22"/>
         </w:rPr>
-        <w:t xml:space="preserve">Edit modal for any IP entry — change name, hostname, type, location, and service</w:t>
+        <w:t xml:space="preserve">Edit modal for any IP entry — change name, hostname, type, location, service, and notes</w:t>
+      </w:r>
+    </w:p>
+    <w:p>
+      <w:pPr>
+        <w:pStyle w:val="ListParagraph"/>
+        <w:numPr>
+          <w:ilvl w:val="0"/>
+          <w:numId w:val="2"/>
+        </w:numPr>
+        <w:spacing w:after="40" w:before="40"/>
+      </w:pPr>
+      <w:r>
+        <w:rPr>
+          <w:rFonts w:ascii="Arial" w:cs="Arial" w:eastAsia="Arial" w:hAnsi="Arial"/>
+          <w:color w:val="1E293B"/>
+          <w:sz w:val="22"/>
+          <w:szCs w:val="22"/>
+        </w:rPr>
+        <w:t xml:space="preserve">Notes field per entry — visible in the edit modal and on expanded cards</w:t>
       </w:r>
     </w:p>
     <w:p>
@@ -289,7 +308,7 @@
           <w:sz w:val="22"/>
           <w:szCs w:val="22"/>
         </w:rPr>
-        <w:t xml:space="preserve">Download as Excel (.xlsx) using SheetJS — preserves all edits</w:t>
+        <w:t xml:space="preserve">Import from CSV / Excel — 3-step modal with column mapping, validation, and merge or replace modes</w:t>
       </w:r>
     </w:p>
     <w:p>
@@ -308,7 +327,7 @@
           <w:sz w:val="22"/>
           <w:szCs w:val="22"/>
         </w:rPr>
-        <w:t xml:space="preserve">SQLite backend — shared server-side database via Node/Express API; data is consistent across all users and browsers</w:t>
+        <w:t xml:space="preserve">Export to Excel (.xlsx) using SheetJS — preserves all edits</w:t>
       </w:r>
     </w:p>
     <w:p>
@@ -327,7 +346,26 @@
           <w:sz w:val="22"/>
           <w:szCs w:val="22"/>
         </w:rPr>
-        <w:t xml:space="preserve">Automatic API detection — app detects the server on startup and switches to SQLite mode; falls back to localStorage for local dev</w:t>
+        <w:t xml:space="preserve">SQLite backend — shared server-side database via Node/Express API; consistent across all users and browsers</w:t>
+      </w:r>
+    </w:p>
+    <w:p>
+      <w:pPr>
+        <w:pStyle w:val="ListParagraph"/>
+        <w:numPr>
+          <w:ilvl w:val="0"/>
+          <w:numId w:val="2"/>
+        </w:numPr>
+        <w:spacing w:after="40" w:before="40"/>
+      </w:pPr>
+      <w:r>
+        <w:rPr>
+          <w:rFonts w:ascii="Arial" w:cs="Arial" w:eastAsia="Arial" w:hAnsi="Arial"/>
+          <w:color w:val="1E293B"/>
+          <w:sz w:val="22"/>
+          <w:szCs w:val="22"/>
+        </w:rPr>
+        <w:t xml:space="preserve">Automatic API detection — falls back to localStorage for local dev when no server is present</w:t>
       </w:r>
     </w:p>
     <w:p>
@@ -384,7 +422,7 @@
           <w:sz w:val="22"/>
           <w:szCs w:val="22"/>
         </w:rPr>
-        <w:t xml:space="preserve">Deployed as a Vite + React project with a separate Express API server</w:t>
+        <w:t xml:space="preserve">Clean default dataset — ships with generic examples; users load their own data via Import</w:t>
       </w:r>
     </w:p>
     <w:p>
@@ -699,7 +737,7 @@
                 <w:sz w:val="20"/>
                 <w:szCs w:val="20"/>
               </w:rPr>
-              <w:t xml:space="preserve">Notes / Comments</w:t>
+              <w:t xml:space="preserve">Tag Support</w:t>
             </w:r>
           </w:p>
         </w:tc>
@@ -730,203 +768,7 @@
                 <w:sz w:val="20"/>
                 <w:szCs w:val="20"/>
               </w:rPr>
-              <w:t xml:space="preserve">Add a freetext notes field to each IP entry for extra context (e.g. credentials hint, purpose, last changed date). Surfaced in the edit modal and visible on expanded cards.</w:t>
-            </w:r>
-          </w:p>
-        </w:tc>
-        <w:tc>
-          <w:tcPr>
-            <w:tcW w:type="dxa" w:w="2000"/>
-            <w:tcBorders>
-              <w:top w:val="single" w:color="E2E8F0" w:sz="1"/>
-              <w:left w:val="single" w:color="E2E8F0" w:sz="1"/>
-              <w:bottom w:val="single" w:color="E2E8F0" w:sz="1"/>
-              <w:right w:val="single" w:color="E2E8F0" w:sz="1"/>
-            </w:tcBorders>
-            <w:shd w:fill="CCFBF1" w:val="clear"/>
-            <w:tcMar>
-              <w:top w:type="dxa" w:w="80"/>
-              <w:left w:type="dxa" w:w="120"/>
-              <w:bottom w:type="dxa" w:w="80"/>
-              <w:right w:type="dxa" w:w="120"/>
-            </w:tcMar>
-          </w:tcPr>
-          <w:p>
-            <w:pPr>
-              <w:jc w:val="center"/>
-            </w:pPr>
-            <w:r>
-              <w:rPr>
-                <w:rFonts w:ascii="Arial" w:cs="Arial" w:eastAsia="Arial" w:hAnsi="Arial"/>
-                <w:b/>
-                <w:bCs/>
-                <w:color w:val="0D9488"/>
-                <w:sz w:val="18"/>
-                <w:szCs w:val="18"/>
-              </w:rPr>
-              <w:t xml:space="preserve">HIGH</w:t>
-            </w:r>
-          </w:p>
-        </w:tc>
-      </w:tr>
-      <w:tr>
-        <w:tc>
-          <w:tcPr>
-            <w:tcW w:type="dxa" w:w="2800"/>
-            <w:tcBorders>
-              <w:top w:val="single" w:color="E2E8F0" w:sz="1"/>
-              <w:left w:val="single" w:color="E2E8F0" w:sz="1"/>
-              <w:bottom w:val="single" w:color="E2E8F0" w:sz="1"/>
-              <w:right w:val="single" w:color="E2E8F0" w:sz="1"/>
-            </w:tcBorders>
-            <w:shd w:fill="FFFFFF" w:val="clear"/>
-            <w:tcMar>
-              <w:top w:type="dxa" w:w="80"/>
-              <w:left w:type="dxa" w:w="120"/>
-              <w:bottom w:type="dxa" w:w="80"/>
-              <w:right w:type="dxa" w:w="120"/>
-            </w:tcMar>
-          </w:tcPr>
-          <w:p>
-            <w:r>
-              <w:rPr>
-                <w:rFonts w:ascii="Arial" w:cs="Arial" w:eastAsia="Arial" w:hAnsi="Arial"/>
-                <w:b/>
-                <w:bCs/>
-                <w:color w:val="1E293B"/>
-                <w:sz w:val="20"/>
-                <w:szCs w:val="20"/>
-              </w:rPr>
-              <w:t xml:space="preserve">Tag Support</w:t>
-            </w:r>
-          </w:p>
-        </w:tc>
-        <w:tc>
-          <w:tcPr>
-            <w:tcW w:type="dxa" w:w="4560"/>
-            <w:tcBorders>
-              <w:top w:val="single" w:color="E2E8F0" w:sz="1"/>
-              <w:left w:val="single" w:color="E2E8F0" w:sz="1"/>
-              <w:bottom w:val="single" w:color="E2E8F0" w:sz="1"/>
-              <w:right w:val="single" w:color="E2E8F0" w:sz="1"/>
-            </w:tcBorders>
-            <w:shd w:fill="FFFFFF" w:val="clear"/>
-            <w:tcMar>
-              <w:top w:type="dxa" w:w="80"/>
-              <w:left w:type="dxa" w:w="120"/>
-              <w:bottom w:type="dxa" w:w="80"/>
-              <w:right w:type="dxa" w:w="120"/>
-            </w:tcMar>
-          </w:tcPr>
-          <w:p>
-            <w:r>
-              <w:rPr>
-                <w:rFonts w:ascii="Arial" w:cs="Arial" w:eastAsia="Arial" w:hAnsi="Arial"/>
-                <w:b w:val="false"/>
-                <w:bCs w:val="false"/>
-                <w:color w:val="1E293B"/>
-                <w:sz w:val="20"/>
-                <w:szCs w:val="20"/>
-              </w:rPr>
               <w:t xml:space="preserve">Add custom tags to any entry (e.g. 'media', 'monitoring', 'IoT', 'cameras'). Tags are filterable in the header bar alongside Type and Location.</w:t>
-            </w:r>
-          </w:p>
-        </w:tc>
-        <w:tc>
-          <w:tcPr>
-            <w:tcW w:type="dxa" w:w="2000"/>
-            <w:tcBorders>
-              <w:top w:val="single" w:color="E2E8F0" w:sz="1"/>
-              <w:left w:val="single" w:color="E2E8F0" w:sz="1"/>
-              <w:bottom w:val="single" w:color="E2E8F0" w:sz="1"/>
-              <w:right w:val="single" w:color="E2E8F0" w:sz="1"/>
-            </w:tcBorders>
-            <w:shd w:fill="CCFBF1" w:val="clear"/>
-            <w:tcMar>
-              <w:top w:type="dxa" w:w="80"/>
-              <w:left w:type="dxa" w:w="120"/>
-              <w:bottom w:type="dxa" w:w="80"/>
-              <w:right w:type="dxa" w:w="120"/>
-            </w:tcMar>
-          </w:tcPr>
-          <w:p>
-            <w:pPr>
-              <w:jc w:val="center"/>
-            </w:pPr>
-            <w:r>
-              <w:rPr>
-                <w:rFonts w:ascii="Arial" w:cs="Arial" w:eastAsia="Arial" w:hAnsi="Arial"/>
-                <w:b/>
-                <w:bCs/>
-                <w:color w:val="0D9488"/>
-                <w:sz w:val="18"/>
-                <w:szCs w:val="18"/>
-              </w:rPr>
-              <w:t xml:space="preserve">HIGH</w:t>
-            </w:r>
-          </w:p>
-        </w:tc>
-      </w:tr>
-      <w:tr>
-        <w:tc>
-          <w:tcPr>
-            <w:tcW w:type="dxa" w:w="2800"/>
-            <w:tcBorders>
-              <w:top w:val="single" w:color="E2E8F0" w:sz="1"/>
-              <w:left w:val="single" w:color="E2E8F0" w:sz="1"/>
-              <w:bottom w:val="single" w:color="E2E8F0" w:sz="1"/>
-              <w:right w:val="single" w:color="E2E8F0" w:sz="1"/>
-            </w:tcBorders>
-            <w:shd w:fill="FFFFFF" w:val="clear"/>
-            <w:tcMar>
-              <w:top w:type="dxa" w:w="80"/>
-              <w:left w:type="dxa" w:w="120"/>
-              <w:bottom w:type="dxa" w:w="80"/>
-              <w:right w:type="dxa" w:w="120"/>
-            </w:tcMar>
-          </w:tcPr>
-          <w:p>
-            <w:r>
-              <w:rPr>
-                <w:rFonts w:ascii="Arial" w:cs="Arial" w:eastAsia="Arial" w:hAnsi="Arial"/>
-                <w:b/>
-                <w:bCs/>
-                <w:color w:val="1E293B"/>
-                <w:sz w:val="20"/>
-                <w:szCs w:val="20"/>
-              </w:rPr>
-              <w:t xml:space="preserve">Import from Excel</w:t>
-            </w:r>
-          </w:p>
-        </w:tc>
-        <w:tc>
-          <w:tcPr>
-            <w:tcW w:type="dxa" w:w="4560"/>
-            <w:tcBorders>
-              <w:top w:val="single" w:color="E2E8F0" w:sz="1"/>
-              <w:left w:val="single" w:color="E2E8F0" w:sz="1"/>
-              <w:bottom w:val="single" w:color="E2E8F0" w:sz="1"/>
-              <w:right w:val="single" w:color="E2E8F0" w:sz="1"/>
-            </w:tcBorders>
-            <w:shd w:fill="FFFFFF" w:val="clear"/>
-            <w:tcMar>
-              <w:top w:type="dxa" w:w="80"/>
-              <w:left w:type="dxa" w:w="120"/>
-              <w:bottom w:type="dxa" w:w="80"/>
-              <w:right w:type="dxa" w:w="120"/>
-            </w:tcMar>
-          </w:tcPr>
-          <w:p>
-            <w:r>
-              <w:rPr>
-                <w:rFonts w:ascii="Arial" w:cs="Arial" w:eastAsia="Arial" w:hAnsi="Arial"/>
-                <w:b w:val="false"/>
-                <w:bCs w:val="false"/>
-                <w:color w:val="1E293B"/>
-                <w:sz w:val="20"/>
-                <w:szCs w:val="20"/>
-              </w:rPr>
-              <w:t xml:space="preserve">Drag-and-drop an .xlsx file to reload the data set — so the app stays in sync with the spreadsheet as the source of truth.</w:t>
             </w:r>
           </w:p>
         </w:tc>
@@ -3707,7 +3549,7 @@
                 <w:sz w:val="20"/>
                 <w:szCs w:val="20"/>
               </w:rPr>
-              <w:t xml:space="preserve">Notes / Comments</w:t>
+              <w:t xml:space="preserve">Tag Support</w:t>
             </w:r>
           </w:p>
         </w:tc>
@@ -3736,7 +3578,7 @@
                 <w:sz w:val="20"/>
                 <w:szCs w:val="20"/>
               </w:rPr>
-              <w:t xml:space="preserve">Directly requested by users — low effort, immediately useful</w:t>
+              <w:t xml:space="preserve">Directly requested — richer filtering beyond type and location</w:t>
             </w:r>
           </w:p>
         </w:tc>
@@ -3869,7 +3711,7 @@
                 <w:sz w:val="20"/>
                 <w:szCs w:val="20"/>
               </w:rPr>
-              <w:t xml:space="preserve">Tag Support</w:t>
+              <w:t xml:space="preserve">Multiple IPs per Host</w:t>
             </w:r>
           </w:p>
         </w:tc>
@@ -3898,7 +3740,7 @@
                 <w:sz w:val="20"/>
                 <w:szCs w:val="20"/>
               </w:rPr>
-              <w:t xml:space="preserve">Directly requested — richer filtering beyond type and location</w:t>
+              <w:t xml:space="preserve">Prerequisite for VLANs; real-world need for multi-NIC servers</w:t>
             </w:r>
           </w:p>
         </w:tc>
@@ -3930,7 +3772,7 @@
                 <w:sz w:val="20"/>
                 <w:szCs w:val="20"/>
               </w:rPr>
-              <w:t xml:space="preserve">Low</w:t>
+              <w:t xml:space="preserve">Med</w:t>
             </w:r>
           </w:p>
         </w:tc>
@@ -4031,7 +3873,7 @@
                 <w:sz w:val="20"/>
                 <w:szCs w:val="20"/>
               </w:rPr>
-              <w:t xml:space="preserve">Multiple IPs per Host</w:t>
+              <w:t xml:space="preserve">VLAN &amp; Multi-Network</w:t>
             </w:r>
           </w:p>
         </w:tc>
@@ -4060,7 +3902,7 @@
                 <w:sz w:val="20"/>
                 <w:szCs w:val="20"/>
               </w:rPr>
-              <w:t xml:space="preserve">Prerequisite for VLANs; real-world need for multi-NIC servers</w:t>
+              <w:t xml:space="preserve">Directly requested — essential for a segmented home lab</w:t>
             </w:r>
           </w:p>
         </w:tc>
@@ -4193,7 +4035,7 @@
                 <w:sz w:val="20"/>
                 <w:szCs w:val="20"/>
               </w:rPr>
-              <w:t xml:space="preserve">VLAN &amp; Multi-Network</w:t>
+              <w:t xml:space="preserve">Ping / Reachability</w:t>
             </w:r>
           </w:p>
         </w:tc>
@@ -4222,7 +4064,7 @@
                 <w:sz w:val="20"/>
                 <w:szCs w:val="20"/>
               </w:rPr>
-              <w:t xml:space="preserve">Directly requested — essential for a segmented home lab</w:t>
+              <w:t xml:space="preserve">Adds live operational awareness with no new infrastructure</w:t>
             </w:r>
           </w:p>
         </w:tc>
@@ -4355,7 +4197,7 @@
                 <w:sz w:val="20"/>
                 <w:szCs w:val="20"/>
               </w:rPr>
-              <w:t xml:space="preserve">Import from Excel</w:t>
+              <w:t xml:space="preserve">Proxmox Integration</w:t>
             </w:r>
           </w:p>
         </w:tc>
@@ -4384,7 +4226,7 @@
                 <w:sz w:val="20"/>
                 <w:szCs w:val="20"/>
               </w:rPr>
-              <w:t xml:space="preserve">Keeps the app in sync with the spreadsheet</w:t>
+              <w:t xml:space="preserve">Auto-discovery removes manual data entry</w:t>
             </w:r>
           </w:p>
         </w:tc>
@@ -4416,7 +4258,7 @@
                 <w:sz w:val="20"/>
                 <w:szCs w:val="20"/>
               </w:rPr>
-              <w:t xml:space="preserve">Low</w:t>
+              <w:t xml:space="preserve">Med</w:t>
             </w:r>
           </w:p>
         </w:tc>
@@ -4517,7 +4359,7 @@
                 <w:sz w:val="20"/>
                 <w:szCs w:val="20"/>
               </w:rPr>
-              <w:t xml:space="preserve">Ping / Reachability</w:t>
+              <w:t xml:space="preserve">Service Health Check</w:t>
             </w:r>
           </w:p>
         </w:tc>
@@ -4546,7 +4388,7 @@
                 <w:sz w:val="20"/>
                 <w:szCs w:val="20"/>
               </w:rPr>
-              <w:t xml:space="preserve">Adds live operational awareness with no new infrastructure</w:t>
+              <w:t xml:space="preserve">Shows at a glance if key services are running</w:t>
             </w:r>
           </w:p>
         </w:tc>

--- a/IP_Manager_Roadmap.docx
+++ b/IP_Manager_Roadmap.docx
@@ -96,7 +96,7 @@
           <w:sz w:val="22"/>
           <w:szCs w:val="22"/>
         </w:rPr>
-        <w:t xml:space="preserve">The IP Address Manager started as a static Excel spreadsheet used to track home network assignments across servers, containers, cameras, and networking equipment. It has evolved into a full-stack React web application with a SQLite backend, real-time search, editable entries, free IP claiming, Excel export, and a built-in Settings panel — deployable as a shared tool for the whole household.</w:t>
+        <w:t xml:space="preserve">The IP Address Manager started as a static Excel spreadsheet used to track home network assignments across servers, containers, cameras, and networking equipment. It has evolved into a full-stack React web application (v1.4) with a SQLite backend, real-time search, tag filtering, sortable table view, editable entries, CSV/Excel import and export, and a built-in Settings panel — deployable as a shared tool on a home LXC and released under the PolyForm Noncommercial License.</w:t>
       </w:r>
     </w:p>
     <w:p>
@@ -137,7 +137,7 @@
           <w:sz w:val="36"/>
           <w:szCs w:val="36"/>
         </w:rPr>
-        <w:t xml:space="preserve">Current State (v1.3)</w:t>
+        <w:t xml:space="preserve">Current State (v1.4)</w:t>
       </w:r>
     </w:p>
     <w:p>
@@ -175,7 +175,7 @@
           <w:sz w:val="22"/>
           <w:szCs w:val="22"/>
         </w:rPr>
-        <w:t xml:space="preserve">Cards and Table views with search, type, and location filters</w:t>
+        <w:t xml:space="preserve">Cards and Table views with search, type, location, and tag filters</w:t>
       </w:r>
     </w:p>
     <w:p>
@@ -232,7 +232,26 @@
           <w:sz w:val="22"/>
           <w:szCs w:val="22"/>
         </w:rPr>
-        <w:t xml:space="preserve">Edit modal for any IP entry — change name, hostname, type, location, service, and notes</w:t>
+        <w:t xml:space="preserve">Edit modal for any IP entry — change name, hostname, type, location, service, tags, and notes</w:t>
+      </w:r>
+    </w:p>
+    <w:p>
+      <w:pPr>
+        <w:pStyle w:val="ListParagraph"/>
+        <w:numPr>
+          <w:ilvl w:val="0"/>
+          <w:numId w:val="2"/>
+        </w:numPr>
+        <w:spacing w:after="40" w:before="40"/>
+      </w:pPr>
+      <w:r>
+        <w:rPr>
+          <w:rFonts w:ascii="Arial" w:cs="Arial" w:eastAsia="Arial" w:hAnsi="Arial"/>
+          <w:color w:val="1E293B"/>
+          <w:sz w:val="22"/>
+          <w:szCs w:val="22"/>
+        </w:rPr>
+        <w:t xml:space="preserve">Tag support — add custom tags to any entry (e.g. 'media', 'iot', 'monitoring'); filterable via clickable chips in the header; clicking a tag on any card filters by it instantly</w:t>
       </w:r>
     </w:p>
     <w:p>
@@ -270,6 +289,44 @@
           <w:sz w:val="22"/>
           <w:szCs w:val="22"/>
         </w:rPr>
+        <w:t xml:space="preserve">Sort controls — click any column header in Table view to sort ascending or descending (IP, name, hostname, type, location, service, last modified)</w:t>
+      </w:r>
+    </w:p>
+    <w:p>
+      <w:pPr>
+        <w:pStyle w:val="ListParagraph"/>
+        <w:numPr>
+          <w:ilvl w:val="0"/>
+          <w:numId w:val="2"/>
+        </w:numPr>
+        <w:spacing w:after="40" w:before="40"/>
+      </w:pPr>
+      <w:r>
+        <w:rPr>
+          <w:rFonts w:ascii="Arial" w:cs="Arial" w:eastAsia="Arial" w:hAnsi="Arial"/>
+          <w:color w:val="1E293B"/>
+          <w:sz w:val="22"/>
+          <w:szCs w:val="22"/>
+        </w:rPr>
+        <w:t xml:space="preserve">Last modified date — every save, import, or release stamps an updatedAt timestamp; shown in expanded card view and as a dedicated column in Table view</w:t>
+      </w:r>
+    </w:p>
+    <w:p>
+      <w:pPr>
+        <w:pStyle w:val="ListParagraph"/>
+        <w:numPr>
+          <w:ilvl w:val="0"/>
+          <w:numId w:val="2"/>
+        </w:numPr>
+        <w:spacing w:after="40" w:before="40"/>
+      </w:pPr>
+      <w:r>
+        <w:rPr>
+          <w:rFonts w:ascii="Arial" w:cs="Arial" w:eastAsia="Arial" w:hAnsi="Arial"/>
+          <w:color w:val="1E293B"/>
+          <w:sz w:val="22"/>
+          <w:szCs w:val="22"/>
+        </w:rPr>
         <w:t xml:space="preserve">Claim This IP form for available addresses</w:t>
       </w:r>
     </w:p>
@@ -441,7 +498,7 @@
           <w:sz w:val="22"/>
           <w:szCs w:val="22"/>
         </w:rPr>
-        <w:t xml:space="preserve">LXC one-script installer for Proxmox (Ubuntu 24.04 + Nginx + systemd)</w:t>
+        <w:t xml:space="preserve">LXC one-script installer (Ubuntu 24.04 + Nginx + systemd)</w:t>
       </w:r>
     </w:p>
     <w:p>
@@ -460,7 +517,7 @@
           <w:sz w:val="22"/>
           <w:szCs w:val="22"/>
         </w:rPr>
-        <w:t xml:space="preserve">Source code managed on GitHub</w:t>
+        <w:t xml:space="preserve">Source code managed on GitHub under the PolyForm Noncommercial License</w:t>
       </w:r>
     </w:p>
     <w:p>
@@ -589,7 +646,7 @@
           <w:sz w:val="22"/>
           <w:szCs w:val="22"/>
         </w:rPr>
-        <w:t xml:space="preserve">These improvements build on a solid v1.2 foundation. Persistence (SQLite), network configuration, and multi-user support are already shipped. Notes and Tags have been elevated to Phase 1 based on direct user feedback — both are low effort and immediately useful.</w:t>
+        <w:t xml:space="preserve">Tags, Sort Controls, and Last Modified Date shipped in v1.4. The remaining Phase 1 items are Keyboard Shortcuts and PWA support — both low-effort quality-of-life improvements that make the tool faster and more accessible.</w:t>
       </w:r>
     </w:p>
     <w:p>
@@ -737,7 +794,7 @@
                 <w:sz w:val="20"/>
                 <w:szCs w:val="20"/>
               </w:rPr>
-              <w:t xml:space="preserve">Tag Support</w:t>
+              <w:t xml:space="preserve">Keyboard Shortcuts</w:t>
             </w:r>
           </w:p>
         </w:tc>
@@ -768,7 +825,7 @@
                 <w:sz w:val="20"/>
                 <w:szCs w:val="20"/>
               </w:rPr>
-              <w:t xml:space="preserve">Add custom tags to any entry (e.g. 'media', 'monitoring', 'IoT', 'cameras'). Tags are filterable in the header bar alongside Type and Location.</w:t>
+              <w:t xml:space="preserve">Press / to focus search, Esc to close modals — faster navigation for power users.</w:t>
             </w:r>
           </w:p>
         </w:tc>
@@ -781,7 +838,7 @@
               <w:bottom w:val="single" w:color="E2E8F0" w:sz="1"/>
               <w:right w:val="single" w:color="E2E8F0" w:sz="1"/>
             </w:tcBorders>
-            <w:shd w:fill="CCFBF1" w:val="clear"/>
+            <w:shd w:fill="EFF6FF" w:val="clear"/>
             <w:tcMar>
               <w:top w:type="dxa" w:w="80"/>
               <w:left w:type="dxa" w:w="120"/>
@@ -798,11 +855,11 @@
                 <w:rFonts w:ascii="Arial" w:cs="Arial" w:eastAsia="Arial" w:hAnsi="Arial"/>
                 <w:b/>
                 <w:bCs/>
-                <w:color w:val="0D9488"/>
+                <w:color w:val="1D4ED8"/>
                 <w:sz w:val="18"/>
                 <w:szCs w:val="18"/>
               </w:rPr>
-              <w:t xml:space="preserve">HIGH</w:t>
+              <w:t xml:space="preserve">LOW</w:t>
             </w:r>
           </w:p>
         </w:tc>
@@ -835,7 +892,7 @@
                 <w:sz w:val="20"/>
                 <w:szCs w:val="20"/>
               </w:rPr>
-              <w:t xml:space="preserve">Sort Controls</w:t>
+              <w:t xml:space="preserve">PWA / Offline Support</w:t>
             </w:r>
           </w:p>
         </w:tc>
@@ -866,301 +923,7 @@
                 <w:sz w:val="20"/>
                 <w:szCs w:val="20"/>
               </w:rPr>
-              <w:t xml:space="preserve">Click column headers to sort by IP, name, location, or type in the Table view.</w:t>
-            </w:r>
-          </w:p>
-        </w:tc>
-        <w:tc>
-          <w:tcPr>
-            <w:tcW w:type="dxa" w:w="2000"/>
-            <w:tcBorders>
-              <w:top w:val="single" w:color="E2E8F0" w:sz="1"/>
-              <w:left w:val="single" w:color="E2E8F0" w:sz="1"/>
-              <w:bottom w:val="single" w:color="E2E8F0" w:sz="1"/>
-              <w:right w:val="single" w:color="E2E8F0" w:sz="1"/>
-            </w:tcBorders>
-            <w:shd w:fill="FFFBEB" w:val="clear"/>
-            <w:tcMar>
-              <w:top w:type="dxa" w:w="80"/>
-              <w:left w:type="dxa" w:w="120"/>
-              <w:bottom w:type="dxa" w:w="80"/>
-              <w:right w:type="dxa" w:w="120"/>
-            </w:tcMar>
-          </w:tcPr>
-          <w:p>
-            <w:pPr>
-              <w:jc w:val="center"/>
-            </w:pPr>
-            <w:r>
-              <w:rPr>
-                <w:rFonts w:ascii="Arial" w:cs="Arial" w:eastAsia="Arial" w:hAnsi="Arial"/>
-                <w:b/>
-                <w:bCs/>
-                <w:color w:val="D97706"/>
-                <w:sz w:val="18"/>
-                <w:szCs w:val="18"/>
-              </w:rPr>
-              <w:t xml:space="preserve">MED</w:t>
-            </w:r>
-          </w:p>
-        </w:tc>
-      </w:tr>
-      <w:tr>
-        <w:tc>
-          <w:tcPr>
-            <w:tcW w:type="dxa" w:w="2800"/>
-            <w:tcBorders>
-              <w:top w:val="single" w:color="E2E8F0" w:sz="1"/>
-              <w:left w:val="single" w:color="E2E8F0" w:sz="1"/>
-              <w:bottom w:val="single" w:color="E2E8F0" w:sz="1"/>
-              <w:right w:val="single" w:color="E2E8F0" w:sz="1"/>
-            </w:tcBorders>
-            <w:shd w:fill="FFFFFF" w:val="clear"/>
-            <w:tcMar>
-              <w:top w:type="dxa" w:w="80"/>
-              <w:left w:type="dxa" w:w="120"/>
-              <w:bottom w:type="dxa" w:w="80"/>
-              <w:right w:type="dxa" w:w="120"/>
-            </w:tcMar>
-          </w:tcPr>
-          <w:p>
-            <w:r>
-              <w:rPr>
-                <w:rFonts w:ascii="Arial" w:cs="Arial" w:eastAsia="Arial" w:hAnsi="Arial"/>
-                <w:b/>
-                <w:bCs/>
-                <w:color w:val="1E293B"/>
-                <w:sz w:val="20"/>
-                <w:szCs w:val="20"/>
-              </w:rPr>
-              <w:t xml:space="preserve">Last Modified Date</w:t>
-            </w:r>
-          </w:p>
-        </w:tc>
-        <w:tc>
-          <w:tcPr>
-            <w:tcW w:type="dxa" w:w="4560"/>
-            <w:tcBorders>
-              <w:top w:val="single" w:color="E2E8F0" w:sz="1"/>
-              <w:left w:val="single" w:color="E2E8F0" w:sz="1"/>
-              <w:bottom w:val="single" w:color="E2E8F0" w:sz="1"/>
-              <w:right w:val="single" w:color="E2E8F0" w:sz="1"/>
-            </w:tcBorders>
-            <w:shd w:fill="FFFFFF" w:val="clear"/>
-            <w:tcMar>
-              <w:top w:type="dxa" w:w="80"/>
-              <w:left w:type="dxa" w:w="120"/>
-              <w:bottom w:type="dxa" w:w="80"/>
-              <w:right w:type="dxa" w:w="120"/>
-            </w:tcMar>
-          </w:tcPr>
-          <w:p>
-            <w:r>
-              <w:rPr>
-                <w:rFonts w:ascii="Arial" w:cs="Arial" w:eastAsia="Arial" w:hAnsi="Arial"/>
-                <w:b w:val="false"/>
-                <w:bCs w:val="false"/>
-                <w:color w:val="1E293B"/>
-                <w:sz w:val="20"/>
-                <w:szCs w:val="20"/>
-              </w:rPr>
-              <w:t xml:space="preserve">Stamp each entry with a last-edited timestamp so you can see which entries are stale.</w:t>
-            </w:r>
-          </w:p>
-        </w:tc>
-        <w:tc>
-          <w:tcPr>
-            <w:tcW w:type="dxa" w:w="2000"/>
-            <w:tcBorders>
-              <w:top w:val="single" w:color="E2E8F0" w:sz="1"/>
-              <w:left w:val="single" w:color="E2E8F0" w:sz="1"/>
-              <w:bottom w:val="single" w:color="E2E8F0" w:sz="1"/>
-              <w:right w:val="single" w:color="E2E8F0" w:sz="1"/>
-            </w:tcBorders>
-            <w:shd w:fill="FFFBEB" w:val="clear"/>
-            <w:tcMar>
-              <w:top w:type="dxa" w:w="80"/>
-              <w:left w:type="dxa" w:w="120"/>
-              <w:bottom w:type="dxa" w:w="80"/>
-              <w:right w:type="dxa" w:w="120"/>
-            </w:tcMar>
-          </w:tcPr>
-          <w:p>
-            <w:pPr>
-              <w:jc w:val="center"/>
-            </w:pPr>
-            <w:r>
-              <w:rPr>
-                <w:rFonts w:ascii="Arial" w:cs="Arial" w:eastAsia="Arial" w:hAnsi="Arial"/>
-                <w:b/>
-                <w:bCs/>
-                <w:color w:val="D97706"/>
-                <w:sz w:val="18"/>
-                <w:szCs w:val="18"/>
-              </w:rPr>
-              <w:t xml:space="preserve">MED</w:t>
-            </w:r>
-          </w:p>
-        </w:tc>
-      </w:tr>
-      <w:tr>
-        <w:tc>
-          <w:tcPr>
-            <w:tcW w:type="dxa" w:w="2800"/>
-            <w:tcBorders>
-              <w:top w:val="single" w:color="E2E8F0" w:sz="1"/>
-              <w:left w:val="single" w:color="E2E8F0" w:sz="1"/>
-              <w:bottom w:val="single" w:color="E2E8F0" w:sz="1"/>
-              <w:right w:val="single" w:color="E2E8F0" w:sz="1"/>
-            </w:tcBorders>
-            <w:shd w:fill="FFFFFF" w:val="clear"/>
-            <w:tcMar>
-              <w:top w:type="dxa" w:w="80"/>
-              <w:left w:type="dxa" w:w="120"/>
-              <w:bottom w:type="dxa" w:w="80"/>
-              <w:right w:type="dxa" w:w="120"/>
-            </w:tcMar>
-          </w:tcPr>
-          <w:p>
-            <w:r>
-              <w:rPr>
-                <w:rFonts w:ascii="Arial" w:cs="Arial" w:eastAsia="Arial" w:hAnsi="Arial"/>
-                <w:b/>
-                <w:bCs/>
-                <w:color w:val="1E293B"/>
-                <w:sz w:val="20"/>
-                <w:szCs w:val="20"/>
-              </w:rPr>
-              <w:t xml:space="preserve">Keyboard Shortcuts</w:t>
-            </w:r>
-          </w:p>
-        </w:tc>
-        <w:tc>
-          <w:tcPr>
-            <w:tcW w:type="dxa" w:w="4560"/>
-            <w:tcBorders>
-              <w:top w:val="single" w:color="E2E8F0" w:sz="1"/>
-              <w:left w:val="single" w:color="E2E8F0" w:sz="1"/>
-              <w:bottom w:val="single" w:color="E2E8F0" w:sz="1"/>
-              <w:right w:val="single" w:color="E2E8F0" w:sz="1"/>
-            </w:tcBorders>
-            <w:shd w:fill="FFFFFF" w:val="clear"/>
-            <w:tcMar>
-              <w:top w:type="dxa" w:w="80"/>
-              <w:left w:type="dxa" w:w="120"/>
-              <w:bottom w:type="dxa" w:w="80"/>
-              <w:right w:type="dxa" w:w="120"/>
-            </w:tcMar>
-          </w:tcPr>
-          <w:p>
-            <w:r>
-              <w:rPr>
-                <w:rFonts w:ascii="Arial" w:cs="Arial" w:eastAsia="Arial" w:hAnsi="Arial"/>
-                <w:b w:val="false"/>
-                <w:bCs w:val="false"/>
-                <w:color w:val="1E293B"/>
-                <w:sz w:val="20"/>
-                <w:szCs w:val="20"/>
-              </w:rPr>
-              <w:t xml:space="preserve">Press / to focus search, Esc to close modals — faster navigation for power users.</w:t>
-            </w:r>
-          </w:p>
-        </w:tc>
-        <w:tc>
-          <w:tcPr>
-            <w:tcW w:type="dxa" w:w="2000"/>
-            <w:tcBorders>
-              <w:top w:val="single" w:color="E2E8F0" w:sz="1"/>
-              <w:left w:val="single" w:color="E2E8F0" w:sz="1"/>
-              <w:bottom w:val="single" w:color="E2E8F0" w:sz="1"/>
-              <w:right w:val="single" w:color="E2E8F0" w:sz="1"/>
-            </w:tcBorders>
-            <w:shd w:fill="EFF6FF" w:val="clear"/>
-            <w:tcMar>
-              <w:top w:type="dxa" w:w="80"/>
-              <w:left w:type="dxa" w:w="120"/>
-              <w:bottom w:type="dxa" w:w="80"/>
-              <w:right w:type="dxa" w:w="120"/>
-            </w:tcMar>
-          </w:tcPr>
-          <w:p>
-            <w:pPr>
-              <w:jc w:val="center"/>
-            </w:pPr>
-            <w:r>
-              <w:rPr>
-                <w:rFonts w:ascii="Arial" w:cs="Arial" w:eastAsia="Arial" w:hAnsi="Arial"/>
-                <w:b/>
-                <w:bCs/>
-                <w:color w:val="1D4ED8"/>
-                <w:sz w:val="18"/>
-                <w:szCs w:val="18"/>
-              </w:rPr>
-              <w:t xml:space="preserve">LOW</w:t>
-            </w:r>
-          </w:p>
-        </w:tc>
-      </w:tr>
-      <w:tr>
-        <w:tc>
-          <w:tcPr>
-            <w:tcW w:type="dxa" w:w="2800"/>
-            <w:tcBorders>
-              <w:top w:val="single" w:color="E2E8F0" w:sz="1"/>
-              <w:left w:val="single" w:color="E2E8F0" w:sz="1"/>
-              <w:bottom w:val="single" w:color="E2E8F0" w:sz="1"/>
-              <w:right w:val="single" w:color="E2E8F0" w:sz="1"/>
-            </w:tcBorders>
-            <w:shd w:fill="FFFFFF" w:val="clear"/>
-            <w:tcMar>
-              <w:top w:type="dxa" w:w="80"/>
-              <w:left w:type="dxa" w:w="120"/>
-              <w:bottom w:type="dxa" w:w="80"/>
-              <w:right w:type="dxa" w:w="120"/>
-            </w:tcMar>
-          </w:tcPr>
-          <w:p>
-            <w:r>
-              <w:rPr>
-                <w:rFonts w:ascii="Arial" w:cs="Arial" w:eastAsia="Arial" w:hAnsi="Arial"/>
-                <w:b/>
-                <w:bCs/>
-                <w:color w:val="1E293B"/>
-                <w:sz w:val="20"/>
-                <w:szCs w:val="20"/>
-              </w:rPr>
-              <w:t xml:space="preserve">PWA / Offline Support</w:t>
-            </w:r>
-          </w:p>
-        </w:tc>
-        <w:tc>
-          <w:tcPr>
-            <w:tcW w:type="dxa" w:w="4560"/>
-            <w:tcBorders>
-              <w:top w:val="single" w:color="E2E8F0" w:sz="1"/>
-              <w:left w:val="single" w:color="E2E8F0" w:sz="1"/>
-              <w:bottom w:val="single" w:color="E2E8F0" w:sz="1"/>
-              <w:right w:val="single" w:color="E2E8F0" w:sz="1"/>
-            </w:tcBorders>
-            <w:shd w:fill="FFFFFF" w:val="clear"/>
-            <w:tcMar>
-              <w:top w:type="dxa" w:w="80"/>
-              <w:left w:type="dxa" w:w="120"/>
-              <w:bottom w:type="dxa" w:w="80"/>
-              <w:right w:type="dxa" w:w="120"/>
-            </w:tcMar>
-          </w:tcPr>
-          <w:p>
-            <w:r>
-              <w:rPr>
-                <w:rFonts w:ascii="Arial" w:cs="Arial" w:eastAsia="Arial" w:hAnsi="Arial"/>
-                <w:b w:val="false"/>
-                <w:bCs w:val="false"/>
-                <w:color w:val="1E293B"/>
-                <w:sz w:val="20"/>
-                <w:szCs w:val="20"/>
-              </w:rPr>
-              <w:t xml:space="preserve">Add a service worker so the app works offline and can be installed to the dock like a native app.</w:t>
+              <w:t xml:space="preserve">Add a service worker so the app works offline and can be installed to the home screen like a native app.</w:t>
             </w:r>
           </w:p>
         </w:tc>
@@ -3303,7 +3066,7 @@
           <w:sz w:val="22"/>
           <w:szCs w:val="22"/>
         </w:rPr>
-        <w:t xml:space="preserve">The table below ranks the top 6 items to tackle first, based on effort vs. impact. Items 1–4 were directly requested by test users and have been prioritised accordingly.</w:t>
+        <w:t xml:space="preserve">Tags, Sort Controls, and Last Modified Date shipped in v1.4 — all three Phase 1 quick wins are complete. The table below ranks the top 6 remaining items by effort vs. impact.</w:t>
       </w:r>
     </w:p>
     <w:p>
@@ -3549,7 +3312,7 @@
                 <w:sz w:val="20"/>
                 <w:szCs w:val="20"/>
               </w:rPr>
-              <w:t xml:space="preserve">Tag Support</w:t>
+              <w:t xml:space="preserve">Multiple IPs per Host</w:t>
             </w:r>
           </w:p>
         </w:tc>
@@ -3578,7 +3341,7 @@
                 <w:sz w:val="20"/>
                 <w:szCs w:val="20"/>
               </w:rPr>
-              <w:t xml:space="preserve">Directly requested — richer filtering beyond type and location</w:t>
+              <w:t xml:space="preserve">Prerequisite for VLANs; real-world need for multi-NIC servers</w:t>
             </w:r>
           </w:p>
         </w:tc>
@@ -3610,7 +3373,7 @@
                 <w:sz w:val="20"/>
                 <w:szCs w:val="20"/>
               </w:rPr>
-              <w:t xml:space="preserve">Low</w:t>
+              <w:t xml:space="preserve">Med</w:t>
             </w:r>
           </w:p>
         </w:tc>
@@ -3711,7 +3474,7 @@
                 <w:sz w:val="20"/>
                 <w:szCs w:val="20"/>
               </w:rPr>
-              <w:t xml:space="preserve">Multiple IPs per Host</w:t>
+              <w:t xml:space="preserve">VLAN &amp; Multi-Network</w:t>
             </w:r>
           </w:p>
         </w:tc>
@@ -3740,7 +3503,7 @@
                 <w:sz w:val="20"/>
                 <w:szCs w:val="20"/>
               </w:rPr>
-              <w:t xml:space="preserve">Prerequisite for VLANs; real-world need for multi-NIC servers</w:t>
+              <w:t xml:space="preserve">Directly requested — essential for a segmented home lab</w:t>
             </w:r>
           </w:p>
         </w:tc>
@@ -3873,7 +3636,7 @@
                 <w:sz w:val="20"/>
                 <w:szCs w:val="20"/>
               </w:rPr>
-              <w:t xml:space="preserve">VLAN &amp; Multi-Network</w:t>
+              <w:t xml:space="preserve">Ping / Reachability</w:t>
             </w:r>
           </w:p>
         </w:tc>
@@ -3902,7 +3665,7 @@
                 <w:sz w:val="20"/>
                 <w:szCs w:val="20"/>
               </w:rPr>
-              <w:t xml:space="preserve">Directly requested — essential for a segmented home lab</w:t>
+              <w:t xml:space="preserve">Adds live operational awareness with no new infrastructure</w:t>
             </w:r>
           </w:p>
         </w:tc>
@@ -4035,7 +3798,7 @@
                 <w:sz w:val="20"/>
                 <w:szCs w:val="20"/>
               </w:rPr>
-              <w:t xml:space="preserve">Ping / Reachability</w:t>
+              <w:t xml:space="preserve">PWA / Offline Support</w:t>
             </w:r>
           </w:p>
         </w:tc>
@@ -4064,7 +3827,7 @@
                 <w:sz w:val="20"/>
                 <w:szCs w:val="20"/>
               </w:rPr>
-              <w:t xml:space="preserve">Adds live operational awareness with no new infrastructure</w:t>
+              <w:t xml:space="preserve">Install to home screen; works without network access</w:t>
             </w:r>
           </w:p>
         </w:tc>
@@ -4197,7 +3960,7 @@
                 <w:sz w:val="20"/>
                 <w:szCs w:val="20"/>
               </w:rPr>
-              <w:t xml:space="preserve">Proxmox Integration</w:t>
+              <w:t xml:space="preserve">Service Health Check</w:t>
             </w:r>
           </w:p>
         </w:tc>
@@ -4226,7 +3989,7 @@
                 <w:sz w:val="20"/>
                 <w:szCs w:val="20"/>
               </w:rPr>
-              <w:t xml:space="preserve">Auto-discovery removes manual data entry</w:t>
+              <w:t xml:space="preserve">Shows at a glance if key services are running</w:t>
             </w:r>
           </w:p>
         </w:tc>
@@ -4359,7 +4122,7 @@
                 <w:sz w:val="20"/>
                 <w:szCs w:val="20"/>
               </w:rPr>
-              <w:t xml:space="preserve">Service Health Check</w:t>
+              <w:t xml:space="preserve">Keyboard Shortcuts</w:t>
             </w:r>
           </w:p>
         </w:tc>
@@ -4388,7 +4151,7 @@
                 <w:sz w:val="20"/>
                 <w:szCs w:val="20"/>
               </w:rPr>
-              <w:t xml:space="preserve">Shows at a glance if key services are running</w:t>
+              <w:t xml:space="preserve">Power-user quality-of-life; low effort, immediate benefit</w:t>
             </w:r>
           </w:p>
         </w:tc>
@@ -4420,7 +4183,7 @@
                 <w:sz w:val="20"/>
                 <w:szCs w:val="20"/>
               </w:rPr>
-              <w:t xml:space="preserve">Med</w:t>
+              <w:t xml:space="preserve">Low</w:t>
             </w:r>
           </w:p>
         </w:tc>
@@ -4454,7 +4217,7 @@
                 <w:sz w:val="20"/>
                 <w:szCs w:val="20"/>
               </w:rPr>
-              <w:t xml:space="preserve">High</w:t>
+              <w:t xml:space="preserve">Med</w:t>
             </w:r>
           </w:p>
         </w:tc>

--- a/IP_Manager_Roadmap.docx
+++ b/IP_Manager_Roadmap.docx
@@ -57,7 +57,7 @@
           <w:sz w:val="22"/>
           <w:szCs w:val="22"/>
         </w:rPr>
-        <w:t xml:space="preserve">February 2026</w:t>
+        <w:t xml:space="preserve">March 2026</w:t>
       </w:r>
     </w:p>
     <w:p>
@@ -96,7 +96,7 @@
           <w:sz w:val="22"/>
           <w:szCs w:val="22"/>
         </w:rPr>
-        <w:t xml:space="preserve">The IP Address Manager started as a static Excel spreadsheet used to track home network assignments across servers, containers, cameras, and networking equipment. It has evolved into a full-stack React web application (v1.4) with a SQLite backend, real-time search, tag filtering, sortable table view, editable entries, CSV/Excel import and export, and a built-in Settings panel — deployable as a shared tool on a home LXC and released under the PolyForm Noncommercial License.</w:t>
+        <w:t xml:space="preserve">The IP Address Manager started as a static Excel spreadsheet used to track home network assignments across servers, containers, cameras, and networking equipment. It has evolved into a full-stack React web application (v1.5) with a SQLite backend, real-time search, tag filtering, sortable table view, editable entries, CSV/Excel import and export, and a built-in Settings panel — deployable as a shared tool on a home LXC. A native iPad app (SwiftUI, iOS 26) is in active development alongside the web app. Released under the PolyForm Noncommercial License.</w:t>
       </w:r>
     </w:p>
     <w:p>
@@ -137,7 +137,7 @@
           <w:sz w:val="36"/>
           <w:szCs w:val="36"/>
         </w:rPr>
-        <w:t xml:space="preserve">Current State (v1.4)</w:t>
+        <w:t xml:space="preserve">Current State (v1.5)</w:t>
       </w:r>
     </w:p>
     <w:p>
@@ -646,7 +646,7 @@
           <w:sz w:val="22"/>
           <w:szCs w:val="22"/>
         </w:rPr>
-        <w:t xml:space="preserve">Tags, Sort Controls, and Last Modified Date shipped in v1.4. The remaining Phase 1 items are Keyboard Shortcuts and PWA support — both low-effort quality-of-life improvements that make the tool faster and more accessible.</w:t>
+        <w:t xml:space="preserve">Tags, Sort Controls, Last Modified Date, and Keyboard Shortcuts all shipped in v1.4/v1.5. The only remaining Phase 1 item is PWA/Offline Support.</w:t>
       </w:r>
     </w:p>
     <w:p>
@@ -794,104 +794,6 @@
                 <w:sz w:val="20"/>
                 <w:szCs w:val="20"/>
               </w:rPr>
-              <w:t xml:space="preserve">Keyboard Shortcuts</w:t>
-            </w:r>
-          </w:p>
-        </w:tc>
-        <w:tc>
-          <w:tcPr>
-            <w:tcW w:type="dxa" w:w="4560"/>
-            <w:tcBorders>
-              <w:top w:val="single" w:color="E2E8F0" w:sz="1"/>
-              <w:left w:val="single" w:color="E2E8F0" w:sz="1"/>
-              <w:bottom w:val="single" w:color="E2E8F0" w:sz="1"/>
-              <w:right w:val="single" w:color="E2E8F0" w:sz="1"/>
-            </w:tcBorders>
-            <w:shd w:fill="FFFFFF" w:val="clear"/>
-            <w:tcMar>
-              <w:top w:type="dxa" w:w="80"/>
-              <w:left w:type="dxa" w:w="120"/>
-              <w:bottom w:type="dxa" w:w="80"/>
-              <w:right w:type="dxa" w:w="120"/>
-            </w:tcMar>
-          </w:tcPr>
-          <w:p>
-            <w:r>
-              <w:rPr>
-                <w:rFonts w:ascii="Arial" w:cs="Arial" w:eastAsia="Arial" w:hAnsi="Arial"/>
-                <w:b w:val="false"/>
-                <w:bCs w:val="false"/>
-                <w:color w:val="1E293B"/>
-                <w:sz w:val="20"/>
-                <w:szCs w:val="20"/>
-              </w:rPr>
-              <w:t xml:space="preserve">Press / to focus search, Esc to close modals — faster navigation for power users.</w:t>
-            </w:r>
-          </w:p>
-        </w:tc>
-        <w:tc>
-          <w:tcPr>
-            <w:tcW w:type="dxa" w:w="2000"/>
-            <w:tcBorders>
-              <w:top w:val="single" w:color="E2E8F0" w:sz="1"/>
-              <w:left w:val="single" w:color="E2E8F0" w:sz="1"/>
-              <w:bottom w:val="single" w:color="E2E8F0" w:sz="1"/>
-              <w:right w:val="single" w:color="E2E8F0" w:sz="1"/>
-            </w:tcBorders>
-            <w:shd w:fill="EFF6FF" w:val="clear"/>
-            <w:tcMar>
-              <w:top w:type="dxa" w:w="80"/>
-              <w:left w:type="dxa" w:w="120"/>
-              <w:bottom w:type="dxa" w:w="80"/>
-              <w:right w:type="dxa" w:w="120"/>
-            </w:tcMar>
-          </w:tcPr>
-          <w:p>
-            <w:pPr>
-              <w:jc w:val="center"/>
-            </w:pPr>
-            <w:r>
-              <w:rPr>
-                <w:rFonts w:ascii="Arial" w:cs="Arial" w:eastAsia="Arial" w:hAnsi="Arial"/>
-                <w:b/>
-                <w:bCs/>
-                <w:color w:val="1D4ED8"/>
-                <w:sz w:val="18"/>
-                <w:szCs w:val="18"/>
-              </w:rPr>
-              <w:t xml:space="preserve">LOW</w:t>
-            </w:r>
-          </w:p>
-        </w:tc>
-      </w:tr>
-      <w:tr>
-        <w:tc>
-          <w:tcPr>
-            <w:tcW w:type="dxa" w:w="2800"/>
-            <w:tcBorders>
-              <w:top w:val="single" w:color="E2E8F0" w:sz="1"/>
-              <w:left w:val="single" w:color="E2E8F0" w:sz="1"/>
-              <w:bottom w:val="single" w:color="E2E8F0" w:sz="1"/>
-              <w:right w:val="single" w:color="E2E8F0" w:sz="1"/>
-            </w:tcBorders>
-            <w:shd w:fill="FFFFFF" w:val="clear"/>
-            <w:tcMar>
-              <w:top w:type="dxa" w:w="80"/>
-              <w:left w:type="dxa" w:w="120"/>
-              <w:bottom w:type="dxa" w:w="80"/>
-              <w:right w:type="dxa" w:w="120"/>
-            </w:tcMar>
-          </w:tcPr>
-          <w:p>
-            <w:r>
-              <w:rPr>
-                <w:rFonts w:ascii="Arial" w:cs="Arial" w:eastAsia="Arial" w:hAnsi="Arial"/>
-                <w:b/>
-                <w:bCs/>
-                <w:color w:val="1E293B"/>
-                <w:sz w:val="20"/>
-                <w:szCs w:val="20"/>
-              </w:rPr>
               <w:t xml:space="preserve">PWA / Offline Support</w:t>
             </w:r>
           </w:p>
@@ -2013,6 +1915,430 @@
           <w:sz w:val="36"/>
           <w:szCs w:val="36"/>
         </w:rPr>
+        <w:t xml:space="preserve">iOS / iPad Native App</w:t>
+      </w:r>
+    </w:p>
+    <w:p>
+      <w:pPr>
+        <w:spacing w:after="0" w:before="80"/>
+      </w:pPr>
+    </w:p>
+    <w:tbl>
+      <w:tblPr>
+        <w:tblW w:type="dxa" w:w="9360"/>
+        <w:tblBorders>
+          <w:top w:val="none" w:color="FFFFFF" w:sz="0"/>
+          <w:left w:val="none" w:color="FFFFFF" w:sz="0"/>
+          <w:bottom w:val="none" w:color="FFFFFF" w:sz="0"/>
+          <w:right w:val="none" w:color="FFFFFF" w:sz="0"/>
+          <w:insideH w:val="single" w:color="auto" w:sz="4"/>
+          <w:insideV w:val="single" w:color="auto" w:sz="4"/>
+        </w:tblBorders>
+      </w:tblPr>
+      <w:tblGrid>
+        <w:gridCol w:w="6000"/>
+        <w:gridCol w:w="3360"/>
+      </w:tblGrid>
+      <w:tr>
+        <w:tc>
+          <w:tcPr>
+            <w:tcW w:type="dxa" w:w="6000"/>
+            <w:tcBorders>
+              <w:top w:val="single" w:color="CCFBF1" w:sz="1"/>
+              <w:left w:val="single" w:color="CCFBF1" w:sz="1"/>
+              <w:bottom w:val="single" w:color="CCFBF1" w:sz="1"/>
+              <w:right w:val="single" w:color="CCFBF1" w:sz="1"/>
+            </w:tcBorders>
+            <w:shd w:fill="CCFBF1" w:val="clear"/>
+            <w:tcMar>
+              <w:top w:type="dxa" w:w="120"/>
+              <w:left w:type="dxa" w:w="200"/>
+              <w:bottom w:type="dxa" w:w="120"/>
+              <w:right w:type="dxa" w:w="200"/>
+            </w:tcMar>
+          </w:tcPr>
+          <w:p>
+            <w:r>
+              <w:rPr>
+                <w:rFonts w:ascii="Arial" w:cs="Arial" w:eastAsia="Arial" w:hAnsi="Arial"/>
+                <w:b/>
+                <w:bCs/>
+                <w:color w:val="0D9488"/>
+                <w:sz w:val="28"/>
+                <w:szCs w:val="28"/>
+              </w:rPr>
+              <w:t xml:space="preserve">In Active Development</w:t>
+            </w:r>
+          </w:p>
+        </w:tc>
+        <w:tc>
+          <w:tcPr>
+            <w:tcW w:type="dxa" w:w="3360"/>
+            <w:tcBorders>
+              <w:top w:val="single" w:color="CCFBF1" w:sz="1"/>
+              <w:left w:val="single" w:color="CCFBF1" w:sz="1"/>
+              <w:bottom w:val="single" w:color="CCFBF1" w:sz="1"/>
+              <w:right w:val="single" w:color="CCFBF1" w:sz="1"/>
+            </w:tcBorders>
+            <w:shd w:fill="CCFBF1" w:val="clear"/>
+            <w:tcMar>
+              <w:top w:type="dxa" w:w="120"/>
+              <w:left w:type="dxa" w:w="200"/>
+              <w:bottom w:type="dxa" w:w="120"/>
+              <w:right w:type="dxa" w:w="200"/>
+            </w:tcMar>
+            <w:vAlign w:val="center"/>
+          </w:tcPr>
+          <w:p>
+            <w:pPr>
+              <w:jc w:val="right"/>
+            </w:pPr>
+            <w:r>
+              <w:rPr>
+                <w:rFonts w:ascii="Arial" w:cs="Arial" w:eastAsia="Arial" w:hAnsi="Arial"/>
+                <w:color w:val="0D9488"/>
+                <w:sz w:val="20"/>
+                <w:szCs w:val="20"/>
+              </w:rPr>
+              <w:t xml:space="preserve">Q1 2026 →</w:t>
+            </w:r>
+          </w:p>
+        </w:tc>
+      </w:tr>
+    </w:tbl>
+    <w:p>
+      <w:pPr>
+        <w:spacing w:after="0" w:before="120"/>
+      </w:pPr>
+    </w:p>
+    <w:p>
+      <w:pPr>
+        <w:spacing w:after="60" w:before="60"/>
+      </w:pPr>
+      <w:r>
+        <w:rPr>
+          <w:rFonts w:ascii="Arial" w:cs="Arial" w:eastAsia="Arial" w:hAnsi="Arial"/>
+          <w:color w:val="1E293B"/>
+          <w:sz w:val="22"/>
+          <w:szCs w:val="22"/>
+        </w:rPr>
+        <w:t xml:space="preserve">A native SwiftUI iPad app is in active development alongside the web app. It connects to the same LXC Express API and targets iPadOS 26 with full Liquid Glass design language.</w:t>
+      </w:r>
+    </w:p>
+    <w:p>
+      <w:pPr>
+        <w:spacing w:after="0" w:before="80"/>
+      </w:pPr>
+    </w:p>
+    <w:p>
+      <w:pPr>
+        <w:pStyle w:val="ListParagraph"/>
+        <w:numPr>
+          <w:ilvl w:val="0"/>
+          <w:numId w:val="2"/>
+        </w:numPr>
+        <w:spacing w:after="40" w:before="40"/>
+      </w:pPr>
+      <w:r>
+        <w:rPr>
+          <w:rFonts w:ascii="Arial" w:cs="Arial" w:eastAsia="Arial" w:hAnsi="Arial"/>
+          <w:color w:val="1E293B"/>
+          <w:sz w:val="22"/>
+          <w:szCs w:val="22"/>
+        </w:rPr>
+        <w:t xml:space="preserve">NavigationSplitView layout — persistent sidebar with IP list, full detail pane on the right</w:t>
+      </w:r>
+    </w:p>
+    <w:p>
+      <w:pPr>
+        <w:pStyle w:val="ListParagraph"/>
+        <w:numPr>
+          <w:ilvl w:val="0"/>
+          <w:numId w:val="2"/>
+        </w:numPr>
+        <w:spacing w:after="40" w:before="40"/>
+      </w:pPr>
+      <w:r>
+        <w:rPr>
+          <w:rFonts w:ascii="Arial" w:cs="Arial" w:eastAsia="Arial" w:hAnsi="Arial"/>
+          <w:color w:val="1E293B"/>
+          <w:sz w:val="22"/>
+          <w:szCs w:val="22"/>
+        </w:rPr>
+        <w:t xml:space="preserve">Liquid Glass UI — filter bar uses GlassEffectContainer; info cards and tags use .glassEffect(); header uses MeshGradient with type-specific colour palettes</w:t>
+      </w:r>
+    </w:p>
+    <w:p>
+      <w:pPr>
+        <w:pStyle w:val="ListParagraph"/>
+        <w:numPr>
+          <w:ilvl w:val="0"/>
+          <w:numId w:val="2"/>
+        </w:numPr>
+        <w:spacing w:after="40" w:before="40"/>
+      </w:pPr>
+      <w:r>
+        <w:rPr>
+          <w:rFonts w:ascii="Arial" w:cs="Arial" w:eastAsia="Arial" w:hAnsi="Arial"/>
+          <w:color w:val="1E293B"/>
+          <w:sz w:val="22"/>
+          <w:szCs w:val="22"/>
+        </w:rPr>
+        <w:t xml:space="preserve">DHCP / Fixed / Free / Reserved / Static IP badges with coloured status dot per row</w:t>
+      </w:r>
+    </w:p>
+    <w:p>
+      <w:pPr>
+        <w:pStyle w:val="ListParagraph"/>
+        <w:numPr>
+          <w:ilvl w:val="0"/>
+          <w:numId w:val="2"/>
+        </w:numPr>
+        <w:spacing w:after="40" w:before="40"/>
+      </w:pPr>
+      <w:r>
+        <w:rPr>
+          <w:rFonts w:ascii="Arial" w:cs="Arial" w:eastAsia="Arial" w:hAnsi="Arial"/>
+          <w:color w:val="1E293B"/>
+          <w:sz w:val="22"/>
+          <w:szCs w:val="22"/>
+        </w:rPr>
+        <w:t xml:space="preserve">Tag filtering — filter chips in the bottom bar; tapping a tag in the detail view filters the sidebar instantly</w:t>
+      </w:r>
+    </w:p>
+    <w:p>
+      <w:pPr>
+        <w:pStyle w:val="ListParagraph"/>
+        <w:numPr>
+          <w:ilvl w:val="0"/>
+          <w:numId w:val="2"/>
+        </w:numPr>
+        <w:spacing w:after="40" w:before="40"/>
+      </w:pPr>
+      <w:r>
+        <w:rPr>
+          <w:rFonts w:ascii="Arial" w:cs="Arial" w:eastAsia="Arial" w:hAnsi="Arial"/>
+          <w:color w:val="1E293B"/>
+          <w:sz w:val="22"/>
+          <w:szCs w:val="22"/>
+        </w:rPr>
+        <w:t xml:space="preserve">Claim This IP and Release IP flows with confirmation dialog</w:t>
+      </w:r>
+    </w:p>
+    <w:p>
+      <w:pPr>
+        <w:pStyle w:val="ListParagraph"/>
+        <w:numPr>
+          <w:ilvl w:val="0"/>
+          <w:numId w:val="2"/>
+        </w:numPr>
+        <w:spacing w:after="40" w:before="40"/>
+      </w:pPr>
+      <w:r>
+        <w:rPr>
+          <w:rFonts w:ascii="Arial" w:cs="Arial" w:eastAsia="Arial" w:hAnsi="Arial"/>
+          <w:color w:val="1E293B"/>
+          <w:sz w:val="22"/>
+          <w:szCs w:val="22"/>
+        </w:rPr>
+        <w:t xml:space="preserve">Edit sheet — tag chip editor, type and location pickers, destructive release button</w:t>
+      </w:r>
+    </w:p>
+    <w:p>
+      <w:pPr>
+        <w:pStyle w:val="ListParagraph"/>
+        <w:numPr>
+          <w:ilvl w:val="0"/>
+          <w:numId w:val="2"/>
+        </w:numPr>
+        <w:spacing w:after="40" w:before="40"/>
+      </w:pPr>
+      <w:r>
+        <w:rPr>
+          <w:rFonts w:ascii="Arial" w:cs="Arial" w:eastAsia="Arial" w:hAnsi="Arial"/>
+          <w:color w:val="1E293B"/>
+          <w:sz w:val="22"/>
+          <w:szCs w:val="22"/>
+        </w:rPr>
+        <w:t xml:space="preserve">Server Settings — configurable API endpoint with live connection test</w:t>
+      </w:r>
+    </w:p>
+    <w:p>
+      <w:pPr>
+        <w:pStyle w:val="ListParagraph"/>
+        <w:numPr>
+          <w:ilvl w:val="0"/>
+          <w:numId w:val="2"/>
+        </w:numPr>
+        <w:spacing w:after="40" w:before="40"/>
+      </w:pPr>
+      <w:r>
+        <w:rPr>
+          <w:rFonts w:ascii="Arial" w:cs="Arial" w:eastAsia="Arial" w:hAnsi="Arial"/>
+          <w:color w:val="1E293B"/>
+          <w:sz w:val="22"/>
+          <w:szCs w:val="22"/>
+        </w:rPr>
+        <w:t xml:space="preserve">Pull-to-refresh, save indicator, and offline-aware connection status dot</w:t>
+      </w:r>
+    </w:p>
+    <w:p>
+      <w:pPr>
+        <w:spacing w:after="0" w:before="120"/>
+      </w:pPr>
+    </w:p>
+    <w:p>
+      <w:pPr>
+        <w:spacing w:after="60" w:before="60"/>
+      </w:pPr>
+      <w:r>
+        <w:rPr>
+          <w:rFonts w:ascii="Arial" w:cs="Arial" w:eastAsia="Arial" w:hAnsi="Arial"/>
+          <w:color w:val="1E293B"/>
+          <w:sz w:val="22"/>
+          <w:szCs w:val="22"/>
+        </w:rPr>
+        <w:t xml:space="preserve">Remaining work before first TestFlight build:</w:t>
+      </w:r>
+    </w:p>
+    <w:p>
+      <w:pPr>
+        <w:spacing w:after="0" w:before="60"/>
+      </w:pPr>
+    </w:p>
+    <w:p>
+      <w:pPr>
+        <w:pStyle w:val="ListParagraph"/>
+        <w:numPr>
+          <w:ilvl w:val="0"/>
+          <w:numId w:val="2"/>
+        </w:numPr>
+        <w:spacing w:after="40" w:before="40"/>
+      </w:pPr>
+      <w:r>
+        <w:rPr>
+          <w:rFonts w:ascii="Arial" w:cs="Arial" w:eastAsia="Arial" w:hAnsi="Arial"/>
+          <w:color w:val="1E293B"/>
+          <w:sz w:val="22"/>
+          <w:szCs w:val="22"/>
+        </w:rPr>
+        <w:t xml:space="preserve">App icon and launch screen design</w:t>
+      </w:r>
+    </w:p>
+    <w:p>
+      <w:pPr>
+        <w:pStyle w:val="ListParagraph"/>
+        <w:numPr>
+          <w:ilvl w:val="0"/>
+          <w:numId w:val="2"/>
+        </w:numPr>
+        <w:spacing w:after="40" w:before="40"/>
+      </w:pPr>
+      <w:r>
+        <w:rPr>
+          <w:rFonts w:ascii="Arial" w:cs="Arial" w:eastAsia="Arial" w:hAnsi="Arial"/>
+          <w:color w:val="1E293B"/>
+          <w:sz w:val="22"/>
+          <w:szCs w:val="22"/>
+        </w:rPr>
+        <w:t xml:space="preserve">Real device testing on iPad (UI refinement from simulator feedback)</w:t>
+      </w:r>
+    </w:p>
+    <w:p>
+      <w:pPr>
+        <w:pStyle w:val="ListParagraph"/>
+        <w:numPr>
+          <w:ilvl w:val="0"/>
+          <w:numId w:val="2"/>
+        </w:numPr>
+        <w:spacing w:after="40" w:before="40"/>
+      </w:pPr>
+      <w:r>
+        <w:rPr>
+          <w:rFonts w:ascii="Arial" w:cs="Arial" w:eastAsia="Arial" w:hAnsi="Arial"/>
+          <w:color w:val="1E293B"/>
+          <w:sz w:val="22"/>
+          <w:szCs w:val="22"/>
+        </w:rPr>
+        <w:t xml:space="preserve">Deep link support — open a specific IP directly from a URL</w:t>
+      </w:r>
+    </w:p>
+    <w:p>
+      <w:pPr>
+        <w:pStyle w:val="ListParagraph"/>
+        <w:numPr>
+          <w:ilvl w:val="0"/>
+          <w:numId w:val="2"/>
+        </w:numPr>
+        <w:spacing w:after="40" w:before="40"/>
+      </w:pPr>
+      <w:r>
+        <w:rPr>
+          <w:rFonts w:ascii="Arial" w:cs="Arial" w:eastAsia="Arial" w:hAnsi="Arial"/>
+          <w:color w:val="1E293B"/>
+          <w:sz w:val="22"/>
+          <w:szCs w:val="22"/>
+        </w:rPr>
+        <w:t xml:space="preserve">Siri Shortcuts integration — 'What's free on my network?'</w:t>
+      </w:r>
+    </w:p>
+    <w:p>
+      <w:pPr>
+        <w:pStyle w:val="ListParagraph"/>
+        <w:numPr>
+          <w:ilvl w:val="0"/>
+          <w:numId w:val="2"/>
+        </w:numPr>
+        <w:spacing w:after="40" w:before="40"/>
+      </w:pPr>
+      <w:r>
+        <w:rPr>
+          <w:rFonts w:ascii="Arial" w:cs="Arial" w:eastAsia="Arial" w:hAnsi="Arial"/>
+          <w:color w:val="1E293B"/>
+          <w:sz w:val="22"/>
+          <w:szCs w:val="22"/>
+        </w:rPr>
+        <w:t xml:space="preserve">Haptic feedback on Claim / Release actions</w:t>
+      </w:r>
+    </w:p>
+    <w:p>
+      <w:pPr>
+        <w:pStyle w:val="ListParagraph"/>
+        <w:numPr>
+          <w:ilvl w:val="0"/>
+          <w:numId w:val="2"/>
+        </w:numPr>
+        <w:spacing w:after="40" w:before="40"/>
+      </w:pPr>
+      <w:r>
+        <w:rPr>
+          <w:rFonts w:ascii="Arial" w:cs="Arial" w:eastAsia="Arial" w:hAnsi="Arial"/>
+          <w:color w:val="1E293B"/>
+          <w:sz w:val="22"/>
+          <w:szCs w:val="22"/>
+        </w:rPr>
+        <w:t xml:space="preserve">TestFlight distribution for household testers</w:t>
+      </w:r>
+    </w:p>
+    <w:p>
+      <w:pPr>
+        <w:spacing w:after="0" w:before="160"/>
+      </w:pPr>
+    </w:p>
+    <w:p>
+      <w:pPr>
+        <w:pStyle w:val="Heading1"/>
+        <w:spacing w:after="160" w:before="400"/>
+      </w:pPr>
+      <w:r>
+        <w:rPr>
+          <w:rFonts w:ascii="Arial" w:cs="Arial" w:eastAsia="Arial" w:hAnsi="Arial"/>
+          <w:b/>
+          <w:bCs/>
+          <w:color w:val="1E293B"/>
+          <w:sz w:val="36"/>
+          <w:szCs w:val="36"/>
+        </w:rPr>
         <w:t xml:space="preserve">Phase 3 — Network Platform Vision</w:t>
       </w:r>
     </w:p>
@@ -2856,7 +3182,7 @@
                 <w:sz w:val="20"/>
                 <w:szCs w:val="20"/>
               </w:rPr>
-              <w:t xml:space="preserve">Mobile App</w:t>
+              <w:t xml:space="preserve">iPhone Companion App</w:t>
             </w:r>
           </w:p>
         </w:tc>
@@ -2887,7 +3213,7 @@
                 <w:sz w:val="20"/>
                 <w:szCs w:val="20"/>
               </w:rPr>
-              <w:t xml:space="preserve">Native iOS / Android wrapper (Capacitor or React Native) for on-the-go lookups.</w:t>
+              <w:t xml:space="preserve">Extend the iPad app to iPhone with a compact single-column layout optimised for quick lookups on the go.</w:t>
             </w:r>
           </w:p>
         </w:tc>
@@ -2900,7 +3226,7 @@
               <w:bottom w:val="single" w:color="E2E8F0" w:sz="1"/>
               <w:right w:val="single" w:color="E2E8F0" w:sz="1"/>
             </w:tcBorders>
-            <w:shd w:fill="EFF6FF" w:val="clear"/>
+            <w:shd w:fill="FFFBEB" w:val="clear"/>
             <w:tcMar>
               <w:top w:type="dxa" w:w="80"/>
               <w:left w:type="dxa" w:w="120"/>
@@ -2917,11 +3243,11 @@
                 <w:rFonts w:ascii="Arial" w:cs="Arial" w:eastAsia="Arial" w:hAnsi="Arial"/>
                 <w:b/>
                 <w:bCs/>
-                <w:color w:val="1D4ED8"/>
+                <w:color w:val="D97706"/>
                 <w:sz w:val="18"/>
                 <w:szCs w:val="18"/>
               </w:rPr>
-              <w:t xml:space="preserve">LOW</w:t>
+              <w:t xml:space="preserve">MED</w:t>
             </w:r>
           </w:p>
         </w:tc>
@@ -3066,7 +3392,7 @@
           <w:sz w:val="22"/>
           <w:szCs w:val="22"/>
         </w:rPr>
-        <w:t xml:space="preserve">Tags, Sort Controls, and Last Modified Date shipped in v1.4 — all three Phase 1 quick wins are complete. The table below ranks the top 6 remaining items by effort vs. impact.</w:t>
+        <w:t xml:space="preserve">Tags, Sort Controls, Last Modified Date, and Keyboard Shortcuts have all shipped. The iPad native app is in active development. The table below ranks the top remaining web app items by effort vs. impact.</w:t>
       </w:r>
     </w:p>
     <w:p>
@@ -3312,7 +3638,7 @@
                 <w:sz w:val="20"/>
                 <w:szCs w:val="20"/>
               </w:rPr>
-              <w:t xml:space="preserve">Multiple IPs per Host</w:t>
+              <w:t xml:space="preserve">iPad App — TestFlight</w:t>
             </w:r>
           </w:p>
         </w:tc>
@@ -3341,7 +3667,7 @@
                 <w:sz w:val="20"/>
                 <w:szCs w:val="20"/>
               </w:rPr>
-              <w:t xml:space="preserve">Prerequisite for VLANs; real-world need for multi-NIC servers</w:t>
+              <w:t xml:space="preserve">First public build for household testers; real device UI polish</w:t>
             </w:r>
           </w:p>
         </w:tc>
@@ -3474,7 +3800,7 @@
                 <w:sz w:val="20"/>
                 <w:szCs w:val="20"/>
               </w:rPr>
-              <w:t xml:space="preserve">VLAN &amp; Multi-Network</w:t>
+              <w:t xml:space="preserve">Multiple IPs per Host</w:t>
             </w:r>
           </w:p>
         </w:tc>
@@ -3503,7 +3829,7 @@
                 <w:sz w:val="20"/>
                 <w:szCs w:val="20"/>
               </w:rPr>
-              <w:t xml:space="preserve">Directly requested — essential for a segmented home lab</w:t>
+              <w:t xml:space="preserve">Prerequisite for VLANs; real-world need for multi-NIC servers</w:t>
             </w:r>
           </w:p>
         </w:tc>
@@ -3636,7 +3962,7 @@
                 <w:sz w:val="20"/>
                 <w:szCs w:val="20"/>
               </w:rPr>
-              <w:t xml:space="preserve">Ping / Reachability</w:t>
+              <w:t xml:space="preserve">VLAN &amp; Multi-Network</w:t>
             </w:r>
           </w:p>
         </w:tc>
@@ -3665,7 +3991,7 @@
                 <w:sz w:val="20"/>
                 <w:szCs w:val="20"/>
               </w:rPr>
-              <w:t xml:space="preserve">Adds live operational awareness with no new infrastructure</w:t>
+              <w:t xml:space="preserve">Directly requested — essential for a segmented home lab</w:t>
             </w:r>
           </w:p>
         </w:tc>
@@ -3798,7 +4124,7 @@
                 <w:sz w:val="20"/>
                 <w:szCs w:val="20"/>
               </w:rPr>
-              <w:t xml:space="preserve">PWA / Offline Support</w:t>
+              <w:t xml:space="preserve">Ping / Reachability</w:t>
             </w:r>
           </w:p>
         </w:tc>
@@ -3827,7 +4153,7 @@
                 <w:sz w:val="20"/>
                 <w:szCs w:val="20"/>
               </w:rPr>
-              <w:t xml:space="preserve">Install to home screen; works without network access</w:t>
+              <w:t xml:space="preserve">Adds live operational awareness with no new infrastructure</w:t>
             </w:r>
           </w:p>
         </w:tc>
@@ -3960,7 +4286,7 @@
                 <w:sz w:val="20"/>
                 <w:szCs w:val="20"/>
               </w:rPr>
-              <w:t xml:space="preserve">Service Health Check</w:t>
+              <w:t xml:space="preserve">PWA / Offline Support</w:t>
             </w:r>
           </w:p>
         </w:tc>
@@ -3989,7 +4315,7 @@
                 <w:sz w:val="20"/>
                 <w:szCs w:val="20"/>
               </w:rPr>
-              <w:t xml:space="preserve">Shows at a glance if key services are running</w:t>
+              <w:t xml:space="preserve">Install to home screen; works without network access</w:t>
             </w:r>
           </w:p>
         </w:tc>
@@ -4122,7 +4448,7 @@
                 <w:sz w:val="20"/>
                 <w:szCs w:val="20"/>
               </w:rPr>
-              <w:t xml:space="preserve">Keyboard Shortcuts</w:t>
+              <w:t xml:space="preserve">Service Health Check</w:t>
             </w:r>
           </w:p>
         </w:tc>
@@ -4151,7 +4477,7 @@
                 <w:sz w:val="20"/>
                 <w:szCs w:val="20"/>
               </w:rPr>
-              <w:t xml:space="preserve">Power-user quality-of-life; low effort, immediate benefit</w:t>
+              <w:t xml:space="preserve">Shows at a glance if key services are running</w:t>
             </w:r>
           </w:p>
         </w:tc>
@@ -4183,7 +4509,7 @@
                 <w:sz w:val="20"/>
                 <w:szCs w:val="20"/>
               </w:rPr>
-              <w:t xml:space="preserve">Low</w:t>
+              <w:t xml:space="preserve">Med</w:t>
             </w:r>
           </w:p>
         </w:tc>
@@ -4217,7 +4543,7 @@
                 <w:sz w:val="20"/>
                 <w:szCs w:val="20"/>
               </w:rPr>
-              <w:t xml:space="preserve">Med</w:t>
+              <w:t xml:space="preserve">High</w:t>
             </w:r>
           </w:p>
         </w:tc>

--- a/IP_Manager_Roadmap.docx
+++ b/IP_Manager_Roadmap.docx
@@ -96,7 +96,7 @@
           <w:sz w:val="22"/>
           <w:szCs w:val="22"/>
         </w:rPr>
-        <w:t xml:space="preserve">The IP Address Manager started as a static Excel spreadsheet used to track home network assignments across servers, containers, cameras, and networking equipment. It has evolved into a full-stack React web application (v1.5) with a SQLite backend, real-time search, tag filtering, sortable table view, editable entries, CSV/Excel import and export, and a built-in Settings panel — deployable as a shared tool on a home LXC. A native iPad app (SwiftUI, iOS 26) is in active development alongside the web app. Released under the PolyForm Noncommercial License.</w:t>
+        <w:t xml:space="preserve">The IP Address Manager started as a static Excel spreadsheet used to track home network assignments across servers, containers, cameras, and networking equipment. It has evolved into a full-stack React web application (v1.6) with a SQLite backend, real-time search, tag filtering, sortable table view, editable entries, CSV/Excel import and export, and a built-in Settings panel — deployable as a shared tool on a home LXC. A native iPad app (SwiftUI, iOS 26) is in active development alongside the web app. Released under the PolyForm Noncommercial License.</w:t>
       </w:r>
     </w:p>
     <w:p>
@@ -137,7 +137,7 @@
           <w:sz w:val="36"/>
           <w:szCs w:val="36"/>
         </w:rPr>
-        <w:t xml:space="preserve">Current State (v1.5)</w:t>
+        <w:t xml:space="preserve">Current State (v1.6)</w:t>
       </w:r>
     </w:p>
     <w:p>
@@ -518,6 +518,82 @@
           <w:szCs w:val="22"/>
         </w:rPr>
         <w:t xml:space="preserve">Source code managed on GitHub under the PolyForm Noncommercial License</w:t>
+      </w:r>
+    </w:p>
+    <w:p>
+      <w:pPr>
+        <w:pStyle w:val="ListParagraph"/>
+        <w:numPr>
+          <w:ilvl w:val="0"/>
+          <w:numId w:val="2"/>
+        </w:numPr>
+        <w:spacing w:after="40" w:before="40"/>
+      </w:pPr>
+      <w:r>
+        <w:rPr>
+          <w:rFonts w:ascii="Arial" w:cs="Arial" w:eastAsia="Arial" w:hAnsi="Arial"/>
+          <w:color w:val="1E293B"/>
+          <w:sz w:val="22"/>
+          <w:szCs w:val="22"/>
+        </w:rPr>
+        <w:t xml:space="preserve">/16 network support — both /24 (e.g. 192.168.1.x) and /16 (e.g. 172.16.x.x) subnet masks are fully supported; DHCP and static ranges accept two-octet host portions for /16 networks</w:t>
+      </w:r>
+    </w:p>
+    <w:p>
+      <w:pPr>
+        <w:pStyle w:val="ListParagraph"/>
+        <w:numPr>
+          <w:ilvl w:val="0"/>
+          <w:numId w:val="2"/>
+        </w:numPr>
+        <w:spacing w:after="40" w:before="40"/>
+      </w:pPr>
+      <w:r>
+        <w:rPr>
+          <w:rFonts w:ascii="Arial" w:cs="Arial" w:eastAsia="Arial" w:hAnsi="Arial"/>
+          <w:color w:val="1E293B"/>
+          <w:sz w:val="22"/>
+          <w:szCs w:val="22"/>
+        </w:rPr>
+        <w:t xml:space="preserve">DHCP reservations anywhere on the network — fixed DHCP assignments are no longer constrained to the DHCP pool range; reservations on any subnet (e.g. 172.16.0.x, 172.16.3.x alongside a pool at 172.16.2.x) are correctly classified and badged</w:t>
+      </w:r>
+    </w:p>
+    <w:p>
+      <w:pPr>
+        <w:pStyle w:val="ListParagraph"/>
+        <w:numPr>
+          <w:ilvl w:val="0"/>
+          <w:numId w:val="2"/>
+        </w:numPr>
+        <w:spacing w:after="40" w:before="40"/>
+      </w:pPr>
+      <w:r>
+        <w:rPr>
+          <w:rFonts w:ascii="Arial" w:cs="Arial" w:eastAsia="Arial" w:hAnsi="Arial"/>
+          <w:color w:val="1E293B"/>
+          <w:sz w:val="22"/>
+          <w:szCs w:val="22"/>
+        </w:rPr>
+        <w:t xml:space="preserve">Clear All Network Data — Danger Zone in Settings allows wiping all IP entries with a two-step confirmation; persists through the normal save path (SQLite or localStorage)</w:t>
+      </w:r>
+    </w:p>
+    <w:p>
+      <w:pPr>
+        <w:pStyle w:val="ListParagraph"/>
+        <w:numPr>
+          <w:ilvl w:val="0"/>
+          <w:numId w:val="2"/>
+        </w:numPr>
+        <w:spacing w:after="40" w:before="40"/>
+      </w:pPr>
+      <w:r>
+        <w:rPr>
+          <w:rFonts w:ascii="Arial" w:cs="Arial" w:eastAsia="Arial" w:hAnsi="Arial"/>
+          <w:color w:val="1E293B"/>
+          <w:sz w:val="22"/>
+          <w:szCs w:val="22"/>
+        </w:rPr>
+        <w:t xml:space="preserve">Subnet auto-normalisation — the subnet field accepts any format (192.168.1.0, 192.168.1, 172.16.0.0/16); trailing zero octets and CIDR suffixes are stripped automatically on save</w:t>
       </w:r>
     </w:p>
     <w:p>
@@ -646,7 +722,7 @@
           <w:sz w:val="22"/>
           <w:szCs w:val="22"/>
         </w:rPr>
-        <w:t xml:space="preserve">Tags, Sort Controls, Last Modified Date, and Keyboard Shortcuts all shipped in v1.4/v1.5. The only remaining Phase 1 item is PWA/Offline Support.</w:t>
+        <w:t xml:space="preserve">Tags, Sort Controls, Last Modified Date, and Keyboard Shortcuts all shipped in v1.4–v1.6. The only remaining Phase 1 item is PWA/Offline Support.</w:t>
       </w:r>
     </w:p>
     <w:p>
@@ -3392,7 +3468,7 @@
           <w:sz w:val="22"/>
           <w:szCs w:val="22"/>
         </w:rPr>
-        <w:t xml:space="preserve">Tags, Sort Controls, Last Modified Date, and Keyboard Shortcuts have all shipped. The iPad native app is in active development. The table below ranks the top remaining web app items by effort vs. impact.</w:t>
+        <w:t xml:space="preserve">Tags, Sort Controls, Last Modified Date, Keyboard Shortcuts, /16 network support, DHCP reservations anywhere on the network, Clear All Data, and subnet auto-normalisation have all shipped (v1.4–v1.6). The iPad native app is in active development. The table below ranks the top remaining web app items by effort vs. impact.</w:t>
       </w:r>
     </w:p>
     <w:p>

--- a/IP_Manager_Roadmap.docx
+++ b/IP_Manager_Roadmap.docx
@@ -96,7 +96,7 @@
           <w:sz w:val="22"/>
           <w:szCs w:val="22"/>
         </w:rPr>
-        <w:t xml:space="preserve">The IP Address Manager started as a static Excel spreadsheet used to track home network assignments across servers, containers, cameras, and networking equipment. It has evolved into a full-stack React web application (v1.6) with a SQLite backend, real-time search, tag filtering, sortable table view, editable entries, CSV/Excel import and export, and a built-in Settings panel — deployable as a shared tool on a home LXC. A native iPad app (SwiftUI, iOS 26) is in active development alongside the web app. Released under the PolyForm Noncommercial License.</w:t>
+        <w:t xml:space="preserve">The IP Address Manager started as a static Excel spreadsheet used to track home network assignments across servers, containers, cameras, and networking equipment. It has evolved into a full-stack React web application (v1.7) with a SQLite backend, real-time search, tag filtering, sortable table view, editable entries, CSV/Excel import and export, and a built-in Settings panel — deployable as a shared tool on a home LXC. A native iPad app (SwiftUI, iOS 26) is in active development alongside the web app. Released under the PolyForm Noncommercial License.</w:t>
       </w:r>
     </w:p>
     <w:p>
@@ -137,7 +137,7 @@
           <w:sz w:val="36"/>
           <w:szCs w:val="36"/>
         </w:rPr>
-        <w:t xml:space="preserve">Current State (v1.6)</w:t>
+        <w:t xml:space="preserve">Current State (v1.7)</w:t>
       </w:r>
     </w:p>
     <w:p>
@@ -594,6 +594,63 @@
           <w:szCs w:val="22"/>
         </w:rPr>
         <w:t xml:space="preserve">Subnet auto-normalisation — the subnet field accepts any format (192.168.1.0, 192.168.1, 172.16.0.0/16); trailing zero octets and CIDR suffixes are stripped automatically on save</w:t>
+      </w:r>
+    </w:p>
+    <w:p>
+      <w:pPr>
+        <w:pStyle w:val="ListParagraph"/>
+        <w:numPr>
+          <w:ilvl w:val="0"/>
+          <w:numId w:val="2"/>
+        </w:numPr>
+        <w:spacing w:after="40" w:before="40"/>
+      </w:pPr>
+      <w:r>
+        <w:rPr>
+          <w:rFonts w:ascii="Arial" w:cs="Arial" w:eastAsia="Arial" w:hAnsi="Arial"/>
+          <w:color w:val="1E293B"/>
+          <w:sz w:val="22"/>
+          <w:szCs w:val="22"/>
+        </w:rPr>
+        <w:t xml:space="preserve">Bulk selection and bulk edit — checkboxes on every card and table row; selecting items reveals a bulk action bar; the Bulk Edit modal appends tags, overwrites type, or overwrites location across all selected entries at once; a Release button returns all selected IPs to the free pool in one action</w:t>
+      </w:r>
+    </w:p>
+    <w:p>
+      <w:pPr>
+        <w:pStyle w:val="ListParagraph"/>
+        <w:numPr>
+          <w:ilvl w:val="0"/>
+          <w:numId w:val="2"/>
+        </w:numPr>
+        <w:spacing w:after="40" w:before="40"/>
+      </w:pPr>
+      <w:r>
+        <w:rPr>
+          <w:rFonts w:ascii="Arial" w:cs="Arial" w:eastAsia="Arial" w:hAnsi="Arial"/>
+          <w:color w:val="1E293B"/>
+          <w:sz w:val="22"/>
+          <w:szCs w:val="22"/>
+        </w:rPr>
+        <w:t xml:space="preserve">Location management — new Locations section in Settings: rename a location across every entry at once, delete a location (clears it from all entries), or add new locations before any entry uses them</w:t>
+      </w:r>
+    </w:p>
+    <w:p>
+      <w:pPr>
+        <w:pStyle w:val="ListParagraph"/>
+        <w:numPr>
+          <w:ilvl w:val="0"/>
+          <w:numId w:val="2"/>
+        </w:numPr>
+        <w:spacing w:after="40" w:before="40"/>
+      </w:pPr>
+      <w:r>
+        <w:rPr>
+          <w:rFonts w:ascii="Arial" w:cs="Arial" w:eastAsia="Arial" w:hAnsi="Arial"/>
+          <w:color w:val="1E293B"/>
+          <w:sz w:val="22"/>
+          <w:szCs w:val="22"/>
+        </w:rPr>
+        <w:t xml:space="preserve">Free IPs in main list — free static IPs are computed from the static range minus assigned entries and appear as searchable Available cards and rows in the main view; clicking one opens the claim dialog directly</w:t>
       </w:r>
     </w:p>
     <w:p>
@@ -722,7 +779,7 @@
           <w:sz w:val="22"/>
           <w:szCs w:val="22"/>
         </w:rPr>
-        <w:t xml:space="preserve">Tags, Sort Controls, Last Modified Date, and Keyboard Shortcuts all shipped in v1.4–v1.6. The only remaining Phase 1 item is PWA/Offline Support.</w:t>
+        <w:t xml:space="preserve">Tags, Sort Controls, Last Modified Date, and Keyboard Shortcuts all shipped in v1.4–v1.7. The only remaining Phase 1 item is PWA/Offline Support.</w:t>
       </w:r>
     </w:p>
     <w:p>
@@ -1803,7 +1860,7 @@
                 <w:sz w:val="20"/>
                 <w:szCs w:val="20"/>
               </w:rPr>
-              <w:t xml:space="preserve">Bulk Operations</w:t>
+              <w:t xml:space="preserve">Bulk Operations ✅ Shipped v1.7</w:t>
             </w:r>
           </w:p>
         </w:tc>
@@ -3468,7 +3525,7 @@
           <w:sz w:val="22"/>
           <w:szCs w:val="22"/>
         </w:rPr>
-        <w:t xml:space="preserve">Tags, Sort Controls, Last Modified Date, Keyboard Shortcuts, /16 network support, DHCP reservations anywhere on the network, Clear All Data, and subnet auto-normalisation have all shipped (v1.4–v1.6). The iPad native app is in active development. The table below ranks the top remaining web app items by effort vs. impact.</w:t>
+        <w:t xml:space="preserve">Tags, Sort Controls, Last Modified Date, Keyboard Shortcuts, /16 network support, DHCP reservations anywhere, Clear All Data, subnet auto-normalisation, bulk selection and bulk edit, location management, and free IPs in the main list have all shipped (v1.4–v1.7). The iPad native app is in active development. The table below ranks the top remaining web app items by effort vs. impact.</w:t>
       </w:r>
     </w:p>
     <w:p>

--- a/IP_Manager_Roadmap.docx
+++ b/IP_Manager_Roadmap.docx
@@ -96,7 +96,7 @@
           <w:sz w:val="22"/>
           <w:szCs w:val="22"/>
         </w:rPr>
-        <w:t xml:space="preserve">The IP Address Manager started as a static Excel spreadsheet used to track home network assignments across servers, containers, cameras, and networking equipment. It has evolved into a full-stack React web application (v1.7) with a SQLite backend, real-time search, tag filtering, sortable table view, editable entries, CSV/Excel import and export, and a built-in Settings panel — deployable as a shared tool on a home LXC. A native iPad app (SwiftUI, iOS 26) is in active development alongside the web app. Released under the PolyForm Noncommercial License.</w:t>
+        <w:t xml:space="preserve">The IP Address Manager started as a static Excel spreadsheet used to track home network assignments across servers, containers, cameras, and networking equipment. It has evolved into a full-stack React web application (v1.8) with a SQLite backend, real-time search, tag filtering, sortable table view, editable entries, CSV/Excel import and export, multi-network / VLAN support, full backup and restore, and a built-in Settings panel — deployable as a shared tool on a home LXC. A native iPad app (SwiftUI, iOS 26) is in active development alongside the web app. Released under the PolyForm Noncommercial License.</w:t>
       </w:r>
     </w:p>
     <w:p>
@@ -137,7 +137,7 @@
           <w:sz w:val="36"/>
           <w:szCs w:val="36"/>
         </w:rPr>
-        <w:t xml:space="preserve">Current State (v1.7)</w:t>
+        <w:t xml:space="preserve">Current State (v1.8)</w:t>
       </w:r>
     </w:p>
     <w:p>
@@ -651,6 +651,63 @@
           <w:szCs w:val="22"/>
         </w:rPr>
         <w:t xml:space="preserve">Free IPs in main list — free static IPs are computed from the static range minus assigned entries and appear as searchable Available cards and rows in the main view; clicking one opens the claim dialog directly</w:t>
+      </w:r>
+    </w:p>
+    <w:p>
+      <w:pPr>
+        <w:pStyle w:val="ListParagraph"/>
+        <w:numPr>
+          <w:ilvl w:val="0"/>
+          <w:numId w:val="2"/>
+        </w:numPr>
+        <w:spacing w:after="40" w:before="40"/>
+      </w:pPr>
+      <w:r>
+        <w:rPr>
+          <w:rFonts w:ascii="Arial" w:cs="Arial" w:eastAsia="Arial" w:hAnsi="Arial"/>
+          <w:color w:val="1E293B"/>
+          <w:sz w:val="22"/>
+          <w:szCs w:val="22"/>
+        </w:rPr>
+        <w:t xml:space="preserve">Change history / audit log — every save records a timestamped diff (field by field, old value → new value) visible in the expanded card view; bulk edits flagged with a badge; history capped at 20 entries per IP</w:t>
+      </w:r>
+    </w:p>
+    <w:p>
+      <w:pPr>
+        <w:pStyle w:val="ListParagraph"/>
+        <w:numPr>
+          <w:ilvl w:val="0"/>
+          <w:numId w:val="2"/>
+        </w:numPr>
+        <w:spacing w:after="40" w:before="40"/>
+      </w:pPr>
+      <w:r>
+        <w:rPr>
+          <w:rFonts w:ascii="Arial" w:cs="Arial" w:eastAsia="Arial" w:hAnsi="Arial"/>
+          <w:color w:val="1E293B"/>
+          <w:sz w:val="22"/>
+          <w:szCs w:val="22"/>
+        </w:rPr>
+        <w:t xml:space="preserve">Multi-network / VLAN support — add multiple subnets (e.g. 192.168.0.x LAN, 172.16.x.x IoT VLAN); network tabs in the header scope all data, stats, and free IPs to the active network; each network has independent config; delete a network from Settings</w:t>
+      </w:r>
+    </w:p>
+    <w:p>
+      <w:pPr>
+        <w:pStyle w:val="ListParagraph"/>
+        <w:numPr>
+          <w:ilvl w:val="0"/>
+          <w:numId w:val="2"/>
+        </w:numPr>
+        <w:spacing w:after="40" w:before="40"/>
+      </w:pPr>
+      <w:r>
+        <w:rPr>
+          <w:rFonts w:ascii="Arial" w:cs="Arial" w:eastAsia="Arial" w:hAnsi="Arial"/>
+          <w:color w:val="1E293B"/>
+          <w:sz w:val="22"/>
+          <w:szCs w:val="22"/>
+        </w:rPr>
+        <w:t xml:space="preserve">Full backup and restore — Settings → Backup &amp; Restore: download a .json file containing all networks, all IP entries, tags, notes, and change history; restore from any prior backup with a confirmation preview; hide-free-IPs display toggle for large /16 subnets</w:t>
       </w:r>
     </w:p>
     <w:p>
@@ -779,7 +836,7 @@
           <w:sz w:val="22"/>
           <w:szCs w:val="22"/>
         </w:rPr>
-        <w:t xml:space="preserve">Tags, Sort Controls, Last Modified Date, and Keyboard Shortcuts all shipped in v1.4–v1.7. The only remaining Phase 1 item is PWA/Offline Support.</w:t>
+        <w:t xml:space="preserve">Tags, Sort Controls, Last Modified Date, Keyboard Shortcuts, Bulk Operations, Location Management, Free IPs in main list, Change History, Multi-Network/VLAN support, Backup &amp; Restore, and Hide-Free-IPs toggle all shipped in v1.4–v1.8. The only remaining Phase 1 item is PWA/Offline Support.</w:t>
       </w:r>
     </w:p>
     <w:p>
@@ -1370,7 +1427,7 @@
                 <w:sz w:val="20"/>
                 <w:szCs w:val="20"/>
               </w:rPr>
-              <w:t xml:space="preserve">VLAN &amp; Multi-Network</w:t>
+              <w:t xml:space="preserve">VLAN &amp; Multi-Network ✅ Shipped v1.8</w:t>
             </w:r>
           </w:p>
         </w:tc>
@@ -1762,7 +1819,7 @@
                 <w:sz w:val="20"/>
                 <w:szCs w:val="20"/>
               </w:rPr>
-              <w:t xml:space="preserve">Change History / Audit</w:t>
+              <w:t xml:space="preserve">Change History / Audit ✅ Shipped v1.7</w:t>
             </w:r>
           </w:p>
         </w:tc>
@@ -3525,7 +3582,7 @@
           <w:sz w:val="22"/>
           <w:szCs w:val="22"/>
         </w:rPr>
-        <w:t xml:space="preserve">Tags, Sort Controls, Last Modified Date, Keyboard Shortcuts, /16 network support, DHCP reservations anywhere, Clear All Data, subnet auto-normalisation, bulk selection and bulk edit, location management, and free IPs in the main list have all shipped (v1.4–v1.7). The iPad native app is in active development. The table below ranks the top remaining web app items by effort vs. impact.</w:t>
+        <w:t xml:space="preserve">Tags, Sort Controls, Last Modified Date, Keyboard Shortcuts, /16 support, DHCP reservations anywhere, Clear All Data, subnet auto-normalisation, bulk selection and bulk edit, location management, free IPs in the main list, change history / audit log, multi-network / VLAN support, full backup and restore, and hide-free-IPs toggle have all shipped (v1.4–v1.8). The iPad native app is in active development. The table below ranks the top remaining web app items by effort vs. impact.</w:t>
       </w:r>
     </w:p>
     <w:p>
@@ -3962,7 +4019,7 @@
                 <w:sz w:val="20"/>
                 <w:szCs w:val="20"/>
               </w:rPr>
-              <w:t xml:space="preserve">Prerequisite for VLANs; real-world need for multi-NIC servers</w:t>
+              <w:t xml:space="preserve">Multi-NIC / multi-VLAN-leg servers; real-world need for hosts that span two network segments</w:t>
             </w:r>
           </w:p>
         </w:tc>
@@ -4095,7 +4152,7 @@
                 <w:sz w:val="20"/>
                 <w:szCs w:val="20"/>
               </w:rPr>
-              <w:t xml:space="preserve">VLAN &amp; Multi-Network</w:t>
+              <w:t xml:space="preserve">VLAN &amp; Multi-Network ✅ Shipped v1.8</w:t>
             </w:r>
           </w:p>
         </w:tc>

--- a/IP_Manager_Roadmap.docx
+++ b/IP_Manager_Roadmap.docx
@@ -96,7 +96,7 @@
           <w:sz w:val="22"/>
           <w:szCs w:val="22"/>
         </w:rPr>
-        <w:t xml:space="preserve">The IP Address Manager started as a static Excel spreadsheet used to track home network assignments across servers, containers, cameras, and networking equipment. It has evolved into a full-stack React web application (v1.8) with a SQLite backend, real-time search, tag filtering, sortable table view, editable entries, CSV/Excel import and export, multi-network / VLAN support, full backup and restore, and a built-in Settings panel — deployable as a shared tool on a home LXC. A native iPad app (SwiftUI, iOS 26) is in active development alongside the web app. Released under the PolyForm Noncommercial License.</w:t>
+        <w:t xml:space="preserve">The IP Address Manager started as a static Excel spreadsheet used to track home network assignments across servers, containers, cameras, and networking equipment. It has evolved into a full-stack React web application (v1.9) with a SQLite backend, real-time search, tag filtering, sortable table view, editable entries, CSV/Excel import and export, multi-network / VLAN support, full backup and restore, login authentication, and a built-in Settings panel — deployable as a shared tool on a home LXC. A native iPad app (SwiftUI, iOS 26) is in active development alongside the web app. Released under the PolyForm Noncommercial License.</w:t>
       </w:r>
     </w:p>
     <w:p>
@@ -137,7 +137,7 @@
           <w:sz w:val="36"/>
           <w:szCs w:val="36"/>
         </w:rPr>
-        <w:t xml:space="preserve">Current State (v1.8)</w:t>
+        <w:t xml:space="preserve">Current State (v1.9)</w:t>
       </w:r>
     </w:p>
     <w:p>
@@ -708,6 +708,25 @@
           <w:szCs w:val="22"/>
         </w:rPr>
         <w:t xml:space="preserve">Full backup and restore — Settings → Backup &amp; Restore: download a .json file containing all networks, all IP entries, tags, notes, and change history; restore from any prior backup with a confirmation preview; hide-free-IPs display toggle for large /16 subnets</w:t>
+      </w:r>
+    </w:p>
+    <w:p>
+      <w:pPr>
+        <w:pStyle w:val="ListParagraph"/>
+        <w:numPr>
+          <w:ilvl w:val="0"/>
+          <w:numId w:val="2"/>
+        </w:numPr>
+        <w:spacing w:after="40" w:before="40"/>
+      </w:pPr>
+      <w:r>
+        <w:rPr>
+          <w:rFonts w:ascii="Arial" w:cs="Arial" w:eastAsia="Arial" w:hAnsi="Arial"/>
+          <w:color w:val="1E293B"/>
+          <w:sz w:val="22"/>
+          <w:szCs w:val="22"/>
+        </w:rPr>
+        <w:t xml:space="preserve">Login / authentication (v1.9) — username &amp; password login screen protects the app for shared/subdomain use; session cookie persists for the browser session; credentials managed via Settings → Account (no server access needed); default admin/admin with first-time hint on the login page; multi-user support planned for Phase 3</w:t>
       </w:r>
     </w:p>
     <w:p>
@@ -836,7 +855,7 @@
           <w:sz w:val="22"/>
           <w:szCs w:val="22"/>
         </w:rPr>
-        <w:t xml:space="preserve">Tags, Sort Controls, Last Modified Date, Keyboard Shortcuts, Bulk Operations, Location Management, Free IPs in main list, Change History, Multi-Network/VLAN support, Backup &amp; Restore, and Hide-Free-IPs toggle all shipped in v1.4–v1.8. The only remaining Phase 1 item is PWA/Offline Support.</w:t>
+        <w:t xml:space="preserve">Tags, Sort Controls, Last Modified Date, Keyboard Shortcuts, Bulk Operations, Location Management, Free IPs in main list, Change History, Multi-Network/VLAN support, Backup &amp; Restore, Hide-Free-IPs toggle, and Login Authentication all shipped in v1.4–v1.9. The only remaining Phase 1 item is PWA/Offline Support.</w:t>
       </w:r>
     </w:p>
     <w:p>
@@ -3274,7 +3293,7 @@
                 <w:sz w:val="20"/>
                 <w:szCs w:val="20"/>
               </w:rPr>
-              <w:t xml:space="preserve">Multi-User / Auth</w:t>
+              <w:t xml:space="preserve">Multi-User / Auth ✅ Login shipped v1.9</w:t>
             </w:r>
           </w:p>
         </w:tc>
@@ -3305,7 +3324,7 @@
                 <w:sz w:val="20"/>
                 <w:szCs w:val="20"/>
               </w:rPr>
-              <w:t xml:space="preserve">Simple login so the tool can be exposed on a subdomain (e.g. ipmanager.the-allens.uk) without being publicly writable.</w:t>
+              <w:t xml:space="preserve">Single-user login shipped in v1.9 (username/password, session cookie, change credentials in Settings). Remaining: multi-user accounts with role-based access (read-only vs. admin) for shared household use.</w:t>
             </w:r>
           </w:p>
         </w:tc>
@@ -3582,7 +3601,7 @@
           <w:sz w:val="22"/>
           <w:szCs w:val="22"/>
         </w:rPr>
-        <w:t xml:space="preserve">Tags, Sort Controls, Last Modified Date, Keyboard Shortcuts, /16 support, DHCP reservations anywhere, Clear All Data, subnet auto-normalisation, bulk selection and bulk edit, location management, free IPs in the main list, change history / audit log, multi-network / VLAN support, full backup and restore, and hide-free-IPs toggle have all shipped (v1.4–v1.8). The iPad native app is in active development. The table below ranks the top remaining web app items by effort vs. impact.</w:t>
+        <w:t xml:space="preserve">Tags, Sort Controls, Last Modified Date, Keyboard Shortcuts, /16 support, DHCP reservations anywhere, Clear All Data, subnet auto-normalisation, bulk selection and bulk edit, location management, free IPs in the main list, change history / audit log, multi-network / VLAN support, full backup and restore, hide-free-IPs toggle, and login authentication have all shipped (v1.4–v1.9). The iPad native app is in active development. The table below ranks the top remaining web app items by effort vs. impact.</w:t>
       </w:r>
     </w:p>
     <w:p>

--- a/IP_Manager_Roadmap.docx
+++ b/IP_Manager_Roadmap.docx
@@ -855,7 +855,7 @@
           <w:sz w:val="22"/>
           <w:szCs w:val="22"/>
         </w:rPr>
-        <w:t xml:space="preserve">Tags, Sort Controls, Last Modified Date, Keyboard Shortcuts, Bulk Operations, Location Management, Free IPs in main list, Change History, Multi-Network/VLAN support, Backup &amp; Restore, Hide-Free-IPs toggle, and Login Authentication all shipped in v1.4–v1.9. The only remaining Phase 1 item is PWA/Offline Support.</w:t>
+        <w:t xml:space="preserve">Tags, Sort Controls, Last Modified Date, Keyboard Shortcuts, Bulk Operations, Location Management, Free IPs in main list, Change History, Multi-Network/VLAN support, Backup &amp; Restore, Hide-Free-IPs toggle, Login Authentication (v1.9), and Proxmox one-shot import (v1.10) all shipped in v1.4–v1.10. The only remaining Phase 1 item is PWA/Offline Support.</w:t>
       </w:r>
     </w:p>
     <w:p>
@@ -1642,7 +1642,7 @@
                 <w:sz w:val="20"/>
                 <w:szCs w:val="20"/>
               </w:rPr>
-              <w:t xml:space="preserve">Proxmox Integration</w:t>
+              <w:t xml:space="preserve">Proxmox Scheduled Sync ✅ Phase 1 shipped v1.10</w:t>
             </w:r>
           </w:p>
         </w:tc>
@@ -1673,7 +1673,7 @@
                 <w:sz w:val="20"/>
                 <w:szCs w:val="20"/>
               </w:rPr>
-              <w:t xml:space="preserve">Read the Proxmox API to auto-discover VMs and LXCs with their IPs, auto-populating or flagging mismatches.</w:t>
+              <w:t xml:space="preserve">Phase 1 (one-shot import) shipped in v1.10 — click the Proxmox button to discover all VMs and LXCs and import them instantly. Phase 2 adds a scheduled sync that automatically re-discovers and updates Proxmox entries on a configurable interval.</w:t>
             </w:r>
           </w:p>
         </w:tc>
@@ -3555,6 +3555,104 @@
                 <w:szCs w:val="18"/>
               </w:rPr>
               <w:t xml:space="preserve">MED</w:t>
+            </w:r>
+          </w:p>
+        </w:tc>
+      </w:tr>
+      <w:tr>
+        <w:tc>
+          <w:tcPr>
+            <w:tcW w:type="dxa" w:w="2800"/>
+            <w:tcBorders>
+              <w:top w:val="single" w:color="E2E8F0" w:sz="1"/>
+              <w:left w:val="single" w:color="E2E8F0" w:sz="1"/>
+              <w:bottom w:val="single" w:color="E2E8F0" w:sz="1"/>
+              <w:right w:val="single" w:color="E2E8F0" w:sz="1"/>
+            </w:tcBorders>
+            <w:shd w:fill="FFFFFF" w:val="clear"/>
+            <w:tcMar>
+              <w:top w:type="dxa" w:w="80"/>
+              <w:left w:type="dxa" w:w="120"/>
+              <w:bottom w:type="dxa" w:w="80"/>
+              <w:right w:type="dxa" w:w="120"/>
+            </w:tcMar>
+          </w:tcPr>
+          <w:p>
+            <w:r>
+              <w:rPr>
+                <w:rFonts w:ascii="Arial" w:cs="Arial" w:eastAsia="Arial" w:hAnsi="Arial"/>
+                <w:b/>
+                <w:bCs/>
+                <w:color w:val="1E293B"/>
+                <w:sz w:val="20"/>
+                <w:szCs w:val="20"/>
+              </w:rPr>
+              <w:t xml:space="preserve">Proxmox Live Status</w:t>
+            </w:r>
+          </w:p>
+        </w:tc>
+        <w:tc>
+          <w:tcPr>
+            <w:tcW w:type="dxa" w:w="4560"/>
+            <w:tcBorders>
+              <w:top w:val="single" w:color="E2E8F0" w:sz="1"/>
+              <w:left w:val="single" w:color="E2E8F0" w:sz="1"/>
+              <w:bottom w:val="single" w:color="E2E8F0" w:sz="1"/>
+              <w:right w:val="single" w:color="E2E8F0" w:sz="1"/>
+            </w:tcBorders>
+            <w:shd w:fill="FFFFFF" w:val="clear"/>
+            <w:tcMar>
+              <w:top w:type="dxa" w:w="80"/>
+              <w:left w:type="dxa" w:w="120"/>
+              <w:bottom w:type="dxa" w:w="80"/>
+              <w:right w:type="dxa" w:w="120"/>
+            </w:tcMar>
+          </w:tcPr>
+          <w:p>
+            <w:r>
+              <w:rPr>
+                <w:rFonts w:ascii="Arial" w:cs="Arial" w:eastAsia="Arial" w:hAnsi="Arial"/>
+                <w:b w:val="false"/>
+                <w:bCs w:val="false"/>
+                <w:color w:val="1E293B"/>
+                <w:sz w:val="20"/>
+                <w:szCs w:val="20"/>
+              </w:rPr>
+              <w:t xml:space="preserve">Real-time VM and LXC power-state badges (running / stopped / paused) sourced from the Proxmox API — displayed directly on each IP card without needing to open the Proxmox UI.</w:t>
+            </w:r>
+          </w:p>
+        </w:tc>
+        <w:tc>
+          <w:tcPr>
+            <w:tcW w:type="dxa" w:w="2000"/>
+            <w:tcBorders>
+              <w:top w:val="single" w:color="E2E8F0" w:sz="1"/>
+              <w:left w:val="single" w:color="E2E8F0" w:sz="1"/>
+              <w:bottom w:val="single" w:color="E2E8F0" w:sz="1"/>
+              <w:right w:val="single" w:color="E2E8F0" w:sz="1"/>
+            </w:tcBorders>
+            <w:shd w:fill="CCFBF1" w:val="clear"/>
+            <w:tcMar>
+              <w:top w:type="dxa" w:w="80"/>
+              <w:left w:type="dxa" w:w="120"/>
+              <w:bottom w:type="dxa" w:w="80"/>
+              <w:right w:type="dxa" w:w="120"/>
+            </w:tcMar>
+          </w:tcPr>
+          <w:p>
+            <w:pPr>
+              <w:jc w:val="center"/>
+            </w:pPr>
+            <w:r>
+              <w:rPr>
+                <w:rFonts w:ascii="Arial" w:cs="Arial" w:eastAsia="Arial" w:hAnsi="Arial"/>
+                <w:b/>
+                <w:bCs/>
+                <w:color w:val="0D9488"/>
+                <w:sz w:val="18"/>
+                <w:szCs w:val="18"/>
+              </w:rPr>
+              <w:t xml:space="preserve">HIGH</w:t>
             </w:r>
           </w:p>
         </w:tc>
@@ -4719,6 +4817,330 @@
                 <w:szCs w:val="20"/>
               </w:rPr>
               <w:t xml:space="preserve">Med</w:t>
+            </w:r>
+          </w:p>
+        </w:tc>
+        <w:tc>
+          <w:tcPr>
+            <w:tcW w:type="dxa" w:w="1400"/>
+            <w:tcBorders>
+              <w:top w:val="single" w:color="E2E8F0" w:sz="1"/>
+              <w:left w:val="single" w:color="E2E8F0" w:sz="1"/>
+              <w:bottom w:val="single" w:color="E2E8F0" w:sz="1"/>
+              <w:right w:val="single" w:color="E2E8F0" w:sz="1"/>
+            </w:tcBorders>
+            <w:shd w:fill="FFFFFF" w:val="clear"/>
+            <w:tcMar>
+              <w:top w:type="dxa" w:w="80"/>
+              <w:left w:type="dxa" w:w="120"/>
+              <w:bottom w:type="dxa" w:w="80"/>
+              <w:right w:type="dxa" w:w="120"/>
+            </w:tcMar>
+          </w:tcPr>
+          <w:p>
+            <w:pPr>
+              <w:jc w:val="center"/>
+            </w:pPr>
+            <w:r>
+              <w:rPr>
+                <w:rFonts w:ascii="Arial" w:cs="Arial" w:eastAsia="Arial" w:hAnsi="Arial"/>
+                <w:b/>
+                <w:bCs/>
+                <w:color w:val="0D9488"/>
+                <w:sz w:val="20"/>
+                <w:szCs w:val="20"/>
+              </w:rPr>
+              <w:t xml:space="preserve">High</w:t>
+            </w:r>
+          </w:p>
+        </w:tc>
+      </w:tr>
+      <w:tr>
+        <w:tc>
+          <w:tcPr>
+            <w:tcW w:type="dxa" w:w="480"/>
+            <w:tcBorders>
+              <w:top w:val="single" w:color="E2E8F0" w:sz="1"/>
+              <w:left w:val="single" w:color="E2E8F0" w:sz="1"/>
+              <w:bottom w:val="single" w:color="E2E8F0" w:sz="1"/>
+              <w:right w:val="single" w:color="E2E8F0" w:sz="1"/>
+            </w:tcBorders>
+            <w:shd w:fill="FFFFFF" w:val="clear"/>
+            <w:tcMar>
+              <w:top w:type="dxa" w:w="80"/>
+              <w:left w:type="dxa" w:w="120"/>
+              <w:bottom w:type="dxa" w:w="80"/>
+              <w:right w:type="dxa" w:w="120"/>
+            </w:tcMar>
+          </w:tcPr>
+          <w:p>
+            <w:pPr>
+              <w:jc w:val="center"/>
+            </w:pPr>
+            <w:r>
+              <w:rPr>
+                <w:rFonts w:ascii="Arial" w:cs="Arial" w:eastAsia="Arial" w:hAnsi="Arial"/>
+                <w:b/>
+                <w:bCs/>
+                <w:color w:val="0D9488"/>
+                <w:sz w:val="20"/>
+                <w:szCs w:val="20"/>
+              </w:rPr>
+              <w:t xml:space="preserve">7</w:t>
+            </w:r>
+          </w:p>
+        </w:tc>
+        <w:tc>
+          <w:tcPr>
+            <w:tcW w:type="dxa" w:w="3200"/>
+            <w:tcBorders>
+              <w:top w:val="single" w:color="E2E8F0" w:sz="1"/>
+              <w:left w:val="single" w:color="E2E8F0" w:sz="1"/>
+              <w:bottom w:val="single" w:color="E2E8F0" w:sz="1"/>
+              <w:right w:val="single" w:color="E2E8F0" w:sz="1"/>
+            </w:tcBorders>
+            <w:shd w:fill="FFFFFF" w:val="clear"/>
+            <w:tcMar>
+              <w:top w:type="dxa" w:w="80"/>
+              <w:left w:type="dxa" w:w="120"/>
+              <w:bottom w:type="dxa" w:w="80"/>
+              <w:right w:type="dxa" w:w="120"/>
+            </w:tcMar>
+          </w:tcPr>
+          <w:p>
+            <w:r>
+              <w:rPr>
+                <w:rFonts w:ascii="Arial" w:cs="Arial" w:eastAsia="Arial" w:hAnsi="Arial"/>
+                <w:b/>
+                <w:bCs/>
+                <w:color w:val="1E293B"/>
+                <w:sz w:val="20"/>
+                <w:szCs w:val="20"/>
+              </w:rPr>
+              <w:t xml:space="preserve">Proxmox Scheduled Sync</w:t>
+            </w:r>
+          </w:p>
+        </w:tc>
+        <w:tc>
+          <w:tcPr>
+            <w:tcW w:type="dxa" w:w="2880"/>
+            <w:tcBorders>
+              <w:top w:val="single" w:color="E2E8F0" w:sz="1"/>
+              <w:left w:val="single" w:color="E2E8F0" w:sz="1"/>
+              <w:bottom w:val="single" w:color="E2E8F0" w:sz="1"/>
+              <w:right w:val="single" w:color="E2E8F0" w:sz="1"/>
+            </w:tcBorders>
+            <w:shd w:fill="FFFFFF" w:val="clear"/>
+            <w:tcMar>
+              <w:top w:type="dxa" w:w="80"/>
+              <w:left w:type="dxa" w:w="120"/>
+              <w:bottom w:type="dxa" w:w="80"/>
+              <w:right w:type="dxa" w:w="120"/>
+            </w:tcMar>
+          </w:tcPr>
+          <w:p>
+            <w:r>
+              <w:rPr>
+                <w:rFonts w:ascii="Arial" w:cs="Arial" w:eastAsia="Arial" w:hAnsi="Arial"/>
+                <w:color w:val="64748B"/>
+                <w:sz w:val="20"/>
+                <w:szCs w:val="20"/>
+              </w:rPr>
+              <w:t xml:space="preserve">Keeps Proxmox entries current without manual re-import</w:t>
+            </w:r>
+          </w:p>
+        </w:tc>
+        <w:tc>
+          <w:tcPr>
+            <w:tcW w:type="dxa" w:w="1400"/>
+            <w:tcBorders>
+              <w:top w:val="single" w:color="E2E8F0" w:sz="1"/>
+              <w:left w:val="single" w:color="E2E8F0" w:sz="1"/>
+              <w:bottom w:val="single" w:color="E2E8F0" w:sz="1"/>
+              <w:right w:val="single" w:color="E2E8F0" w:sz="1"/>
+            </w:tcBorders>
+            <w:shd w:fill="FFFFFF" w:val="clear"/>
+            <w:tcMar>
+              <w:top w:type="dxa" w:w="80"/>
+              <w:left w:type="dxa" w:w="120"/>
+              <w:bottom w:type="dxa" w:w="80"/>
+              <w:right w:type="dxa" w:w="120"/>
+            </w:tcMar>
+          </w:tcPr>
+          <w:p>
+            <w:pPr>
+              <w:jc w:val="center"/>
+            </w:pPr>
+            <w:r>
+              <w:rPr>
+                <w:rFonts w:ascii="Arial" w:cs="Arial" w:eastAsia="Arial" w:hAnsi="Arial"/>
+                <w:color w:val="1E293B"/>
+                <w:sz w:val="20"/>
+                <w:szCs w:val="20"/>
+              </w:rPr>
+              <w:t xml:space="preserve">Med</w:t>
+            </w:r>
+          </w:p>
+        </w:tc>
+        <w:tc>
+          <w:tcPr>
+            <w:tcW w:type="dxa" w:w="1400"/>
+            <w:tcBorders>
+              <w:top w:val="single" w:color="E2E8F0" w:sz="1"/>
+              <w:left w:val="single" w:color="E2E8F0" w:sz="1"/>
+              <w:bottom w:val="single" w:color="E2E8F0" w:sz="1"/>
+              <w:right w:val="single" w:color="E2E8F0" w:sz="1"/>
+            </w:tcBorders>
+            <w:shd w:fill="FFFFFF" w:val="clear"/>
+            <w:tcMar>
+              <w:top w:type="dxa" w:w="80"/>
+              <w:left w:type="dxa" w:w="120"/>
+              <w:bottom w:type="dxa" w:w="80"/>
+              <w:right w:type="dxa" w:w="120"/>
+            </w:tcMar>
+          </w:tcPr>
+          <w:p>
+            <w:pPr>
+              <w:jc w:val="center"/>
+            </w:pPr>
+            <w:r>
+              <w:rPr>
+                <w:rFonts w:ascii="Arial" w:cs="Arial" w:eastAsia="Arial" w:hAnsi="Arial"/>
+                <w:b/>
+                <w:bCs/>
+                <w:color w:val="0D9488"/>
+                <w:sz w:val="20"/>
+                <w:szCs w:val="20"/>
+              </w:rPr>
+              <w:t xml:space="preserve">High</w:t>
+            </w:r>
+          </w:p>
+        </w:tc>
+      </w:tr>
+      <w:tr>
+        <w:tc>
+          <w:tcPr>
+            <w:tcW w:type="dxa" w:w="480"/>
+            <w:tcBorders>
+              <w:top w:val="single" w:color="E2E8F0" w:sz="1"/>
+              <w:left w:val="single" w:color="E2E8F0" w:sz="1"/>
+              <w:bottom w:val="single" w:color="E2E8F0" w:sz="1"/>
+              <w:right w:val="single" w:color="E2E8F0" w:sz="1"/>
+            </w:tcBorders>
+            <w:shd w:fill="FFFFFF" w:val="clear"/>
+            <w:tcMar>
+              <w:top w:type="dxa" w:w="80"/>
+              <w:left w:type="dxa" w:w="120"/>
+              <w:bottom w:type="dxa" w:w="80"/>
+              <w:right w:type="dxa" w:w="120"/>
+            </w:tcMar>
+          </w:tcPr>
+          <w:p>
+            <w:pPr>
+              <w:jc w:val="center"/>
+            </w:pPr>
+            <w:r>
+              <w:rPr>
+                <w:rFonts w:ascii="Arial" w:cs="Arial" w:eastAsia="Arial" w:hAnsi="Arial"/>
+                <w:b/>
+                <w:bCs/>
+                <w:color w:val="0D9488"/>
+                <w:sz w:val="20"/>
+                <w:szCs w:val="20"/>
+              </w:rPr>
+              <w:t xml:space="preserve">8</w:t>
+            </w:r>
+          </w:p>
+        </w:tc>
+        <w:tc>
+          <w:tcPr>
+            <w:tcW w:type="dxa" w:w="3200"/>
+            <w:tcBorders>
+              <w:top w:val="single" w:color="E2E8F0" w:sz="1"/>
+              <w:left w:val="single" w:color="E2E8F0" w:sz="1"/>
+              <w:bottom w:val="single" w:color="E2E8F0" w:sz="1"/>
+              <w:right w:val="single" w:color="E2E8F0" w:sz="1"/>
+            </w:tcBorders>
+            <w:shd w:fill="FFFFFF" w:val="clear"/>
+            <w:tcMar>
+              <w:top w:type="dxa" w:w="80"/>
+              <w:left w:type="dxa" w:w="120"/>
+              <w:bottom w:type="dxa" w:w="80"/>
+              <w:right w:type="dxa" w:w="120"/>
+            </w:tcMar>
+          </w:tcPr>
+          <w:p>
+            <w:r>
+              <w:rPr>
+                <w:rFonts w:ascii="Arial" w:cs="Arial" w:eastAsia="Arial" w:hAnsi="Arial"/>
+                <w:b/>
+                <w:bCs/>
+                <w:color w:val="1E293B"/>
+                <w:sz w:val="20"/>
+                <w:szCs w:val="20"/>
+              </w:rPr>
+              <w:t xml:space="preserve">Proxmox Live Status</w:t>
+            </w:r>
+          </w:p>
+        </w:tc>
+        <w:tc>
+          <w:tcPr>
+            <w:tcW w:type="dxa" w:w="2880"/>
+            <w:tcBorders>
+              <w:top w:val="single" w:color="E2E8F0" w:sz="1"/>
+              <w:left w:val="single" w:color="E2E8F0" w:sz="1"/>
+              <w:bottom w:val="single" w:color="E2E8F0" w:sz="1"/>
+              <w:right w:val="single" w:color="E2E8F0" w:sz="1"/>
+            </w:tcBorders>
+            <w:shd w:fill="FFFFFF" w:val="clear"/>
+            <w:tcMar>
+              <w:top w:type="dxa" w:w="80"/>
+              <w:left w:type="dxa" w:w="120"/>
+              <w:bottom w:type="dxa" w:w="80"/>
+              <w:right w:type="dxa" w:w="120"/>
+            </w:tcMar>
+          </w:tcPr>
+          <w:p>
+            <w:r>
+              <w:rPr>
+                <w:rFonts w:ascii="Arial" w:cs="Arial" w:eastAsia="Arial" w:hAnsi="Arial"/>
+                <w:color w:val="64748B"/>
+                <w:sz w:val="20"/>
+                <w:szCs w:val="20"/>
+              </w:rPr>
+              <w:t xml:space="preserve">Real-time VM/LXC power state badges without leaving the IP manager</w:t>
+            </w:r>
+          </w:p>
+        </w:tc>
+        <w:tc>
+          <w:tcPr>
+            <w:tcW w:type="dxa" w:w="1400"/>
+            <w:tcBorders>
+              <w:top w:val="single" w:color="E2E8F0" w:sz="1"/>
+              <w:left w:val="single" w:color="E2E8F0" w:sz="1"/>
+              <w:bottom w:val="single" w:color="E2E8F0" w:sz="1"/>
+              <w:right w:val="single" w:color="E2E8F0" w:sz="1"/>
+            </w:tcBorders>
+            <w:shd w:fill="FFFFFF" w:val="clear"/>
+            <w:tcMar>
+              <w:top w:type="dxa" w:w="80"/>
+              <w:left w:type="dxa" w:w="120"/>
+              <w:bottom w:type="dxa" w:w="80"/>
+              <w:right w:type="dxa" w:w="120"/>
+            </w:tcMar>
+          </w:tcPr>
+          <w:p>
+            <w:pPr>
+              <w:jc w:val="center"/>
+            </w:pPr>
+            <w:r>
+              <w:rPr>
+                <w:rFonts w:ascii="Arial" w:cs="Arial" w:eastAsia="Arial" w:hAnsi="Arial"/>
+                <w:color w:val="1E293B"/>
+                <w:sz w:val="20"/>
+                <w:szCs w:val="20"/>
+              </w:rPr>
+              <w:t xml:space="preserve">High</w:t>
             </w:r>
           </w:p>
         </w:tc>

--- a/IP_Manager_Roadmap.docx
+++ b/IP_Manager_Roadmap.docx
@@ -1838,6 +1838,104 @@
                 <w:sz w:val="20"/>
                 <w:szCs w:val="20"/>
               </w:rPr>
+              <w:t xml:space="preserve">Pi-hole Import (v6)</w:t>
+            </w:r>
+          </w:p>
+        </w:tc>
+        <w:tc>
+          <w:tcPr>
+            <w:tcW w:type="dxa" w:w="4560"/>
+            <w:tcBorders>
+              <w:top w:val="single" w:color="E2E8F0" w:sz="1"/>
+              <w:left w:val="single" w:color="E2E8F0" w:sz="1"/>
+              <w:bottom w:val="single" w:color="E2E8F0" w:sz="1"/>
+              <w:right w:val="single" w:color="E2E8F0" w:sz="1"/>
+            </w:tcBorders>
+            <w:shd w:fill="FFFFFF" w:val="clear"/>
+            <w:tcMar>
+              <w:top w:type="dxa" w:w="80"/>
+              <w:left w:type="dxa" w:w="120"/>
+              <w:bottom w:type="dxa" w:w="80"/>
+              <w:right w:type="dxa" w:w="120"/>
+            </w:tcMar>
+          </w:tcPr>
+          <w:p>
+            <w:r>
+              <w:rPr>
+                <w:rFonts w:ascii="Arial" w:cs="Arial" w:eastAsia="Arial" w:hAnsi="Arial"/>
+                <w:b w:val="false"/>
+                <w:bCs w:val="false"/>
+                <w:color w:val="1E293B"/>
+                <w:sz w:val="20"/>
+                <w:szCs w:val="20"/>
+              </w:rPr>
+              <w:t xml:space="preserve">One-shot import of Pi-hole v6 local DNS records via the Pi-hole v6 REST API — populates or enriches existing IP entries with hostnames already defined in Pi-hole. Proxied server-side to avoid CORS and TLS issues.</w:t>
+            </w:r>
+          </w:p>
+        </w:tc>
+        <w:tc>
+          <w:tcPr>
+            <w:tcW w:type="dxa" w:w="2000"/>
+            <w:tcBorders>
+              <w:top w:val="single" w:color="E2E8F0" w:sz="1"/>
+              <w:left w:val="single" w:color="E2E8F0" w:sz="1"/>
+              <w:bottom w:val="single" w:color="E2E8F0" w:sz="1"/>
+              <w:right w:val="single" w:color="E2E8F0" w:sz="1"/>
+            </w:tcBorders>
+            <w:shd w:fill="CCFBF1" w:val="clear"/>
+            <w:tcMar>
+              <w:top w:type="dxa" w:w="80"/>
+              <w:left w:type="dxa" w:w="120"/>
+              <w:bottom w:type="dxa" w:w="80"/>
+              <w:right w:type="dxa" w:w="120"/>
+            </w:tcMar>
+          </w:tcPr>
+          <w:p>
+            <w:pPr>
+              <w:jc w:val="center"/>
+            </w:pPr>
+            <w:r>
+              <w:rPr>
+                <w:rFonts w:ascii="Arial" w:cs="Arial" w:eastAsia="Arial" w:hAnsi="Arial"/>
+                <w:b/>
+                <w:bCs/>
+                <w:color w:val="0D9488"/>
+                <w:sz w:val="18"/>
+                <w:szCs w:val="18"/>
+              </w:rPr>
+              <w:t xml:space="preserve">HIGH</w:t>
+            </w:r>
+          </w:p>
+        </w:tc>
+      </w:tr>
+      <w:tr>
+        <w:tc>
+          <w:tcPr>
+            <w:tcW w:type="dxa" w:w="2800"/>
+            <w:tcBorders>
+              <w:top w:val="single" w:color="E2E8F0" w:sz="1"/>
+              <w:left w:val="single" w:color="E2E8F0" w:sz="1"/>
+              <w:bottom w:val="single" w:color="E2E8F0" w:sz="1"/>
+              <w:right w:val="single" w:color="E2E8F0" w:sz="1"/>
+            </w:tcBorders>
+            <w:shd w:fill="FFFFFF" w:val="clear"/>
+            <w:tcMar>
+              <w:top w:type="dxa" w:w="80"/>
+              <w:left w:type="dxa" w:w="120"/>
+              <w:bottom w:type="dxa" w:w="80"/>
+              <w:right w:type="dxa" w:w="120"/>
+            </w:tcMar>
+          </w:tcPr>
+          <w:p>
+            <w:r>
+              <w:rPr>
+                <w:rFonts w:ascii="Arial" w:cs="Arial" w:eastAsia="Arial" w:hAnsi="Arial"/>
+                <w:b/>
+                <w:bCs/>
+                <w:color w:val="1E293B"/>
+                <w:sz w:val="20"/>
+                <w:szCs w:val="20"/>
+              </w:rPr>
               <w:t xml:space="preserve">Change History / Audit ✅ Shipped v1.7</w:t>
             </w:r>
           </w:p>
@@ -3619,6 +3717,104 @@
                 <w:szCs w:val="20"/>
               </w:rPr>
               <w:t xml:space="preserve">Real-time VM and LXC power-state badges (running / stopped / paused) sourced from the Proxmox API — displayed directly on each IP card without needing to open the Proxmox UI.</w:t>
+            </w:r>
+          </w:p>
+        </w:tc>
+        <w:tc>
+          <w:tcPr>
+            <w:tcW w:type="dxa" w:w="2000"/>
+            <w:tcBorders>
+              <w:top w:val="single" w:color="E2E8F0" w:sz="1"/>
+              <w:left w:val="single" w:color="E2E8F0" w:sz="1"/>
+              <w:bottom w:val="single" w:color="E2E8F0" w:sz="1"/>
+              <w:right w:val="single" w:color="E2E8F0" w:sz="1"/>
+            </w:tcBorders>
+            <w:shd w:fill="CCFBF1" w:val="clear"/>
+            <w:tcMar>
+              <w:top w:type="dxa" w:w="80"/>
+              <w:left w:type="dxa" w:w="120"/>
+              <w:bottom w:type="dxa" w:w="80"/>
+              <w:right w:type="dxa" w:w="120"/>
+            </w:tcMar>
+          </w:tcPr>
+          <w:p>
+            <w:pPr>
+              <w:jc w:val="center"/>
+            </w:pPr>
+            <w:r>
+              <w:rPr>
+                <w:rFonts w:ascii="Arial" w:cs="Arial" w:eastAsia="Arial" w:hAnsi="Arial"/>
+                <w:b/>
+                <w:bCs/>
+                <w:color w:val="0D9488"/>
+                <w:sz w:val="18"/>
+                <w:szCs w:val="18"/>
+              </w:rPr>
+              <w:t xml:space="preserve">HIGH</w:t>
+            </w:r>
+          </w:p>
+        </w:tc>
+      </w:tr>
+      <w:tr>
+        <w:tc>
+          <w:tcPr>
+            <w:tcW w:type="dxa" w:w="2800"/>
+            <w:tcBorders>
+              <w:top w:val="single" w:color="E2E8F0" w:sz="1"/>
+              <w:left w:val="single" w:color="E2E8F0" w:sz="1"/>
+              <w:bottom w:val="single" w:color="E2E8F0" w:sz="1"/>
+              <w:right w:val="single" w:color="E2E8F0" w:sz="1"/>
+            </w:tcBorders>
+            <w:shd w:fill="FFFFFF" w:val="clear"/>
+            <w:tcMar>
+              <w:top w:type="dxa" w:w="80"/>
+              <w:left w:type="dxa" w:w="120"/>
+              <w:bottom w:type="dxa" w:w="80"/>
+              <w:right w:type="dxa" w:w="120"/>
+            </w:tcMar>
+          </w:tcPr>
+          <w:p>
+            <w:r>
+              <w:rPr>
+                <w:rFonts w:ascii="Arial" w:cs="Arial" w:eastAsia="Arial" w:hAnsi="Arial"/>
+                <w:b/>
+                <w:bCs/>
+                <w:color w:val="1E293B"/>
+                <w:sz w:val="20"/>
+                <w:szCs w:val="20"/>
+              </w:rPr>
+              <w:t xml:space="preserve">Pi-hole DNS Validation (v6)</w:t>
+            </w:r>
+          </w:p>
+        </w:tc>
+        <w:tc>
+          <w:tcPr>
+            <w:tcW w:type="dxa" w:w="4560"/>
+            <w:tcBorders>
+              <w:top w:val="single" w:color="E2E8F0" w:sz="1"/>
+              <w:left w:val="single" w:color="E2E8F0" w:sz="1"/>
+              <w:bottom w:val="single" w:color="E2E8F0" w:sz="1"/>
+              <w:right w:val="single" w:color="E2E8F0" w:sz="1"/>
+            </w:tcBorders>
+            <w:shd w:fill="FFFFFF" w:val="clear"/>
+            <w:tcMar>
+              <w:top w:type="dxa" w:w="80"/>
+              <w:left w:type="dxa" w:w="120"/>
+              <w:bottom w:type="dxa" w:w="80"/>
+              <w:right w:type="dxa" w:w="120"/>
+            </w:tcMar>
+          </w:tcPr>
+          <w:p>
+            <w:r>
+              <w:rPr>
+                <w:rFonts w:ascii="Arial" w:cs="Arial" w:eastAsia="Arial" w:hAnsi="Arial"/>
+                <w:b w:val="false"/>
+                <w:bCs w:val="false"/>
+                <w:color w:val="1E293B"/>
+                <w:sz w:val="20"/>
+                <w:szCs w:val="20"/>
+              </w:rPr>
+              <w:t xml:space="preserve">Poll the Pi-hole v6 API periodically and compare each entry’s hostname against what Pi-hole resolves. Any mismatch — e.g. the IP manager says plex.local → 192.168.0.50 but Pi-hole says 192.168.0.51 — shows an amber warning badge on the card so drift is visible at a glance.</w:t>
             </w:r>
           </w:p>
         </w:tc>

--- a/IP_Manager_Roadmap.docx
+++ b/IP_Manager_Roadmap.docx
@@ -1936,6 +1936,104 @@
                 <w:sz w:val="20"/>
                 <w:szCs w:val="20"/>
               </w:rPr>
+              <w:t xml:space="preserve">ARP Scan — One-Shot</w:t>
+            </w:r>
+          </w:p>
+        </w:tc>
+        <w:tc>
+          <w:tcPr>
+            <w:tcW w:type="dxa" w:w="4560"/>
+            <w:tcBorders>
+              <w:top w:val="single" w:color="E2E8F0" w:sz="1"/>
+              <w:left w:val="single" w:color="E2E8F0" w:sz="1"/>
+              <w:bottom w:val="single" w:color="E2E8F0" w:sz="1"/>
+              <w:right w:val="single" w:color="E2E8F0" w:sz="1"/>
+            </w:tcBorders>
+            <w:shd w:fill="FFFFFF" w:val="clear"/>
+            <w:tcMar>
+              <w:top w:type="dxa" w:w="80"/>
+              <w:left w:type="dxa" w:w="120"/>
+              <w:bottom w:type="dxa" w:w="80"/>
+              <w:right w:type="dxa" w:w="120"/>
+            </w:tcMar>
+          </w:tcPr>
+          <w:p>
+            <w:r>
+              <w:rPr>
+                <w:rFonts w:ascii="Arial" w:cs="Arial" w:eastAsia="Arial" w:hAnsi="Arial"/>
+                <w:b w:val="false"/>
+                <w:bCs w:val="false"/>
+                <w:color w:val="1E293B"/>
+                <w:sz w:val="20"/>
+                <w:szCs w:val="20"/>
+              </w:rPr>
+              <w:t xml:space="preserve">On-demand ARP scan of the configured subnet, run server-side (lightweight — one broadcast packet per IP, completes in under a second for a /24). Returns IP, MAC address, and hostname where available. Cross-references against existing entries to highlight untracked devices and unclaimed IPs for easy import.</w:t>
+            </w:r>
+          </w:p>
+        </w:tc>
+        <w:tc>
+          <w:tcPr>
+            <w:tcW w:type="dxa" w:w="2000"/>
+            <w:tcBorders>
+              <w:top w:val="single" w:color="E2E8F0" w:sz="1"/>
+              <w:left w:val="single" w:color="E2E8F0" w:sz="1"/>
+              <w:bottom w:val="single" w:color="E2E8F0" w:sz="1"/>
+              <w:right w:val="single" w:color="E2E8F0" w:sz="1"/>
+            </w:tcBorders>
+            <w:shd w:fill="CCFBF1" w:val="clear"/>
+            <w:tcMar>
+              <w:top w:type="dxa" w:w="80"/>
+              <w:left w:type="dxa" w:w="120"/>
+              <w:bottom w:type="dxa" w:w="80"/>
+              <w:right w:type="dxa" w:w="120"/>
+            </w:tcMar>
+          </w:tcPr>
+          <w:p>
+            <w:pPr>
+              <w:jc w:val="center"/>
+            </w:pPr>
+            <w:r>
+              <w:rPr>
+                <w:rFonts w:ascii="Arial" w:cs="Arial" w:eastAsia="Arial" w:hAnsi="Arial"/>
+                <w:b/>
+                <w:bCs/>
+                <w:color w:val="0D9488"/>
+                <w:sz w:val="18"/>
+                <w:szCs w:val="18"/>
+              </w:rPr>
+              <w:t xml:space="preserve">HIGH</w:t>
+            </w:r>
+          </w:p>
+        </w:tc>
+      </w:tr>
+      <w:tr>
+        <w:tc>
+          <w:tcPr>
+            <w:tcW w:type="dxa" w:w="2800"/>
+            <w:tcBorders>
+              <w:top w:val="single" w:color="E2E8F0" w:sz="1"/>
+              <w:left w:val="single" w:color="E2E8F0" w:sz="1"/>
+              <w:bottom w:val="single" w:color="E2E8F0" w:sz="1"/>
+              <w:right w:val="single" w:color="E2E8F0" w:sz="1"/>
+            </w:tcBorders>
+            <w:shd w:fill="FFFFFF" w:val="clear"/>
+            <w:tcMar>
+              <w:top w:type="dxa" w:w="80"/>
+              <w:left w:type="dxa" w:w="120"/>
+              <w:bottom w:type="dxa" w:w="80"/>
+              <w:right w:type="dxa" w:w="120"/>
+            </w:tcMar>
+          </w:tcPr>
+          <w:p>
+            <w:r>
+              <w:rPr>
+                <w:rFonts w:ascii="Arial" w:cs="Arial" w:eastAsia="Arial" w:hAnsi="Arial"/>
+                <w:b/>
+                <w:bCs/>
+                <w:color w:val="1E293B"/>
+                <w:sz w:val="20"/>
+                <w:szCs w:val="20"/>
+              </w:rPr>
               <w:t xml:space="preserve">Change History / Audit ✅ Shipped v1.7</w:t>
             </w:r>
           </w:p>
@@ -3815,6 +3913,104 @@
                 <w:szCs w:val="20"/>
               </w:rPr>
               <w:t xml:space="preserve">Poll the Pi-hole v6 API periodically and compare each entry’s hostname against what Pi-hole resolves. Any mismatch — e.g. the IP manager says plex.local → 192.168.0.50 but Pi-hole says 192.168.0.51 — shows an amber warning badge on the card so drift is visible at a glance.</w:t>
+            </w:r>
+          </w:p>
+        </w:tc>
+        <w:tc>
+          <w:tcPr>
+            <w:tcW w:type="dxa" w:w="2000"/>
+            <w:tcBorders>
+              <w:top w:val="single" w:color="E2E8F0" w:sz="1"/>
+              <w:left w:val="single" w:color="E2E8F0" w:sz="1"/>
+              <w:bottom w:val="single" w:color="E2E8F0" w:sz="1"/>
+              <w:right w:val="single" w:color="E2E8F0" w:sz="1"/>
+            </w:tcBorders>
+            <w:shd w:fill="CCFBF1" w:val="clear"/>
+            <w:tcMar>
+              <w:top w:type="dxa" w:w="80"/>
+              <w:left w:type="dxa" w:w="120"/>
+              <w:bottom w:type="dxa" w:w="80"/>
+              <w:right w:type="dxa" w:w="120"/>
+            </w:tcMar>
+          </w:tcPr>
+          <w:p>
+            <w:pPr>
+              <w:jc w:val="center"/>
+            </w:pPr>
+            <w:r>
+              <w:rPr>
+                <w:rFonts w:ascii="Arial" w:cs="Arial" w:eastAsia="Arial" w:hAnsi="Arial"/>
+                <w:b/>
+                <w:bCs/>
+                <w:color w:val="0D9488"/>
+                <w:sz w:val="18"/>
+                <w:szCs w:val="18"/>
+              </w:rPr>
+              <w:t xml:space="preserve">HIGH</w:t>
+            </w:r>
+          </w:p>
+        </w:tc>
+      </w:tr>
+      <w:tr>
+        <w:tc>
+          <w:tcPr>
+            <w:tcW w:type="dxa" w:w="2800"/>
+            <w:tcBorders>
+              <w:top w:val="single" w:color="E2E8F0" w:sz="1"/>
+              <w:left w:val="single" w:color="E2E8F0" w:sz="1"/>
+              <w:bottom w:val="single" w:color="E2E8F0" w:sz="1"/>
+              <w:right w:val="single" w:color="E2E8F0" w:sz="1"/>
+            </w:tcBorders>
+            <w:shd w:fill="FFFFFF" w:val="clear"/>
+            <w:tcMar>
+              <w:top w:type="dxa" w:w="80"/>
+              <w:left w:type="dxa" w:w="120"/>
+              <w:bottom w:type="dxa" w:w="80"/>
+              <w:right w:type="dxa" w:w="120"/>
+            </w:tcMar>
+          </w:tcPr>
+          <w:p>
+            <w:r>
+              <w:rPr>
+                <w:rFonts w:ascii="Arial" w:cs="Arial" w:eastAsia="Arial" w:hAnsi="Arial"/>
+                <w:b/>
+                <w:bCs/>
+                <w:color w:val="1E293B"/>
+                <w:sz w:val="20"/>
+                <w:szCs w:val="20"/>
+              </w:rPr>
+              <w:t xml:space="preserve">ARP Scan — Background</w:t>
+            </w:r>
+          </w:p>
+        </w:tc>
+        <w:tc>
+          <w:tcPr>
+            <w:tcW w:type="dxa" w:w="4560"/>
+            <w:tcBorders>
+              <w:top w:val="single" w:color="E2E8F0" w:sz="1"/>
+              <w:left w:val="single" w:color="E2E8F0" w:sz="1"/>
+              <w:bottom w:val="single" w:color="E2E8F0" w:sz="1"/>
+              <w:right w:val="single" w:color="E2E8F0" w:sz="1"/>
+            </w:tcBorders>
+            <w:shd w:fill="FFFFFF" w:val="clear"/>
+            <w:tcMar>
+              <w:top w:type="dxa" w:w="80"/>
+              <w:left w:type="dxa" w:w="120"/>
+              <w:bottom w:type="dxa" w:w="80"/>
+              <w:right w:type="dxa" w:w="120"/>
+            </w:tcMar>
+          </w:tcPr>
+          <w:p>
+            <w:r>
+              <w:rPr>
+                <w:rFonts w:ascii="Arial" w:cs="Arial" w:eastAsia="Arial" w:hAnsi="Arial"/>
+                <w:b w:val="false"/>
+                <w:bCs w:val="false"/>
+                <w:color w:val="1E293B"/>
+                <w:sz w:val="20"/>
+                <w:szCs w:val="20"/>
+              </w:rPr>
+              <w:t xml:space="preserve">Periodic scheduled ARP scans (rate-limited, scoped to the configured subnet) that update a “last seen” timestamp on each card and automatically surface newly appeared or disappeared devices without manual intervention.</w:t>
             </w:r>
           </w:p>
         </w:tc>

--- a/IP_Manager_Roadmap.docx
+++ b/IP_Manager_Roadmap.docx
@@ -1936,7 +1936,7 @@
                 <w:sz w:val="20"/>
                 <w:szCs w:val="20"/>
               </w:rPr>
-              <w:t xml:space="preserve">ARP Scan — One-Shot</w:t>
+              <w:t xml:space="preserve">ARP Scan — One-Shot ✅ Shipped v1.11</w:t>
             </w:r>
           </w:p>
         </w:tc>
@@ -4091,7 +4091,7 @@
           <w:sz w:val="22"/>
           <w:szCs w:val="22"/>
         </w:rPr>
-        <w:t xml:space="preserve">Tags, Sort Controls, Last Modified Date, Keyboard Shortcuts, /16 support, DHCP reservations anywhere, Clear All Data, subnet auto-normalisation, bulk selection and bulk edit, location management, free IPs in the main list, change history / audit log, multi-network / VLAN support, full backup and restore, hide-free-IPs toggle, and login authentication have all shipped (v1.4–v1.9). The iPad native app is in active development. The table below ranks the top remaining web app items by effort vs. impact.</w:t>
+        <w:t xml:space="preserve">Tags, Sort Controls, Last Modified Date, Keyboard Shortcuts, /16 support, DHCP reservations anywhere, Clear All Data, subnet auto-normalisation, bulk selection and bulk edit, location management, free IPs in the main list, change history / audit log, multi-network / VLAN support, full backup and restore, hide-free-IPs toggle, login authentication, Proxmox one-shot import, tag management, ARP network scan, and DHCP toggle have all shipped (v1.4–v1.11). The iPad native app is in active development. The table below ranks the top remaining web app items by effort vs. impact.</w:t>
       </w:r>
     </w:p>
     <w:p>

--- a/IP_Manager_Roadmap.docx
+++ b/IP_Manager_Roadmap.docx
@@ -1544,7 +1544,7 @@
                 <w:sz w:val="20"/>
                 <w:szCs w:val="20"/>
               </w:rPr>
-              <w:t xml:space="preserve">Ping / Reachability</w:t>
+              <w:t xml:space="preserve">Ping / Reachability ✅ Shipped v1.12</w:t>
             </w:r>
           </w:p>
         </w:tc>
@@ -1575,7 +1575,7 @@
                 <w:sz w:val="20"/>
                 <w:szCs w:val="20"/>
               </w:rPr>
-              <w:t xml:space="preserve">Run periodic ping sweeps (via the existing Node backend) to show which IPs are currently online with a live status indicator.</w:t>
+              <w:t xml:space="preserve">Shipped in v1.12. Coloured dot on every IP card and table row (green = online, red = offline). Server runs fping against all tracked IPs, caches results, and auto-refreshes every 60 s. Manual refresh button in header. Amber warning if fping is unavailable.</w:t>
             </w:r>
           </w:p>
         </w:tc>
@@ -1609,7 +1609,7 @@
                 <w:sz w:val="18"/>
                 <w:szCs w:val="18"/>
               </w:rPr>
-              <w:t xml:space="preserve">HIGH</w:t>
+              <w:t xml:space="preserve">SHIPPED</w:t>
             </w:r>
           </w:p>
         </w:tc>
@@ -4091,7 +4091,7 @@
           <w:sz w:val="22"/>
           <w:szCs w:val="22"/>
         </w:rPr>
-        <w:t xml:space="preserve">Tags, Sort Controls, Last Modified Date, Keyboard Shortcuts, /16 support, DHCP reservations anywhere, Clear All Data, subnet auto-normalisation, bulk selection and bulk edit, location management, free IPs in the main list, change history / audit log, multi-network / VLAN support, full backup and restore, hide-free-IPs toggle, login authentication, Proxmox one-shot import, tag management, ARP network scan, and DHCP toggle have all shipped (v1.4–v1.11). The iPad native app is in active development. The table below ranks the top remaining web app items by effort vs. impact.</w:t>
+        <w:t xml:space="preserve">Tags, Sort Controls, Last Modified Date, Keyboard Shortcuts, /16 support, DHCP reservations anywhere, Clear All Data, subnet auto-normalisation, bulk selection and bulk edit, location management, free IPs in the main list, change history / audit log, multi-network / VLAN support, full backup and restore, hide-free-IPs toggle, login authentication, Proxmox one-shot import, tag management, ARP network scan, DHCP toggle, and ping / reachability badges have all shipped (v1.4–v1.12). The iPad native app is in active development. The table below ranks the top remaining web app items by effort vs. impact.</w:t>
       </w:r>
     </w:p>
     <w:p>
@@ -4823,7 +4823,7 @@
                 <w:sz w:val="20"/>
                 <w:szCs w:val="20"/>
               </w:rPr>
-              <w:t xml:space="preserve">Ping / Reachability</w:t>
+              <w:t xml:space="preserve">Ping / Reachability ✅ Shipped v1.12</w:t>
             </w:r>
           </w:p>
         </w:tc>
@@ -4852,7 +4852,7 @@
                 <w:sz w:val="20"/>
                 <w:szCs w:val="20"/>
               </w:rPr>
-              <w:t xml:space="preserve">Adds live operational awareness with no new infrastructure</w:t>
+              <w:t xml:space="preserve">Live green/red dots on every IP, auto-poll every 60 s, manual refresh button — shipped v1.12</w:t>
             </w:r>
           </w:p>
         </w:tc>

--- a/IP_Manager_Roadmap.docx
+++ b/IP_Manager_Roadmap.docx
@@ -1047,7 +1047,7 @@
               <w:bottom w:val="single" w:color="E2E8F0" w:sz="1"/>
               <w:right w:val="single" w:color="E2E8F0" w:sz="1"/>
             </w:tcBorders>
-            <w:shd w:fill="FFFBEB" w:val="clear"/>
+            <w:shd w:fill="CCFBF1" w:val="clear"/>
             <w:tcMar>
               <w:top w:type="dxa" w:w="80"/>
               <w:left w:type="dxa" w:w="120"/>
@@ -1064,11 +1064,11 @@
                 <w:rFonts w:ascii="Arial" w:cs="Arial" w:eastAsia="Arial" w:hAnsi="Arial"/>
                 <w:b/>
                 <w:bCs/>
-                <w:color w:val="D97706"/>
+                <w:color w:val="0D9488"/>
                 <w:sz w:val="18"/>
                 <w:szCs w:val="18"/>
               </w:rPr>
-              <w:t xml:space="preserve">MED</w:t>
+              <w:t xml:space="preserve">SHIPPED</w:t>
             </w:r>
           </w:p>
         </w:tc>
@@ -1838,7 +1838,7 @@
                 <w:sz w:val="20"/>
                 <w:szCs w:val="20"/>
               </w:rPr>
-              <w:t xml:space="preserve">Pi-hole Import (v6)</w:t>
+              <w:t xml:space="preserve">DNS Reverse Lookup ✅ Shipped v1.14</w:t>
             </w:r>
           </w:p>
         </w:tc>
@@ -1869,7 +1869,7 @@
                 <w:sz w:val="20"/>
                 <w:szCs w:val="20"/>
               </w:rPr>
-              <w:t xml:space="preserve">One-shot import of Pi-hole v6 local DNS records via the Pi-hole v6 REST API — populates or enriches existing IP entries with hostnames already defined in Pi-hole. Proxied server-side to avoid CORS and TLS issues.</w:t>
+              <w:t xml:space="preserve">Shipped in v1.14. Reverse PTR lookup for every tracked IP using Node’s built-in dns.Resolver — no extra packages required. Configurable DNS server (blank = system default). Smart display: suppresses duplicates when PTR matches stored hostname; shows grey fill-in when no hostname stored; shows amber ⚠ DNS: warning on mismatch. Auto-refresh every 24 h; manual DNS button in header.</w:t>
             </w:r>
           </w:p>
         </w:tc>
@@ -2078,7 +2078,7 @@
               <w:bottom w:val="single" w:color="E2E8F0" w:sz="1"/>
               <w:right w:val="single" w:color="E2E8F0" w:sz="1"/>
             </w:tcBorders>
-            <w:shd w:fill="FFFBEB" w:val="clear"/>
+            <w:shd w:fill="CCFBF1" w:val="clear"/>
             <w:tcMar>
               <w:top w:type="dxa" w:w="80"/>
               <w:left w:type="dxa" w:w="120"/>
@@ -2095,11 +2095,11 @@
                 <w:rFonts w:ascii="Arial" w:cs="Arial" w:eastAsia="Arial" w:hAnsi="Arial"/>
                 <w:b/>
                 <w:bCs/>
-                <w:color w:val="D97706"/>
+                <w:color w:val="0D9488"/>
                 <w:sz w:val="18"/>
                 <w:szCs w:val="18"/>
               </w:rPr>
-              <w:t xml:space="preserve">MED</w:t>
+              <w:t xml:space="preserve">SHIPPED</w:t>
             </w:r>
           </w:p>
         </w:tc>
@@ -2176,7 +2176,7 @@
               <w:bottom w:val="single" w:color="E2E8F0" w:sz="1"/>
               <w:right w:val="single" w:color="E2E8F0" w:sz="1"/>
             </w:tcBorders>
-            <w:shd w:fill="FFFBEB" w:val="clear"/>
+            <w:shd w:fill="CCFBF1" w:val="clear"/>
             <w:tcMar>
               <w:top w:type="dxa" w:w="80"/>
               <w:left w:type="dxa" w:w="120"/>
@@ -2193,11 +2193,11 @@
                 <w:rFonts w:ascii="Arial" w:cs="Arial" w:eastAsia="Arial" w:hAnsi="Arial"/>
                 <w:b/>
                 <w:bCs/>
-                <w:color w:val="D97706"/>
+                <w:color w:val="0D9488"/>
                 <w:sz w:val="18"/>
                 <w:szCs w:val="18"/>
               </w:rPr>
-              <w:t xml:space="preserve">MED</w:t>
+              <w:t xml:space="preserve">SHIPPED</w:t>
             </w:r>
           </w:p>
         </w:tc>
@@ -2230,7 +2230,7 @@
                 <w:sz w:val="20"/>
                 <w:szCs w:val="20"/>
               </w:rPr>
-              <w:t xml:space="preserve">DNS Validation</w:t>
+              <w:t xml:space="preserve">DNS Mismatch Detection ✅ Shipped v1.14</w:t>
             </w:r>
           </w:p>
         </w:tc>
@@ -2261,7 +2261,7 @@
                 <w:sz w:val="20"/>
                 <w:szCs w:val="20"/>
               </w:rPr>
-              <w:t xml:space="preserve">Attempt to resolve the hostname for each entry and flag mismatches between the stored IP and the resolved address.</w:t>
+              <w:t xml:space="preserve">Shipped in v1.14 as part of DNS Reverse Lookup. PTR results are compared against stored hostnames — mismatches shown as amber ⚠ DNS: warning badges on cards and table rows. Matches are silently suppressed to avoid duplication.</w:t>
             </w:r>
           </w:p>
         </w:tc>
@@ -2274,7 +2274,7 @@
               <w:bottom w:val="single" w:color="E2E8F0" w:sz="1"/>
               <w:right w:val="single" w:color="E2E8F0" w:sz="1"/>
             </w:tcBorders>
-            <w:shd w:fill="FFFBEB" w:val="clear"/>
+            <w:shd w:fill="CCFBF1" w:val="clear"/>
             <w:tcMar>
               <w:top w:type="dxa" w:w="80"/>
               <w:left w:type="dxa" w:w="120"/>
@@ -2291,11 +2291,11 @@
                 <w:rFonts w:ascii="Arial" w:cs="Arial" w:eastAsia="Arial" w:hAnsi="Arial"/>
                 <w:b/>
                 <w:bCs/>
-                <w:color w:val="D97706"/>
+                <w:color w:val="0D9488"/>
                 <w:sz w:val="18"/>
                 <w:szCs w:val="18"/>
               </w:rPr>
-              <w:t xml:space="preserve">MED</w:t>
+              <w:t xml:space="preserve">SHIPPED</w:t>
             </w:r>
           </w:p>
         </w:tc>
@@ -3337,7 +3337,7 @@
               <w:bottom w:val="single" w:color="E2E8F0" w:sz="1"/>
               <w:right w:val="single" w:color="E2E8F0" w:sz="1"/>
             </w:tcBorders>
-            <w:shd w:fill="FFFBEB" w:val="clear"/>
+            <w:shd w:fill="CCFBF1" w:val="clear"/>
             <w:tcMar>
               <w:top w:type="dxa" w:w="80"/>
               <w:left w:type="dxa" w:w="120"/>
@@ -3354,11 +3354,11 @@
                 <w:rFonts w:ascii="Arial" w:cs="Arial" w:eastAsia="Arial" w:hAnsi="Arial"/>
                 <w:b/>
                 <w:bCs/>
-                <w:color w:val="D97706"/>
+                <w:color w:val="0D9488"/>
                 <w:sz w:val="18"/>
                 <w:szCs w:val="18"/>
               </w:rPr>
-              <w:t xml:space="preserve">MED</w:t>
+              <w:t xml:space="preserve">SHIPPED</w:t>
             </w:r>
           </w:p>
         </w:tc>
@@ -3435,7 +3435,7 @@
               <w:bottom w:val="single" w:color="E2E8F0" w:sz="1"/>
               <w:right w:val="single" w:color="E2E8F0" w:sz="1"/>
             </w:tcBorders>
-            <w:shd w:fill="FFFBEB" w:val="clear"/>
+            <w:shd w:fill="CCFBF1" w:val="clear"/>
             <w:tcMar>
               <w:top w:type="dxa" w:w="80"/>
               <w:left w:type="dxa" w:w="120"/>
@@ -3452,11 +3452,11 @@
                 <w:rFonts w:ascii="Arial" w:cs="Arial" w:eastAsia="Arial" w:hAnsi="Arial"/>
                 <w:b/>
                 <w:bCs/>
-                <w:color w:val="D97706"/>
+                <w:color w:val="0D9488"/>
                 <w:sz w:val="18"/>
                 <w:szCs w:val="18"/>
               </w:rPr>
-              <w:t xml:space="preserve">MED</w:t>
+              <w:t xml:space="preserve">SHIPPED</w:t>
             </w:r>
           </w:p>
         </w:tc>
@@ -3533,7 +3533,7 @@
               <w:bottom w:val="single" w:color="E2E8F0" w:sz="1"/>
               <w:right w:val="single" w:color="E2E8F0" w:sz="1"/>
             </w:tcBorders>
-            <w:shd w:fill="FFFBEB" w:val="clear"/>
+            <w:shd w:fill="CCFBF1" w:val="clear"/>
             <w:tcMar>
               <w:top w:type="dxa" w:w="80"/>
               <w:left w:type="dxa" w:w="120"/>
@@ -3550,11 +3550,11 @@
                 <w:rFonts w:ascii="Arial" w:cs="Arial" w:eastAsia="Arial" w:hAnsi="Arial"/>
                 <w:b/>
                 <w:bCs/>
-                <w:color w:val="D97706"/>
+                <w:color w:val="0D9488"/>
                 <w:sz w:val="18"/>
                 <w:szCs w:val="18"/>
               </w:rPr>
-              <w:t xml:space="preserve">MED</w:t>
+              <w:t xml:space="preserve">SHIPPED</w:t>
             </w:r>
           </w:p>
         </w:tc>
@@ -3631,7 +3631,7 @@
               <w:bottom w:val="single" w:color="E2E8F0" w:sz="1"/>
               <w:right w:val="single" w:color="E2E8F0" w:sz="1"/>
             </w:tcBorders>
-            <w:shd w:fill="FFFBEB" w:val="clear"/>
+            <w:shd w:fill="CCFBF1" w:val="clear"/>
             <w:tcMar>
               <w:top w:type="dxa" w:w="80"/>
               <w:left w:type="dxa" w:w="120"/>
@@ -3648,11 +3648,11 @@
                 <w:rFonts w:ascii="Arial" w:cs="Arial" w:eastAsia="Arial" w:hAnsi="Arial"/>
                 <w:b/>
                 <w:bCs/>
-                <w:color w:val="D97706"/>
+                <w:color w:val="0D9488"/>
                 <w:sz w:val="18"/>
                 <w:szCs w:val="18"/>
               </w:rPr>
-              <w:t xml:space="preserve">MED</w:t>
+              <w:t xml:space="preserve">SHIPPED</w:t>
             </w:r>
           </w:p>
         </w:tc>
@@ -3729,7 +3729,7 @@
               <w:bottom w:val="single" w:color="E2E8F0" w:sz="1"/>
               <w:right w:val="single" w:color="E2E8F0" w:sz="1"/>
             </w:tcBorders>
-            <w:shd w:fill="FFFBEB" w:val="clear"/>
+            <w:shd w:fill="CCFBF1" w:val="clear"/>
             <w:tcMar>
               <w:top w:type="dxa" w:w="80"/>
               <w:left w:type="dxa" w:w="120"/>
@@ -3746,11 +3746,11 @@
                 <w:rFonts w:ascii="Arial" w:cs="Arial" w:eastAsia="Arial" w:hAnsi="Arial"/>
                 <w:b/>
                 <w:bCs/>
-                <w:color w:val="D97706"/>
+                <w:color w:val="0D9488"/>
                 <w:sz w:val="18"/>
                 <w:szCs w:val="18"/>
               </w:rPr>
-              <w:t xml:space="preserve">MED</w:t>
+              <w:t xml:space="preserve">SHIPPED</w:t>
             </w:r>
           </w:p>
         </w:tc>
@@ -3881,7 +3881,7 @@
                 <w:sz w:val="20"/>
                 <w:szCs w:val="20"/>
               </w:rPr>
-              <w:t xml:space="preserve">Pi-hole DNS Validation (v6)</w:t>
+              <w:t xml:space="preserve">DNS Mismatch Detection ✅ Shipped v1.14</w:t>
             </w:r>
           </w:p>
         </w:tc>
@@ -3912,7 +3912,7 @@
                 <w:sz w:val="20"/>
                 <w:szCs w:val="20"/>
               </w:rPr>
-              <w:t xml:space="preserve">Poll the Pi-hole v6 API periodically and compare each entry’s hostname against what Pi-hole resolves. Any mismatch — e.g. the IP manager says plex.local → 192.168.0.50 but Pi-hole says 192.168.0.51 — shows an amber warning badge on the card so drift is visible at a glance.</w:t>
+              <w:t xml:space="preserve">Shipped ahead of schedule in v1.14 (Phase 2). Uses standard reverse DNS PTR lookups against any configured DNS server rather than requiring Pi-hole specifically — works with any resolver including Pi-hole, Unbound, or a home router.</w:t>
             </w:r>
           </w:p>
         </w:tc>

--- a/IP_Manager_Roadmap.docx
+++ b/IP_Manager_Roadmap.docx
@@ -855,7 +855,7 @@
           <w:sz w:val="22"/>
           <w:szCs w:val="22"/>
         </w:rPr>
-        <w:t xml:space="preserve">Tags, Sort Controls, Last Modified Date, Keyboard Shortcuts, Bulk Operations, Location Management, Free IPs in main list, Change History, Multi-Network/VLAN support, Backup &amp; Restore, Hide-Free-IPs toggle, Login Authentication (v1.9), and Proxmox one-shot import (v1.10) all shipped in v1.4–v1.10. The only remaining Phase 1 item is PWA/Offline Support.</w:t>
+        <w:t xml:space="preserve">Tags, Sort Controls, Last Modified Date, Keyboard Shortcuts, Bulk Operations, Location Management, Free IPs in main list, Change History, Multi-Network/VLAN support, Backup &amp; Restore, Hide-Free-IPs toggle, Login Authentication (v1.9), Proxmox one-shot import (v1.10), ARP Scan and DHCP toggle (v1.11) all shipped in v1.4–v1.11. Phase 1 is now complete.</w:t>
       </w:r>
     </w:p>
     <w:p>
@@ -975,104 +975,6 @@
           </w:p>
         </w:tc>
       </w:tr>
-      <w:tr>
-        <w:tc>
-          <w:tcPr>
-            <w:tcW w:type="dxa" w:w="2800"/>
-            <w:tcBorders>
-              <w:top w:val="single" w:color="E2E8F0" w:sz="1"/>
-              <w:left w:val="single" w:color="E2E8F0" w:sz="1"/>
-              <w:bottom w:val="single" w:color="E2E8F0" w:sz="1"/>
-              <w:right w:val="single" w:color="E2E8F0" w:sz="1"/>
-            </w:tcBorders>
-            <w:shd w:fill="FFFFFF" w:val="clear"/>
-            <w:tcMar>
-              <w:top w:type="dxa" w:w="80"/>
-              <w:left w:type="dxa" w:w="120"/>
-              <w:bottom w:type="dxa" w:w="80"/>
-              <w:right w:type="dxa" w:w="120"/>
-            </w:tcMar>
-          </w:tcPr>
-          <w:p>
-            <w:r>
-              <w:rPr>
-                <w:rFonts w:ascii="Arial" w:cs="Arial" w:eastAsia="Arial" w:hAnsi="Arial"/>
-                <w:b/>
-                <w:bCs/>
-                <w:color w:val="1E293B"/>
-                <w:sz w:val="20"/>
-                <w:szCs w:val="20"/>
-              </w:rPr>
-              <w:t xml:space="preserve">PWA / Offline Support</w:t>
-            </w:r>
-          </w:p>
-        </w:tc>
-        <w:tc>
-          <w:tcPr>
-            <w:tcW w:type="dxa" w:w="4560"/>
-            <w:tcBorders>
-              <w:top w:val="single" w:color="E2E8F0" w:sz="1"/>
-              <w:left w:val="single" w:color="E2E8F0" w:sz="1"/>
-              <w:bottom w:val="single" w:color="E2E8F0" w:sz="1"/>
-              <w:right w:val="single" w:color="E2E8F0" w:sz="1"/>
-            </w:tcBorders>
-            <w:shd w:fill="FFFFFF" w:val="clear"/>
-            <w:tcMar>
-              <w:top w:type="dxa" w:w="80"/>
-              <w:left w:type="dxa" w:w="120"/>
-              <w:bottom w:type="dxa" w:w="80"/>
-              <w:right w:type="dxa" w:w="120"/>
-            </w:tcMar>
-          </w:tcPr>
-          <w:p>
-            <w:r>
-              <w:rPr>
-                <w:rFonts w:ascii="Arial" w:cs="Arial" w:eastAsia="Arial" w:hAnsi="Arial"/>
-                <w:b w:val="false"/>
-                <w:bCs w:val="false"/>
-                <w:color w:val="1E293B"/>
-                <w:sz w:val="20"/>
-                <w:szCs w:val="20"/>
-              </w:rPr>
-              <w:t xml:space="preserve">Add a service worker so the app works offline and can be installed to the home screen like a native app.</w:t>
-            </w:r>
-          </w:p>
-        </w:tc>
-        <w:tc>
-          <w:tcPr>
-            <w:tcW w:type="dxa" w:w="2000"/>
-            <w:tcBorders>
-              <w:top w:val="single" w:color="E2E8F0" w:sz="1"/>
-              <w:left w:val="single" w:color="E2E8F0" w:sz="1"/>
-              <w:bottom w:val="single" w:color="E2E8F0" w:sz="1"/>
-              <w:right w:val="single" w:color="E2E8F0" w:sz="1"/>
-            </w:tcBorders>
-            <w:shd w:fill="CCFBF1" w:val="clear"/>
-            <w:tcMar>
-              <w:top w:type="dxa" w:w="80"/>
-              <w:left w:type="dxa" w:w="120"/>
-              <w:bottom w:type="dxa" w:w="80"/>
-              <w:right w:type="dxa" w:w="120"/>
-            </w:tcMar>
-          </w:tcPr>
-          <w:p>
-            <w:pPr>
-              <w:jc w:val="center"/>
-            </w:pPr>
-            <w:r>
-              <w:rPr>
-                <w:rFonts w:ascii="Arial" w:cs="Arial" w:eastAsia="Arial" w:hAnsi="Arial"/>
-                <w:b/>
-                <w:bCs/>
-                <w:color w:val="0D9488"/>
-                <w:sz w:val="18"/>
-                <w:szCs w:val="18"/>
-              </w:rPr>
-              <w:t xml:space="preserve">SHIPPED</w:t>
-            </w:r>
-          </w:p>
-        </w:tc>
-      </w:tr>
     </w:tbl>
     <w:p>
       <w:pPr>
@@ -4045,6 +3947,104 @@
                 <w:szCs w:val="18"/>
               </w:rPr>
               <w:t xml:space="preserve">HIGH</w:t>
+            </w:r>
+          </w:p>
+        </w:tc>
+      </w:tr>
+      <w:tr>
+        <w:tc>
+          <w:tcPr>
+            <w:tcW w:type="dxa" w:w="2800"/>
+            <w:tcBorders>
+              <w:top w:val="single" w:color="E2E8F0" w:sz="1"/>
+              <w:left w:val="single" w:color="E2E8F0" w:sz="1"/>
+              <w:bottom w:val="single" w:color="E2E8F0" w:sz="1"/>
+              <w:right w:val="single" w:color="E2E8F0" w:sz="1"/>
+            </w:tcBorders>
+            <w:shd w:fill="FFFFFF" w:val="clear"/>
+            <w:tcMar>
+              <w:top w:type="dxa" w:w="80"/>
+              <w:left w:type="dxa" w:w="120"/>
+              <w:bottom w:type="dxa" w:w="80"/>
+              <w:right w:type="dxa" w:w="120"/>
+            </w:tcMar>
+          </w:tcPr>
+          <w:p>
+            <w:r>
+              <w:rPr>
+                <w:rFonts w:ascii="Arial" w:cs="Arial" w:eastAsia="Arial" w:hAnsi="Arial"/>
+                <w:b/>
+                <w:bCs/>
+                <w:color w:val="1E293B"/>
+                <w:sz w:val="20"/>
+                <w:szCs w:val="20"/>
+              </w:rPr>
+              <w:t xml:space="preserve">iOS Native App</w:t>
+            </w:r>
+          </w:p>
+        </w:tc>
+        <w:tc>
+          <w:tcPr>
+            <w:tcW w:type="dxa" w:w="4560"/>
+            <w:tcBorders>
+              <w:top w:val="single" w:color="E2E8F0" w:sz="1"/>
+              <w:left w:val="single" w:color="E2E8F0" w:sz="1"/>
+              <w:bottom w:val="single" w:color="E2E8F0" w:sz="1"/>
+              <w:right w:val="single" w:color="E2E8F0" w:sz="1"/>
+            </w:tcBorders>
+            <w:shd w:fill="FFFFFF" w:val="clear"/>
+            <w:tcMar>
+              <w:top w:type="dxa" w:w="80"/>
+              <w:left w:type="dxa" w:w="120"/>
+              <w:bottom w:type="dxa" w:w="80"/>
+              <w:right w:type="dxa" w:w="120"/>
+            </w:tcMar>
+          </w:tcPr>
+          <w:p>
+            <w:r>
+              <w:rPr>
+                <w:rFonts w:ascii="Arial" w:cs="Arial" w:eastAsia="Arial" w:hAnsi="Arial"/>
+                <w:b w:val="false"/>
+                <w:bCs w:val="false"/>
+                <w:color w:val="1E293B"/>
+                <w:sz w:val="20"/>
+                <w:szCs w:val="20"/>
+              </w:rPr>
+              <w:t xml:space="preserve">Native iPhone and iPad app for at-a-glance network status, quick IP lookups, and one-tap device access — no browser required.</w:t>
+            </w:r>
+          </w:p>
+        </w:tc>
+        <w:tc>
+          <w:tcPr>
+            <w:tcW w:type="dxa" w:w="2000"/>
+            <w:tcBorders>
+              <w:top w:val="single" w:color="E2E8F0" w:sz="1"/>
+              <w:left w:val="single" w:color="E2E8F0" w:sz="1"/>
+              <w:bottom w:val="single" w:color="E2E8F0" w:sz="1"/>
+              <w:right w:val="single" w:color="E2E8F0" w:sz="1"/>
+            </w:tcBorders>
+            <w:shd w:fill="E0F2FE" w:val="clear"/>
+            <w:tcMar>
+              <w:top w:type="dxa" w:w="80"/>
+              <w:left w:type="dxa" w:w="120"/>
+              <w:bottom w:type="dxa" w:w="80"/>
+              <w:right w:type="dxa" w:w="120"/>
+            </w:tcMar>
+          </w:tcPr>
+          <w:p>
+            <w:pPr>
+              <w:jc w:val="center"/>
+            </w:pPr>
+            <w:r>
+              <w:rPr>
+                <w:rFonts w:ascii="Arial" w:cs="Arial" w:eastAsia="Arial" w:hAnsi="Arial"/>
+                <w:b/>
+                <w:bCs/>
+                <w:color w:val="0369A1"/>
+                <w:sz w:val="18"/>
+                <w:szCs w:val="18"/>
+              </w:rPr>
+              <w:t xml:space="preserve">FUTURE</w:t>
             </w:r>
           </w:p>
         </w:tc>
@@ -4985,7 +4985,7 @@
                 <w:sz w:val="20"/>
                 <w:szCs w:val="20"/>
               </w:rPr>
-              <w:t xml:space="preserve">PWA / Offline Support</w:t>
+              <w:t xml:space="preserve">iOS Native App</w:t>
             </w:r>
           </w:p>
         </w:tc>
@@ -5014,7 +5014,7 @@
                 <w:sz w:val="20"/>
                 <w:szCs w:val="20"/>
               </w:rPr>
-              <w:t xml:space="preserve">Install to home screen; works without network access</w:t>
+              <w:t xml:space="preserve">Native iPhone/iPad app for network status and IP lookups on the go</w:t>
             </w:r>
           </w:p>
         </w:tc>
@@ -5046,7 +5046,7 @@
                 <w:sz w:val="20"/>
                 <w:szCs w:val="20"/>
               </w:rPr>
-              <w:t xml:space="preserve">Med</w:t>
+              <w:t xml:space="preserve">Low</w:t>
             </w:r>
           </w:p>
         </w:tc>
@@ -5074,13 +5074,11 @@
             <w:r>
               <w:rPr>
                 <w:rFonts w:ascii="Arial" w:cs="Arial" w:eastAsia="Arial" w:hAnsi="Arial"/>
-                <w:b/>
-                <w:bCs/>
-                <w:color w:val="0D9488"/>
-                <w:sz w:val="20"/>
-                <w:szCs w:val="20"/>
-              </w:rPr>
-              <w:t xml:space="preserve">High</w:t>
+                <w:color w:val="1E293B"/>
+                <w:sz w:val="20"/>
+                <w:szCs w:val="20"/>
+              </w:rPr>
+              <w:t xml:space="preserve">Med</w:t>
             </w:r>
           </w:p>
         </w:tc>

--- a/IP_Manager_Roadmap.docx
+++ b/IP_Manager_Roadmap.docx
@@ -1544,7 +1544,7 @@
                 <w:sz w:val="20"/>
                 <w:szCs w:val="20"/>
               </w:rPr>
-              <w:t xml:space="preserve">Proxmox Scheduled Sync ✅ Phase 1 shipped v1.10</w:t>
+              <w:t xml:space="preserve">Proxmox Scheduled Sync ✅ Shipped v1.15</w:t>
             </w:r>
           </w:p>
         </w:tc>
@@ -1575,7 +1575,7 @@
                 <w:sz w:val="20"/>
                 <w:szCs w:val="20"/>
               </w:rPr>
-              <w:t xml:space="preserve">Phase 1 (one-shot import) shipped in v1.10 — click the Proxmox button to discover all VMs and LXCs and import them instantly. Phase 2 adds a scheduled sync that automatically re-discovers and updates Proxmox entries on a configurable interval.</w:t>
+              <w:t xml:space="preserve">One-shot import shipped in v1.10. Scheduled background sync shipped in v1.15 — re-queries Proxmox on a configurable interval, detects HA failovers (VM/LXC migrated to a different node), and updates affected entries with a full change history trail.</w:t>
             </w:r>
           </w:p>
         </w:tc>
@@ -1609,7 +1609,7 @@
                 <w:sz w:val="18"/>
                 <w:szCs w:val="18"/>
               </w:rPr>
-              <w:t xml:space="preserve">HIGH</w:t>
+              <w:t xml:space="preserve">SHIPPED</w:t>
             </w:r>
           </w:p>
         </w:tc>

--- a/IP_Manager_Roadmap.docx
+++ b/IP_Manager_Roadmap.docx
@@ -1250,7 +1250,7 @@
                 <w:sz w:val="20"/>
                 <w:szCs w:val="20"/>
               </w:rPr>
-              <w:t xml:space="preserve">Multiple IPs per Host</w:t>
+              <w:t xml:space="preserve">Multiple IPs per Host ✅ Shipped v1.16</w:t>
             </w:r>
           </w:p>
         </w:tc>
@@ -1281,7 +1281,7 @@
                 <w:sz w:val="20"/>
                 <w:szCs w:val="20"/>
               </w:rPr>
-              <w:t xml:space="preserve">Allow a single host/VM to have more than one IP address — e.g. a server on two VLANs, a VM with a management NIC and a data NIC, or a container with both a static and a DHCP lease. Prerequisite for VLAN support done properly.</w:t>
+              <w:t xml:space="preserve">Shipped in v1.16 (Option A — hostId grouping). Open the Edit modal for any entry to link secondary IPs to it. Primary cards show linked IPs as blue chips; secondary cards show a → Primary label. Proxmox import auto-groups multi-NIC VMs and LXCs. The hostId data model is additive — existing data is unaffected; clean upgrade path to a richer model later.</w:t>
             </w:r>
           </w:p>
         </w:tc>
@@ -1315,7 +1315,7 @@
                 <w:sz w:val="18"/>
                 <w:szCs w:val="18"/>
               </w:rPr>
-              <w:t xml:space="preserve">HIGH</w:t>
+              <w:t xml:space="preserve">SHIPPED</w:t>
             </w:r>
           </w:p>
         </w:tc>
@@ -4091,7 +4091,7 @@
           <w:sz w:val="22"/>
           <w:szCs w:val="22"/>
         </w:rPr>
-        <w:t xml:space="preserve">Tags, Sort Controls, Last Modified Date, Keyboard Shortcuts, /16 support, DHCP reservations anywhere, Clear All Data, subnet auto-normalisation, bulk selection and bulk edit, location management, free IPs in the main list, change history / audit log, multi-network / VLAN support, full backup and restore, hide-free-IPs toggle, login authentication, Proxmox one-shot import, tag management, ARP network scan, DHCP toggle, and ping / reachability badges have all shipped (v1.4–v1.12). The iPad native app is in active development. The table below ranks the top remaining web app items by effort vs. impact.</w:t>
+        <w:t xml:space="preserve">Tags, Sort Controls, Last Modified Date, Keyboard Shortcuts, /16 support, DHCP reservations anywhere, Clear All Data, subnet auto-normalisation, bulk selection and bulk edit, location management, free IPs in the main list, change history / audit log, multi-network / VLAN support, full backup and restore, hide-free-IPs toggle, login authentication, Proxmox one-shot import, tag management, ARP network scan, DHCP toggle, ping / reachability badges, Help &amp; Reference modal, DNS reverse lookup, Proxmox scheduled sync, and multiple IPs per host have all shipped (v1.4–v1.16). The table below ranks the top remaining web app items by effort vs. impact.</w:t>
       </w:r>
     </w:p>
     <w:p>
@@ -4499,7 +4499,7 @@
                 <w:sz w:val="20"/>
                 <w:szCs w:val="20"/>
               </w:rPr>
-              <w:t xml:space="preserve">Multiple IPs per Host</w:t>
+              <w:t xml:space="preserve">Multiple IPs per Host ✅ Shipped v1.16</w:t>
             </w:r>
           </w:p>
         </w:tc>
